--- a/downloads/workbook/ai-4-week-33.docx
+++ b/downloads/workbook/ai-4-week-33.docx
@@ -1292,6 +1292,178 @@
         <w:t>Project connection: For your Responsible Plant Classifier, save the input, procedure, observed result and limitation of this check. Label this worked example as practice; use a different, previously unreviewed case when checking independent understanding.</w:t>
       </w:r>
     </w:p>
+    <w:p>
+      <w:pPr>
+        <w:pStyle w:val="Heading1"/>
+      </w:pPr>
+      <w:r>
+        <w:t>19. Project portfolio milestone</w:t>
+      </w:r>
+    </w:p>
+    <w:p>
+      <w:r>
+        <w:t>Project: Responsible Plant Classifier</w:t>
+      </w:r>
+    </w:p>
+    <w:p>
+      <w:r>
+        <w:t>Current milestone: Present and defend. Demonstrate the system, explain one failure and justify the next improvement with evidence.</w:t>
+      </w:r>
+    </w:p>
+    <w:p>
+      <w:r>
+        <w:t>For your Responsible Plant Classifier, save the input, procedure, observed result and limitation of this check. Label this worked example as practice; use a different, previously unreviewed case when checking independent understanding.</w:t>
+      </w:r>
+    </w:p>
+    <w:tbl>
+      <w:tblPr>
+        <w:tblStyle w:val="LightShading-Accent1"/>
+        <w:tblW w:type="auto" w:w="0"/>
+        <w:tblLook w:firstColumn="1" w:firstRow="1" w:lastColumn="0" w:lastRow="0" w:noHBand="0" w:noVBand="1" w:val="04A0"/>
+      </w:tblPr>
+      <w:tblGrid>
+        <w:gridCol w:w="5112"/>
+        <w:gridCol w:w="5112"/>
+      </w:tblGrid>
+      <w:tr>
+        <w:trPr>
+          <w:tblHeader/>
+        </w:trPr>
+        <w:tc>
+          <w:tcPr>
+            <w:tcW w:type="dxa" w:w="5112"/>
+          </w:tcPr>
+          <w:p>
+            <w:r>
+              <w:t>Evidence to keep</w:t>
+            </w:r>
+          </w:p>
+        </w:tc>
+        <w:tc>
+          <w:tcPr>
+            <w:tcW w:type="dxa" w:w="5112"/>
+          </w:tcPr>
+          <w:p>
+            <w:r>
+              <w:t>My record</w:t>
+            </w:r>
+          </w:p>
+        </w:tc>
+      </w:tr>
+      <w:tr>
+        <w:tc>
+          <w:tcPr>
+            <w:tcW w:type="dxa" w:w="5112"/>
+          </w:tcPr>
+          <w:p>
+            <w:r>
+              <w:t>This week’s input and deciding step</w:t>
+            </w:r>
+          </w:p>
+        </w:tc>
+        <w:tc>
+          <w:tcPr>
+            <w:tcW w:type="dxa" w:w="5112"/>
+          </w:tcPr>
+          <w:p>
+            <w:r/>
+          </w:p>
+        </w:tc>
+      </w:tr>
+      <w:tr>
+        <w:tc>
+          <w:tcPr>
+            <w:tcW w:type="dxa" w:w="5112"/>
+          </w:tcPr>
+          <w:p>
+            <w:r>
+              <w:t>Prediction and actual result (or labelled paper trace)</w:t>
+            </w:r>
+          </w:p>
+        </w:tc>
+        <w:tc>
+          <w:tcPr>
+            <w:tcW w:type="dxa" w:w="5112"/>
+          </w:tcPr>
+          <w:p>
+            <w:r/>
+          </w:p>
+        </w:tc>
+      </w:tr>
+      <w:tr>
+        <w:tc>
+          <w:tcPr>
+            <w:tcW w:type="dxa" w:w="5112"/>
+          </w:tcPr>
+          <w:p>
+            <w:r>
+              <w:t>One change since the previous checkpoint and why</w:t>
+            </w:r>
+          </w:p>
+        </w:tc>
+        <w:tc>
+          <w:tcPr>
+            <w:tcW w:type="dxa" w:w="5112"/>
+          </w:tcPr>
+          <w:p>
+            <w:r/>
+          </w:p>
+        </w:tc>
+      </w:tr>
+      <w:tr>
+        <w:tc>
+          <w:tcPr>
+            <w:tcW w:type="dxa" w:w="5112"/>
+          </w:tcPr>
+          <w:p>
+            <w:r>
+              <w:t>One error or limit and the next test</w:t>
+            </w:r>
+          </w:p>
+        </w:tc>
+        <w:tc>
+          <w:tcPr>
+            <w:tcW w:type="dxa" w:w="5112"/>
+          </w:tcPr>
+          <w:p>
+            <w:r/>
+          </w:p>
+        </w:tc>
+      </w:tr>
+    </w:tbl>
+    <w:p>
+      <w:pPr>
+        <w:pStyle w:val="Heading3"/>
+      </w:pPr>
+      <w:r>
+        <w:t>Explain what this week adds to your project. Reuse last week’s record rather than starting again.</w:t>
+      </w:r>
+    </w:p>
+    <w:p>
+      <w:r>
+        <w:t>________________________________________________________________</w:t>
+      </w:r>
+    </w:p>
+    <w:p>
+      <w:r>
+        <w:t>________________________________________________________________</w:t>
+      </w:r>
+    </w:p>
+    <w:p>
+      <w:r>
+        <w:t>________________________________________________________________</w:t>
+      </w:r>
+    </w:p>
+    <w:p>
+      <w:r>
+        <w:t>________________________________________________________________</w:t>
+      </w:r>
+    </w:p>
+    <w:p>
+      <w:r>
+        <w:t>________________________________________________________________</w:t>
+      </w:r>
+    </w:p>
     <w:sectPr>
       <w:pgSz w:w="12240" w:h="15840"/>
       <w:pgMar w:top="936" w:right="1008" w:bottom="936" w:left="1008" w:header="720" w:footer="720" w:gutter="0"/>

--- a/downloads/workbook/ai-4-week-33.docx
+++ b/downloads/workbook/ai-4-week-33.docx
@@ -1464,6 +1464,235 @@
         <w:t>________________________________________________________________</w:t>
       </w:r>
     </w:p>
+    <w:p>
+      <w:pPr>
+        <w:pStyle w:val="Heading1"/>
+      </w:pPr>
+      <w:r>
+        <w:t>20. Supported practice and learning evidence</w:t>
+      </w:r>
+    </w:p>
+    <w:p>
+      <w:r>
+        <w:t>Use this supported practice once, in the browser or on paper. Keep the reserved independent assessment for a separate first attempt before teacher feedback.</w:t>
+      </w:r>
+    </w:p>
+    <w:p>
+      <w:r>
+        <w:t>Write a model card whose performance statement can be traced to a concrete evaluation.</w:t>
+      </w:r>
+    </w:p>
+    <w:p>
+      <w:pPr>
+        <w:pStyle w:val="Heading3"/>
+      </w:pPr>
+      <w:r>
+        <w:t>Practice 1: explain the deciding evidence</w:t>
+      </w:r>
+    </w:p>
+    <w:p>
+      <w:r>
+        <w:t>Which labelled step matches this detail? Do not claim all cameras, outdoor conditions or disease diagnosis were validated.</w:t>
+      </w:r>
+    </w:p>
+    <w:p>
+      <w:r>
+        <w:t>1. Name evidence</w:t>
+      </w:r>
+    </w:p>
+    <w:p>
+      <w:r>
+        <w:t>2. State limits</w:t>
+      </w:r>
+    </w:p>
+    <w:p>
+      <w:r>
+        <w:t>3. Compare baseline</w:t>
+      </w:r>
+    </w:p>
+    <w:p>
+      <w:pPr>
+        <w:pStyle w:val="Heading3"/>
+      </w:pPr>
+      <w:r>
+        <w:t>My selected conclusion, deciding fact and explanation</w:t>
+      </w:r>
+    </w:p>
+    <w:p>
+      <w:r>
+        <w:t>________________________________________________________________</w:t>
+      </w:r>
+    </w:p>
+    <w:p>
+      <w:r>
+        <w:t>________________________________________________________________</w:t>
+      </w:r>
+    </w:p>
+    <w:p>
+      <w:r>
+        <w:t>________________________________________________________________</w:t>
+      </w:r>
+    </w:p>
+    <w:p>
+      <w:r>
+        <w:t>________________________________________________________________</w:t>
+      </w:r>
+    </w:p>
+    <w:p>
+      <w:r>
+        <w:t>________________________________________________________________</w:t>
+      </w:r>
+    </w:p>
+    <w:p>
+      <w:r>
+        <w:t>Hint if needed: Read the steps in the pictorial case. Match the supplied detail to the stage that performs or records it.</w:t>
+      </w:r>
+    </w:p>
+    <w:p>
+      <w:r>
+        <w:t>After your attempt, compare with the supported explanation: State limits Do not claim all cameras, outdoor conditions or disease diagnosis were validated. Read the picture in order. Do not claim all cameras, outdoor conditions or disease diagnosis were validated. The arrows show which recorded input or intermediate result each decision uses. Explain the deciding step aloud before checking the changed case; pointing to the final answer alone does not show how it follows.</w:t>
+      </w:r>
+    </w:p>
+    <w:p>
+      <w:pPr>
+        <w:pStyle w:val="Heading3"/>
+      </w:pPr>
+      <w:r>
+        <w:t>Practice 2: explain the deciding evidence</w:t>
+      </w:r>
+    </w:p>
+    <w:p>
+      <w:r>
+        <w:t>Changed-case practice: The publicity sentence becomes “80% accurate for every plant”. Which conclusion is supported by the supplied facts?</w:t>
+      </w:r>
+    </w:p>
+    <w:p>
+      <w:r>
+        <w:t>1. We can decide the result without examining the changed input or the procedure.</w:t>
+      </w:r>
+    </w:p>
+    <w:p>
+      <w:r>
+        <w:t>2. This one example guarantees correct results for every future input.</w:t>
+      </w:r>
+    </w:p>
+    <w:p>
+      <w:r>
+        <w:t>3. Reject that unbounded statement.</w:t>
+      </w:r>
+    </w:p>
+    <w:p>
+      <w:pPr>
+        <w:pStyle w:val="Heading3"/>
+      </w:pPr>
+      <w:r>
+        <w:t>My selected conclusion, deciding fact and explanation</w:t>
+      </w:r>
+    </w:p>
+    <w:p>
+      <w:r>
+        <w:t>________________________________________________________________</w:t>
+      </w:r>
+    </w:p>
+    <w:p>
+      <w:r>
+        <w:t>________________________________________________________________</w:t>
+      </w:r>
+    </w:p>
+    <w:p>
+      <w:r>
+        <w:t>________________________________________________________________</w:t>
+      </w:r>
+    </w:p>
+    <w:p>
+      <w:r>
+        <w:t>________________________________________________________________</w:t>
+      </w:r>
+    </w:p>
+    <w:p>
+      <w:r>
+        <w:t>________________________________________________________________</w:t>
+      </w:r>
+    </w:p>
+    <w:p>
+      <w:r>
+        <w:t>Hint if needed: Use the changed condition and the deciding step in the pictorial trace. The answer must say what follows from those facts.</w:t>
+      </w:r>
+    </w:p>
+    <w:p>
+      <w:r>
+        <w:t>After your attempt, compare with the supported explanation: Reject that unbounded statement. The measured rate belongs to twenty related indoor photos, not every plant or setting.</w:t>
+      </w:r>
+    </w:p>
+    <w:p>
+      <w:pPr>
+        <w:pStyle w:val="Heading3"/>
+      </w:pPr>
+      <w:r>
+        <w:t>Repair a missing building block</w:t>
+      </w:r>
+    </w:p>
+    <w:p>
+      <w:r>
+        <w:t>Review Proxy Features and Fairness (ai-4/32). Goal: Identify possible proxy features. Short practice: What evidence contradicts the original “all setting information removed” claim? Point to the relevant step in the picture, then write the changed result and the rule or evidence that supports it.. Return to this week and explain what you changed.</w:t>
+      </w:r>
+    </w:p>
+    <w:p>
+      <w:r>
+        <w:t>Review Improve Generalization (ai-4/30). Goal: Compare training and validation evidence for model capacity. Short practice: What fresh evidence is needed after adding crossed training data? Point to the relevant step in the picture, then write the changed result and the rule or evidence that supports it.. Return to this week and explain what you changed.</w:t>
+      </w:r>
+    </w:p>
+    <w:p>
+      <w:r>
+        <w:t>Review Overfitting (ai-4/27). Goal: Compare training and validation evidence for model capacity. Short practice: Does100% training accuracy prove Large was always best? Point to the relevant step in the picture, then write the changed result and the rule or evidence that supports it.. Return to this week and explain what you changed.</w:t>
+      </w:r>
+    </w:p>
+    <w:p>
+      <w:pPr>
+        <w:pStyle w:val="Heading3"/>
+      </w:pPr>
+      <w:r>
+        <w:t>Keep your completed work</w:t>
+      </w:r>
+    </w:p>
+    <w:p>
+      <w:r>
+        <w:t>Use Download completed work in the hosted lesson to export your answers, reflections, practice feedback and code-run evidence. Open the HTML copy to read or print it. Drafts stay in this browser when storage is available; clear drafts on a shared device.</w:t>
+      </w:r>
+    </w:p>
+    <w:p>
+      <w:pPr>
+        <w:pStyle w:val="Heading3"/>
+      </w:pPr>
+      <w:r>
+        <w:t>What I repaired, the evidence I kept and the next test</w:t>
+      </w:r>
+    </w:p>
+    <w:p>
+      <w:r>
+        <w:t>________________________________________________________________</w:t>
+      </w:r>
+    </w:p>
+    <w:p>
+      <w:r>
+        <w:t>________________________________________________________________</w:t>
+      </w:r>
+    </w:p>
+    <w:p>
+      <w:r>
+        <w:t>________________________________________________________________</w:t>
+      </w:r>
+    </w:p>
+    <w:p>
+      <w:r>
+        <w:t>________________________________________________________________</w:t>
+      </w:r>
+    </w:p>
+    <w:p>
+      <w:r>
+        <w:t>________________________________________________________________</w:t>
+      </w:r>
+    </w:p>
     <w:sectPr>
       <w:pgSz w:w="12240" w:h="15840"/>
       <w:pgMar w:top="936" w:right="1008" w:bottom="936" w:left="1008" w:header="720" w:footer="720" w:gutter="0"/>

--- a/downloads/workbook/ai-4-week-33.docx
+++ b/downloads/workbook/ai-4-week-33.docx
@@ -30,6 +30,17 @@
     </w:p>
     <w:p>
       <w:r>
+        <w:t>Record your starting explanation for Model Cards and Human Review before opening notes. Show any later correction separately.</w:t>
+      </w:r>
+    </w:p>
+    <w:p>
+      <w:pPr>
+        <w:spacing w:line="336" w:lineRule="auto" w:after="180"/>
+      </w:pPr>
+      <w:r>
+        <w:rPr>
+          <w:b w:val="0"/>
+        </w:rPr>
         <w:t>Try the recall before opening notes. Then use a different colour or a labelled second line to correct your explanation.</w:t>
       </w:r>
     </w:p>
@@ -42,7 +53,13 @@
       </w:r>
     </w:p>
     <w:p>
-      <w:r>
+      <w:pPr>
+        <w:spacing w:line="336" w:lineRule="auto" w:after="180"/>
+      </w:pPr>
+      <w:r>
+        <w:rPr>
+          <w:b w:val="0"/>
+        </w:rPr>
         <w:t>Without opening the old lesson, explain one key idea from Proxy Features and Fairness. Give an example and a mistake that the idea helps you avoid.</w:t>
       </w:r>
     </w:p>
@@ -78,7 +95,13 @@
       </w:r>
     </w:p>
     <w:p>
-      <w:r>
+      <w:pPr>
+        <w:spacing w:line="336" w:lineRule="auto" w:after="180"/>
+      </w:pPr>
+      <w:r>
+        <w:rPr>
+          <w:b w:val="0"/>
+        </w:rPr>
         <w:t>Without opening the old lesson, explain one key idea from Improve Generalization. Give an example and a mistake that the idea helps you avoid.</w:t>
       </w:r>
     </w:p>
@@ -114,8 +137,26 @@
       </w:r>
     </w:p>
     <w:p>
-      <w:r>
-        <w:t>Without opening the old lesson, explain one key idea from Overfitting. Give an example and a mistake that the idea helps you avoid.</w:t>
+      <w:pPr>
+        <w:spacing w:line="336" w:lineRule="auto" w:after="180"/>
+      </w:pPr>
+      <w:r>
+        <w:rPr>
+          <w:b w:val="0"/>
+        </w:rPr>
+        <w:t>Without opening the old lesson, explain one key idea from Over</w:t>
+      </w:r>
+      <w:r>
+        <w:rPr>
+          <w:b/>
+        </w:rPr>
+        <w:t>fitting</w:t>
+      </w:r>
+      <w:r>
+        <w:rPr>
+          <w:b w:val="0"/>
+        </w:rPr>
+        <w:t>. Give an example and a mistake that the idea helps you avoid.</w:t>
       </w:r>
     </w:p>
     <w:p>
@@ -151,7 +192,30 @@
     </w:p>
     <w:p>
       <w:r>
-        <w:t>Use W2: Check arithmetic for Model cards and review. Record the answer once; the lesson and workbook refer to the same attempt.</w:t>
+        <w:t>Complete the supported Model Cards and Human Review trace and record the first step you can explain without help.</w:t>
+      </w:r>
+    </w:p>
+    <w:p>
+      <w:pPr>
+        <w:spacing w:line="336" w:lineRule="auto" w:after="180"/>
+      </w:pPr>
+      <w:r>
+        <w:rPr>
+          <w:b w:val="0"/>
+        </w:rPr>
+        <w:t xml:space="preserve">Use W2: Check arithmetic for </w:t>
+      </w:r>
+      <w:r>
+        <w:rPr>
+          <w:b/>
+        </w:rPr>
+        <w:t>Model card</w:t>
+      </w:r>
+      <w:r>
+        <w:rPr>
+          <w:b w:val="0"/>
+        </w:rPr>
+        <w:t>s and review. Record the answer once; the lesson and workbook refer to the same attempt.</w:t>
       </w:r>
     </w:p>
     <w:tbl>
@@ -279,7 +343,30 @@
     </w:p>
     <w:p>
       <w:r>
-        <w:t>Use the worked case for Model cards and review. Proposed explanation: “A final answer is enough”. Decide whether this explanation is supported. Point to the step or supplied fact that decides; explain your repair if needed.</w:t>
+        <w:t>Check the proposed Model Cards and Human Review explanation against the supplied facts before discussing it.</w:t>
+      </w:r>
+    </w:p>
+    <w:p>
+      <w:pPr>
+        <w:spacing w:line="336" w:lineRule="auto" w:after="180"/>
+      </w:pPr>
+      <w:r>
+        <w:rPr>
+          <w:b w:val="0"/>
+        </w:rPr>
+        <w:t xml:space="preserve">Use the worked case for </w:t>
+      </w:r>
+      <w:r>
+        <w:rPr>
+          <w:b/>
+        </w:rPr>
+        <w:t>Model card</w:t>
+      </w:r>
+      <w:r>
+        <w:rPr>
+          <w:b w:val="0"/>
+        </w:rPr>
+        <w:t>s and review. Proposed explanation: “A final answer is enough”. Decide whether this explanation is supported. Point to the step or supplied fact that decides; explain your repair if needed.</w:t>
       </w:r>
     </w:p>
     <w:p>
@@ -319,6 +406,11 @@
       </w:r>
     </w:p>
     <w:p>
+      <w:r>
+        <w:t>Write one first attempt at the reserved independent case before feedback. Repeated copies of that case refer to the same recorded attempt.</w:t>
+      </w:r>
+    </w:p>
+    <w:p>
       <w:pPr>
         <w:pStyle w:val="Heading3"/>
       </w:pPr>
@@ -327,7 +419,13 @@
       </w:r>
     </w:p>
     <w:p>
-      <w:r>
+      <w:pPr>
+        <w:spacing w:line="336" w:lineRule="auto" w:after="180"/>
+      </w:pPr>
+      <w:r>
+        <w:rPr>
+          <w:b w:val="0"/>
+        </w:rPr>
         <w:t>Review this card: model v 2, 90 percent accurate, works for every school. No dataset size, split or baseline is given. Write a correction request with a bounded replacement claim.</w:t>
       </w:r>
     </w:p>
@@ -375,7 +473,13 @@
       </w:r>
     </w:p>
     <w:p>
-      <w:r>
+      <w:pPr>
+        <w:spacing w:line="336" w:lineRule="auto" w:after="180"/>
+      </w:pPr>
+      <w:r>
+        <w:rPr>
+          <w:b w:val="0"/>
+        </w:rPr>
         <w:t>Attempt this case before feedback. Record any help. Earlier examples below are further practice; a case already practised with feedback cannot establish fresh transfer.</w:t>
       </w:r>
     </w:p>
@@ -389,6 +493,18 @@
     </w:p>
     <w:p>
       <w:r>
+        <w:t>Connect the Model Cards and Human Review target to a trace and a justified conclusion.</w:t>
+      </w:r>
+    </w:p>
+    <w:p>
+      <w:pPr>
+        <w:spacing w:line="336" w:lineRule="auto" w:after="180"/>
+        <w:shd w:fill="F5F1FB"/>
+      </w:pPr>
+      <w:r>
+        <w:rPr>
+          <w:b w:val="0"/>
+        </w:rPr>
         <w:t>Draft five model-card headings for a classroom leaf classifier. Why must the card state that its labels are classroom categories rather than professional plant diagnosis?</w:t>
       </w:r>
     </w:p>
@@ -402,17 +518,82 @@
     </w:p>
     <w:p>
       <w:r>
-        <w:t>A model card says healthy/spotted,80% accuracy only.</w:t>
-      </w:r>
-    </w:p>
-    <w:p>
-      <w:r>
-        <w:t>Add responsible-use evidence.</w:t>
-      </w:r>
-    </w:p>
-    <w:p>
-      <w:r>
-        <w:t>Show your trace, calculation or evidence</w:t>
+        <w:t>Solve the supplied Model Cards and Human Review case and show the deciding evidence.</w:t>
+      </w:r>
+    </w:p>
+    <w:p>
+      <w:pPr>
+        <w:spacing w:line="336" w:lineRule="auto" w:after="180"/>
+      </w:pPr>
+      <w:r>
+        <w:rPr>
+          <w:b w:val="0"/>
+        </w:rPr>
+        <w:t xml:space="preserve">A </w:t>
+      </w:r>
+      <w:r>
+        <w:rPr>
+          <w:b/>
+        </w:rPr>
+        <w:t>model card</w:t>
+      </w:r>
+      <w:r>
+        <w:rPr>
+          <w:b w:val="0"/>
+        </w:rPr>
+        <w:t xml:space="preserve"> says healthy/spotted,</w:t>
+      </w:r>
+      <w:r>
+        <w:rPr>
+          <w:b/>
+        </w:rPr>
+        <w:t>80%</w:t>
+      </w:r>
+      <w:r>
+        <w:rPr>
+          <w:b w:val="0"/>
+        </w:rPr>
+        <w:t xml:space="preserve"> accuracy only.</w:t>
+      </w:r>
+    </w:p>
+    <w:p>
+      <w:pPr>
+        <w:spacing w:line="336" w:lineRule="auto" w:after="180"/>
+      </w:pPr>
+      <w:r>
+        <w:rPr>
+          <w:b w:val="0"/>
+        </w:rPr>
+        <w:t xml:space="preserve">Add responsible-use </w:t>
+      </w:r>
+      <w:r>
+        <w:rPr>
+          <w:b/>
+        </w:rPr>
+        <w:t>evidence</w:t>
+      </w:r>
+      <w:r>
+        <w:rPr>
+          <w:b w:val="0"/>
+        </w:rPr>
+        <w:t>.</w:t>
+      </w:r>
+    </w:p>
+    <w:p>
+      <w:pPr>
+        <w:spacing w:line="336" w:lineRule="auto" w:after="180"/>
+      </w:pPr>
+      <w:r>
+        <w:rPr>
+          <w:b w:val="0"/>
+        </w:rPr>
+        <w:t xml:space="preserve">Show your trace, calculation or </w:t>
+      </w:r>
+      <w:r>
+        <w:rPr>
+          <w:b/>
+        </w:rPr>
+        <w:t>evidence</w:t>
       </w:r>
     </w:p>
     <w:p>
@@ -458,11 +639,53 @@
     </w:p>
     <w:p>
       <w:r>
-        <w:t>A model card says 90% accuracy but gives no intended use, data conditions or human-review rule. What should be added before classroom use?</w:t>
-      </w:r>
-    </w:p>
-    <w:p>
-      <w:r>
+        <w:t>Apply the procedure to the changed case and record why the conclusion follows.</w:t>
+      </w:r>
+    </w:p>
+    <w:p>
+      <w:pPr>
+        <w:spacing w:line="336" w:lineRule="auto" w:after="180"/>
+        <w:shd w:fill="F5F1FB"/>
+      </w:pPr>
+      <w:r>
+        <w:rPr>
+          <w:b w:val="0"/>
+        </w:rPr>
+        <w:t xml:space="preserve">A </w:t>
+      </w:r>
+      <w:r>
+        <w:rPr>
+          <w:b/>
+        </w:rPr>
+        <w:t>model card</w:t>
+      </w:r>
+      <w:r>
+        <w:rPr>
+          <w:b w:val="0"/>
+        </w:rPr>
+        <w:t xml:space="preserve"> says 90% accuracy but gives no </w:t>
+      </w:r>
+      <w:r>
+        <w:rPr>
+          <w:b/>
+        </w:rPr>
+        <w:t>intended use</w:t>
+      </w:r>
+      <w:r>
+        <w:rPr>
+          <w:b w:val="0"/>
+        </w:rPr>
+        <w:t>, data conditions or human-review rule. What should be added before classroom use?</w:t>
+      </w:r>
+    </w:p>
+    <w:p>
+      <w:pPr>
+        <w:spacing w:line="336" w:lineRule="auto" w:after="180"/>
+      </w:pPr>
+      <w:r>
+        <w:rPr>
+          <w:b w:val="0"/>
+        </w:rPr>
         <w:t>My independent answer and reason</w:t>
       </w:r>
     </w:p>
@@ -517,7 +740,30 @@
     </w:p>
     <w:p>
       <w:r>
-        <w:t>Create a changed input, boundary case or missing-information case. Write the expected answer or safe response before testing.</w:t>
+        <w:t>Specify a changed input, expected result and observation separately.</w:t>
+      </w:r>
+    </w:p>
+    <w:p>
+      <w:pPr>
+        <w:spacing w:line="336" w:lineRule="auto" w:after="180"/>
+      </w:pPr>
+      <w:r>
+        <w:rPr>
+          <w:b w:val="0"/>
+        </w:rPr>
+        <w:t xml:space="preserve">Create a changed </w:t>
+      </w:r>
+      <w:r>
+        <w:rPr>
+          <w:b/>
+        </w:rPr>
+        <w:t>input</w:t>
+      </w:r>
+      <w:r>
+        <w:rPr>
+          <w:b w:val="0"/>
+        </w:rPr>
+        <w:t>, boundary case or missing-information case. Write the expected answer or safe response before testing.</w:t>
       </w:r>
     </w:p>
     <w:tbl>
@@ -646,12 +892,53 @@
     </w:p>
     <w:p>
       <w:r>
-        <w:t>Complete the Plant Classifier model card and require teacher sign-off before any classroom demonstration.</w:t>
-      </w:r>
-    </w:p>
-    <w:p>
-      <w:r>
-        <w:t>The project change and evidence I will keep</w:t>
+        <w:t>Justify what Model Cards and Human Review adds to Responsible Plant Classifier and keep the evidence.</w:t>
+      </w:r>
+    </w:p>
+    <w:p>
+      <w:pPr>
+        <w:spacing w:line="336" w:lineRule="auto" w:after="180"/>
+      </w:pPr>
+      <w:r>
+        <w:rPr>
+          <w:b w:val="0"/>
+        </w:rPr>
+        <w:t xml:space="preserve">Complete the Plant Classifier </w:t>
+      </w:r>
+      <w:r>
+        <w:rPr>
+          <w:b/>
+        </w:rPr>
+        <w:t>model card</w:t>
+      </w:r>
+      <w:r>
+        <w:rPr>
+          <w:b w:val="0"/>
+        </w:rPr>
+        <w:t xml:space="preserve"> and require teacher sign-off before any classroom demonstration.</w:t>
+      </w:r>
+    </w:p>
+    <w:p>
+      <w:pPr>
+        <w:spacing w:line="336" w:lineRule="auto" w:after="180"/>
+      </w:pPr>
+      <w:r>
+        <w:rPr>
+          <w:b w:val="0"/>
+        </w:rPr>
+        <w:t xml:space="preserve">The project change and </w:t>
+      </w:r>
+      <w:r>
+        <w:rPr>
+          <w:b/>
+        </w:rPr>
+        <w:t>evidence</w:t>
+      </w:r>
+      <w:r>
+        <w:rPr>
+          <w:b w:val="0"/>
+        </w:rPr>
+        <w:t xml:space="preserve"> I will keep</w:t>
       </w:r>
     </w:p>
     <w:p>
@@ -697,11 +984,54 @@
     </w:p>
     <w:p>
       <w:r>
-        <w:t>I can explain the mechanism. I can show evidence. I can handle a changed case. I can name a limit. Mark each as not yet, with help or independently, and attach supporting work.</w:t>
-      </w:r>
-    </w:p>
-    <w:p>
-      <w:r>
+        <w:t>Judge explanation, evidence, transfer and limits separately; attach the work behind your judgement.</w:t>
+      </w:r>
+    </w:p>
+    <w:p>
+      <w:pPr>
+        <w:pStyle w:val="ListBullet"/>
+      </w:pPr>
+      <w:r>
+        <w:t>I can explain the mechanism.</w:t>
+      </w:r>
+    </w:p>
+    <w:p>
+      <w:pPr>
+        <w:pStyle w:val="ListBullet"/>
+      </w:pPr>
+      <w:r>
+        <w:t>I can show evidence.</w:t>
+      </w:r>
+    </w:p>
+    <w:p>
+      <w:pPr>
+        <w:pStyle w:val="ListBullet"/>
+      </w:pPr>
+      <w:r>
+        <w:t>I can handle a changed case.</w:t>
+      </w:r>
+    </w:p>
+    <w:p>
+      <w:pPr>
+        <w:pStyle w:val="ListBullet"/>
+      </w:pPr>
+      <w:r>
+        <w:t>I can name a limit.</w:t>
+      </w:r>
+    </w:p>
+    <w:p>
+      <w:r>
+        <w:t>Mark each as not yet, with help or independently, and attach supporting work.</w:t>
+      </w:r>
+    </w:p>
+    <w:p>
+      <w:pPr>
+        <w:spacing w:line="336" w:lineRule="auto" w:after="180"/>
+      </w:pPr>
+      <w:r>
+        <w:rPr>
+          <w:b w:val="0"/>
+        </w:rPr>
         <w:t>Teacher review ____________________  Next step ____________________</w:t>
       </w:r>
     </w:p>
@@ -715,6 +1045,18 @@
     </w:p>
     <w:p>
       <w:r>
+        <w:t>Use this earlier case as transfer practice. A case already discussed with feedback is not fresh assessment evidence.</w:t>
+      </w:r>
+    </w:p>
+    <w:p>
+      <w:pPr>
+        <w:spacing w:line="336" w:lineRule="auto" w:after="180"/>
+        <w:shd w:fill="F5F1FB"/>
+      </w:pPr>
+      <w:r>
+        <w:rPr>
+          <w:b w:val="0"/>
+        </w:rPr>
         <w:t>Draft five model-card headings for a classroom leaf classifier. Why must the card state that its labels are classroom categories rather than professional plant diagnosis?</w:t>
       </w:r>
     </w:p>
@@ -762,7 +1104,13 @@
       </w:r>
     </w:p>
     <w:p>
-      <w:r>
+      <w:pPr>
+        <w:spacing w:line="336" w:lineRule="auto" w:after="180"/>
+      </w:pPr>
+      <w:r>
+        <w:rPr>
+          <w:b w:val="0"/>
+        </w:rPr>
         <w:t>Record support used: none, hint or teacher explanation.</w:t>
       </w:r>
     </w:p>
@@ -776,6 +1124,17 @@
     </w:p>
     <w:p>
       <w:r>
+        <w:t>Draft a purpose. Apply the supplied Model Cards and Human Review facts and keep your reasoning.</w:t>
+      </w:r>
+    </w:p>
+    <w:p>
+      <w:pPr>
+        <w:spacing w:line="336" w:lineRule="auto" w:after="180"/>
+      </w:pPr>
+      <w:r>
+        <w:rPr>
+          <w:b w:val="0"/>
+        </w:rPr>
         <w:t>Write an intended-use and non-use statement for the worked card.</w:t>
       </w:r>
     </w:p>
@@ -827,6 +1186,17 @@
     </w:p>
     <w:p>
       <w:r>
+        <w:t>Check arithmetic. Apply the supplied Model Cards and Human Review facts and keep your reasoning.</w:t>
+      </w:r>
+    </w:p>
+    <w:p>
+      <w:pPr>
+        <w:spacing w:line="336" w:lineRule="auto" w:after="180"/>
+      </w:pPr>
+      <w:r>
+        <w:rPr>
+          <w:b w:val="0"/>
+        </w:rPr>
         <w:t>Verify the worked accuracy, precision and recall.</w:t>
       </w:r>
     </w:p>
@@ -878,6 +1248,17 @@
     </w:p>
     <w:p>
       <w:r>
+        <w:t>Find missing evidence. Apply the supplied Model Cards and Human Review facts and keep your reasoning.</w:t>
+      </w:r>
+    </w:p>
+    <w:p>
+      <w:pPr>
+        <w:spacing w:line="336" w:lineRule="auto" w:after="180"/>
+      </w:pPr>
+      <w:r>
+        <w:rPr>
+          <w:b w:val="0"/>
+        </w:rPr>
         <w:t>A card says fair and reliable but provides only accuracy. Request three additions.</w:t>
       </w:r>
     </w:p>
@@ -929,6 +1310,17 @@
     </w:p>
     <w:p>
       <w:r>
+        <w:t>Attempt before feedback. If this repeats the selected independent case, reuse that first attempt; otherwise keep a separate record. Apply independently. Apply the supplied Model Cards and Human Review facts and keep your reasoning.</w:t>
+      </w:r>
+    </w:p>
+    <w:p>
+      <w:pPr>
+        <w:spacing w:line="336" w:lineRule="auto" w:after="180"/>
+      </w:pPr>
+      <w:r>
+        <w:rPr>
+          <w:b w:val="0"/>
+        </w:rPr>
         <w:t>Review this card: model v 2, 90 percent accurate, works for every school. No dataset size, split or baseline is given. Write a correction request with a bounded replacement claim.</w:t>
       </w:r>
     </w:p>
@@ -990,6 +1382,18 @@
     </w:p>
     <w:p>
       <w:r>
+        <w:t>Maintain the record. Apply the supplied Model Cards and Human Review facts and keep your reasoning.</w:t>
+      </w:r>
+    </w:p>
+    <w:p>
+      <w:pPr>
+        <w:spacing w:line="336" w:lineRule="auto" w:after="180"/>
+        <w:shd w:fill="F5F1FB"/>
+      </w:pPr>
+      <w:r>
+        <w:rPr>
+          <w:b w:val="0"/>
+        </w:rPr>
         <w:t>What should change in a card after a threshold revision?</w:t>
       </w:r>
     </w:p>
@@ -1037,6 +1441,11 @@
       </w:pPr>
       <w:r>
         <w:t>17. Feedback, return check and learning record</w:t>
+      </w:r>
+    </w:p>
+    <w:p>
+      <w:r>
+        <w:t>Record the first repaired step and a different case to revisit after a delay.</w:t>
       </w:r>
     </w:p>
     <w:tbl>
@@ -1176,7 +1585,13 @@
       </w:tr>
     </w:tbl>
     <w:p>
-      <w:r>
+      <w:pPr>
+        <w:spacing w:line="336" w:lineRule="auto" w:after="180"/>
+      </w:pPr>
+      <w:r>
+        <w:rPr>
+          <w:b w:val="0"/>
+        </w:rPr>
         <w:t>Revisit this idea with your teacher after a delay. Familiarity is different from explaining and using it on a changed case.</w:t>
       </w:r>
     </w:p>
@@ -1190,17 +1605,64 @@
     </w:p>
     <w:p>
       <w:r>
-        <w:t>Write a model card whose performance statement can be traced to a concrete evaluation.</w:t>
-      </w:r>
-    </w:p>
-    <w:p>
-      <w:r>
+        <w:t>Write a model card whose performance statement can be traced to a concrete evaluation. Explain the labelled step before checking the changed condition.</w:t>
+      </w:r>
+    </w:p>
+    <w:p>
+      <w:pPr>
+        <w:spacing w:line="336" w:lineRule="auto" w:after="180"/>
+      </w:pPr>
+      <w:r>
+        <w:rPr>
+          <w:b w:val="0"/>
+        </w:rPr>
+        <w:t xml:space="preserve">Write a </w:t>
+      </w:r>
+      <w:r>
+        <w:rPr>
+          <w:b/>
+        </w:rPr>
+        <w:t>model card</w:t>
+      </w:r>
+      <w:r>
+        <w:rPr>
+          <w:b w:val="0"/>
+        </w:rPr>
+        <w:t xml:space="preserve"> whose performance statement can be traced to a concrete evaluation.</w:t>
+      </w:r>
+    </w:p>
+    <w:p>
+      <w:pPr>
+        <w:spacing w:line="336" w:lineRule="auto" w:after="180"/>
+      </w:pPr>
+      <w:r>
+        <w:rPr>
+          <w:b w:val="0"/>
+        </w:rPr>
         <w:t>Toy v = 3 classifier scored16/20 on five unseen plants with four views each, under indoor tablet lighting. Baseline scored14/20.</w:t>
       </w:r>
     </w:p>
     <w:p>
-      <w:r>
-        <w:t>All inputs and outcomes in this worked example are invented classroom data; no real model run is claimed.</w:t>
+      <w:pPr>
+        <w:spacing w:line="336" w:lineRule="auto" w:after="180"/>
+      </w:pPr>
+      <w:r>
+        <w:rPr>
+          <w:b w:val="0"/>
+        </w:rPr>
+        <w:t xml:space="preserve">All </w:t>
+      </w:r>
+      <w:r>
+        <w:rPr>
+          <w:b/>
+        </w:rPr>
+        <w:t>input</w:t>
+      </w:r>
+      <w:r>
+        <w:rPr>
+          <w:b w:val="0"/>
+        </w:rPr>
+        <w:t>s and outcomes in this worked example are invented classroom data; no real model run is claimed.</w:t>
       </w:r>
     </w:p>
     <w:p>
@@ -1240,8 +1702,26 @@
       </w:r>
     </w:p>
     <w:p>
-      <w:r>
-        <w:t>Write a bounded replacement for the publicity sentence. Point to the relevant step in the picture, then write the changed result and the rule or evidence that supports it.</w:t>
+      <w:pPr>
+        <w:spacing w:line="336" w:lineRule="auto" w:after="180"/>
+      </w:pPr>
+      <w:r>
+        <w:rPr>
+          <w:b w:val="0"/>
+        </w:rPr>
+        <w:t xml:space="preserve">Write a bounded replacement for the publicity sentence. Point to the relevant step in the picture, then write the changed result and the rule or </w:t>
+      </w:r>
+      <w:r>
+        <w:rPr>
+          <w:b/>
+        </w:rPr>
+        <w:t>evidence</w:t>
+      </w:r>
+      <w:r>
+        <w:rPr>
+          <w:b w:val="0"/>
+        </w:rPr>
+        <w:t xml:space="preserve"> that supports it.</w:t>
       </w:r>
     </w:p>
     <w:p>
@@ -1283,13 +1763,69 @@
       </w:r>
     </w:p>
     <w:p>
-      <w:r>
-        <w:t>Support used: alone / hint / worked example. This record is practice evidence.</w:t>
-      </w:r>
-    </w:p>
-    <w:p>
-      <w:r>
-        <w:t>Project connection: For your Responsible Plant Classifier, save the input, procedure, observed result and limitation of this check. Label this worked example as practice; use a different, previously unreviewed case when checking independent understanding.</w:t>
+      <w:pPr>
+        <w:pStyle w:val="Heading3"/>
+      </w:pPr>
+      <w:r>
+        <w:t>Record the help used</w:t>
+      </w:r>
+    </w:p>
+    <w:p>
+      <w:pPr>
+        <w:spacing w:line="336" w:lineRule="auto" w:after="180"/>
+        <w:shd w:fill="F1F6F8"/>
+      </w:pPr>
+      <w:r>
+        <w:rPr>
+          <w:b w:val="0"/>
+        </w:rPr>
+        <w:t xml:space="preserve">Support used: alone / hint / worked example. This record is practice </w:t>
+      </w:r>
+      <w:r>
+        <w:rPr>
+          <w:b/>
+        </w:rPr>
+        <w:t>evidence</w:t>
+      </w:r>
+      <w:r>
+        <w:rPr>
+          <w:b w:val="0"/>
+        </w:rPr>
+        <w:t>.</w:t>
+      </w:r>
+    </w:p>
+    <w:p>
+      <w:pPr>
+        <w:spacing w:line="336" w:lineRule="auto" w:after="180"/>
+      </w:pPr>
+      <w:r>
+        <w:rPr>
+          <w:b w:val="0"/>
+        </w:rPr>
+        <w:t xml:space="preserve">Project connection: For your Responsible Plant Classifier, save the </w:t>
+      </w:r>
+      <w:r>
+        <w:rPr>
+          <w:b/>
+        </w:rPr>
+        <w:t>input</w:t>
+      </w:r>
+      <w:r>
+        <w:rPr>
+          <w:b w:val="0"/>
+        </w:rPr>
+        <w:t>, procedure, observed result and limitation of this check.</w:t>
+      </w:r>
+    </w:p>
+    <w:p>
+      <w:pPr>
+        <w:spacing w:line="336" w:lineRule="auto" w:after="180"/>
+      </w:pPr>
+      <w:r>
+        <w:rPr>
+          <w:b w:val="0"/>
+        </w:rPr>
+        <w:t>Label this worked example as practice; use a different, previously unreviewed case when checking independent understanding.</w:t>
       </w:r>
     </w:p>
     <w:p>
@@ -1302,17 +1838,75 @@
     </w:p>
     <w:p>
       <w:r>
+        <w:t>Keep this week’s input, deciding step, result and limit together in the Responsible Plant Classifier record.</w:t>
+      </w:r>
+    </w:p>
+    <w:p>
+      <w:pPr>
+        <w:spacing w:line="336" w:lineRule="auto" w:after="180"/>
+      </w:pPr>
+      <w:r>
+        <w:rPr>
+          <w:b w:val="0"/>
+        </w:rPr>
         <w:t>Project: Responsible Plant Classifier</w:t>
       </w:r>
     </w:p>
     <w:p>
-      <w:r>
-        <w:t>Current milestone: Present and defend. Demonstrate the system, explain one failure and justify the next improvement with evidence.</w:t>
-      </w:r>
-    </w:p>
-    <w:p>
-      <w:r>
-        <w:t>For your Responsible Plant Classifier, save the input, procedure, observed result and limitation of this check. Label this worked example as practice; use a different, previously unreviewed case when checking independent understanding.</w:t>
+      <w:pPr>
+        <w:spacing w:line="336" w:lineRule="auto" w:after="180"/>
+      </w:pPr>
+      <w:r>
+        <w:rPr>
+          <w:b w:val="0"/>
+        </w:rPr>
+        <w:t xml:space="preserve">Current milestone: Present and defend. Demonstrate the system, explain one failure and justify the next improvement with </w:t>
+      </w:r>
+      <w:r>
+        <w:rPr>
+          <w:b/>
+        </w:rPr>
+        <w:t>evidence</w:t>
+      </w:r>
+      <w:r>
+        <w:rPr>
+          <w:b w:val="0"/>
+        </w:rPr>
+        <w:t>.</w:t>
+      </w:r>
+    </w:p>
+    <w:p>
+      <w:pPr>
+        <w:spacing w:line="336" w:lineRule="auto" w:after="180"/>
+      </w:pPr>
+      <w:r>
+        <w:rPr>
+          <w:b w:val="0"/>
+        </w:rPr>
+        <w:t xml:space="preserve">For your Responsible Plant Classifier, save the </w:t>
+      </w:r>
+      <w:r>
+        <w:rPr>
+          <w:b/>
+        </w:rPr>
+        <w:t>input</w:t>
+      </w:r>
+      <w:r>
+        <w:rPr>
+          <w:b w:val="0"/>
+        </w:rPr>
+        <w:t>, procedure, observed result and limitation of this check.</w:t>
+      </w:r>
+    </w:p>
+    <w:p>
+      <w:pPr>
+        <w:spacing w:line="336" w:lineRule="auto" w:after="180"/>
+      </w:pPr>
+      <w:r>
+        <w:rPr>
+          <w:b w:val="0"/>
+        </w:rPr>
+        <w:t>Label this worked example as practice; use a different, previously unreviewed case when checking independent understanding.</w:t>
       </w:r>
     </w:p>
     <w:tbl>
@@ -1474,12 +2068,41 @@
     </w:p>
     <w:p>
       <w:r>
+        <w:t>Try the supported questions before comparing with hints and feedback. Record what you repaired and the evidence you retained.</w:t>
+      </w:r>
+    </w:p>
+    <w:p>
+      <w:pPr>
+        <w:spacing w:line="336" w:lineRule="auto" w:after="180"/>
+      </w:pPr>
+      <w:r>
+        <w:rPr>
+          <w:b w:val="0"/>
+        </w:rPr>
         <w:t>Use this supported practice once, in the browser or on paper. Keep the reserved independent assessment for a separate first attempt before teacher feedback.</w:t>
       </w:r>
     </w:p>
     <w:p>
-      <w:r>
-        <w:t>Write a model card whose performance statement can be traced to a concrete evaluation.</w:t>
+      <w:pPr>
+        <w:spacing w:line="336" w:lineRule="auto" w:after="180"/>
+      </w:pPr>
+      <w:r>
+        <w:rPr>
+          <w:b w:val="0"/>
+        </w:rPr>
+        <w:t xml:space="preserve">Write a </w:t>
+      </w:r>
+      <w:r>
+        <w:rPr>
+          <w:b/>
+        </w:rPr>
+        <w:t>model card</w:t>
+      </w:r>
+      <w:r>
+        <w:rPr>
+          <w:b w:val="0"/>
+        </w:rPr>
+        <w:t xml:space="preserve"> whose performance statement can be traced to a concrete evaluation.</w:t>
       </w:r>
     </w:p>
     <w:p>
@@ -1491,22 +2114,55 @@
       </w:r>
     </w:p>
     <w:p>
-      <w:r>
+      <w:pPr>
+        <w:spacing w:line="336" w:lineRule="auto" w:after="180"/>
+      </w:pPr>
+      <w:r>
+        <w:rPr>
+          <w:b w:val="0"/>
+        </w:rPr>
         <w:t>Which labelled step matches this detail? Do not claim all cameras, outdoor conditions or disease diagnosis were validated.</w:t>
       </w:r>
     </w:p>
     <w:p>
-      <w:r>
-        <w:t>1. Name evidence</w:t>
-      </w:r>
-    </w:p>
-    <w:p>
-      <w:r>
+      <w:pPr>
+        <w:spacing w:line="336" w:lineRule="auto" w:after="180"/>
+        <w:shd w:fill="F4F9FC"/>
+      </w:pPr>
+      <w:r>
+        <w:rPr>
+          <w:b w:val="0"/>
+        </w:rPr>
+        <w:t xml:space="preserve">1. Name </w:t>
+      </w:r>
+      <w:r>
+        <w:rPr>
+          <w:b/>
+        </w:rPr>
+        <w:t>evidence</w:t>
+      </w:r>
+    </w:p>
+    <w:p>
+      <w:pPr>
+        <w:spacing w:line="336" w:lineRule="auto" w:after="180"/>
+        <w:shd w:fill="F4F9FC"/>
+      </w:pPr>
+      <w:r>
+        <w:rPr>
+          <w:b w:val="0"/>
+        </w:rPr>
         <w:t>2. State limits</w:t>
       </w:r>
     </w:p>
     <w:p>
-      <w:r>
+      <w:pPr>
+        <w:spacing w:line="336" w:lineRule="auto" w:after="180"/>
+        <w:shd w:fill="F4F9FC"/>
+      </w:pPr>
+      <w:r>
+        <w:rPr>
+          <w:b w:val="0"/>
+        </w:rPr>
         <w:t>3. Compare baseline</w:t>
       </w:r>
     </w:p>
@@ -1544,40 +2200,178 @@
       </w:r>
     </w:p>
     <w:p>
-      <w:r>
+      <w:pPr>
+        <w:pStyle w:val="Heading3"/>
+      </w:pPr>
+      <w:r>
+        <w:t>Hint · try first</w:t>
+      </w:r>
+    </w:p>
+    <w:p>
+      <w:pPr>
+        <w:spacing w:line="336" w:lineRule="auto" w:after="180"/>
+        <w:shd w:fill="F1F6F8"/>
+      </w:pPr>
+      <w:r>
+        <w:rPr>
+          <w:b w:val="0"/>
+        </w:rPr>
         <w:t>Hint if needed: Read the steps in the pictorial case. Match the supplied detail to the stage that performs or records it.</w:t>
       </w:r>
     </w:p>
     <w:p>
-      <w:r>
-        <w:t>After your attempt, compare with the supported explanation: State limits Do not claim all cameras, outdoor conditions or disease diagnosis were validated. Read the picture in order. Do not claim all cameras, outdoor conditions or disease diagnosis were validated. The arrows show which recorded input or intermediate result each decision uses. Explain the deciding step aloud before checking the changed case; pointing to the final answer alone does not show how it follows.</w:t>
-      </w:r>
-    </w:p>
-    <w:p>
       <w:pPr>
         <w:pStyle w:val="Heading3"/>
       </w:pPr>
       <w:r>
+        <w:t>Feedback · compare after trying</w:t>
+      </w:r>
+    </w:p>
+    <w:p>
+      <w:pPr>
+        <w:spacing w:line="336" w:lineRule="auto" w:after="180"/>
+        <w:shd w:fill="F1F6FC"/>
+      </w:pPr>
+      <w:r>
+        <w:rPr>
+          <w:b w:val="0"/>
+        </w:rPr>
+        <w:t>After your attempt, compare with the supported explanation: State limits Do not claim all cameras, outdoor conditions or disease diagnosis were validated. Read the picture in order.</w:t>
+      </w:r>
+    </w:p>
+    <w:p>
+      <w:pPr>
+        <w:spacing w:line="336" w:lineRule="auto" w:after="180"/>
+        <w:shd w:fill="F1F6FC"/>
+      </w:pPr>
+      <w:r>
+        <w:rPr>
+          <w:b w:val="0"/>
+        </w:rPr>
+        <w:t xml:space="preserve">Do not claim all cameras, outdoor conditions or disease diagnosis were validated. The arrows show which recorded </w:t>
+      </w:r>
+      <w:r>
+        <w:rPr>
+          <w:b/>
+        </w:rPr>
+        <w:t>input</w:t>
+      </w:r>
+      <w:r>
+        <w:rPr>
+          <w:b w:val="0"/>
+        </w:rPr>
+        <w:t xml:space="preserve"> or intermediate result each decision uses.</w:t>
+      </w:r>
+    </w:p>
+    <w:p>
+      <w:pPr>
+        <w:spacing w:line="336" w:lineRule="auto" w:after="180"/>
+        <w:shd w:fill="F1F6FC"/>
+      </w:pPr>
+      <w:r>
+        <w:rPr>
+          <w:b w:val="0"/>
+        </w:rPr>
+        <w:t>Explain the deciding step aloud before checking the changed case; pointing to the final answer alone does not show how it follows.</w:t>
+      </w:r>
+    </w:p>
+    <w:p>
+      <w:pPr>
+        <w:pStyle w:val="Heading3"/>
+      </w:pPr>
+      <w:r>
         <w:t>Practice 2: explain the deciding evidence</w:t>
       </w:r>
     </w:p>
     <w:p>
-      <w:r>
-        <w:t>Changed-case practice: The publicity sentence becomes “80% accurate for every plant”. Which conclusion is supported by the supplied facts?</w:t>
-      </w:r>
-    </w:p>
-    <w:p>
-      <w:r>
-        <w:t>1. We can decide the result without examining the changed input or the procedure.</w:t>
-      </w:r>
-    </w:p>
-    <w:p>
-      <w:r>
-        <w:t>2. This one example guarantees correct results for every future input.</w:t>
-      </w:r>
-    </w:p>
-    <w:p>
-      <w:r>
+      <w:pPr>
+        <w:pStyle w:val="Heading3"/>
+      </w:pPr>
+      <w:r>
+        <w:t>Changed case · predict first</w:t>
+      </w:r>
+    </w:p>
+    <w:p>
+      <w:pPr>
+        <w:spacing w:line="336" w:lineRule="auto" w:after="180"/>
+        <w:shd w:fill="F5F1FB"/>
+      </w:pPr>
+      <w:r>
+        <w:rPr>
+          <w:b w:val="0"/>
+        </w:rPr>
+        <w:t>Changed-case practice: The publicity sentence becomes “</w:t>
+      </w:r>
+      <w:r>
+        <w:rPr>
+          <w:b/>
+        </w:rPr>
+        <w:t>80%</w:t>
+      </w:r>
+      <w:r>
+        <w:rPr>
+          <w:b w:val="0"/>
+        </w:rPr>
+        <w:t xml:space="preserve"> accurate for every plant”. Which conclusion is supported by the supplied facts?</w:t>
+      </w:r>
+    </w:p>
+    <w:p>
+      <w:pPr>
+        <w:spacing w:line="336" w:lineRule="auto" w:after="180"/>
+        <w:shd w:fill="F4F9FC"/>
+      </w:pPr>
+      <w:r>
+        <w:rPr>
+          <w:b w:val="0"/>
+        </w:rPr>
+        <w:t xml:space="preserve">1. We can decide the result without examining the changed </w:t>
+      </w:r>
+      <w:r>
+        <w:rPr>
+          <w:b/>
+        </w:rPr>
+        <w:t>input</w:t>
+      </w:r>
+      <w:r>
+        <w:rPr>
+          <w:b w:val="0"/>
+        </w:rPr>
+        <w:t xml:space="preserve"> or the procedure.</w:t>
+      </w:r>
+    </w:p>
+    <w:p>
+      <w:pPr>
+        <w:spacing w:line="336" w:lineRule="auto" w:after="180"/>
+        <w:shd w:fill="F4F9FC"/>
+      </w:pPr>
+      <w:r>
+        <w:rPr>
+          <w:b w:val="0"/>
+        </w:rPr>
+        <w:t xml:space="preserve">2. This one example guarantees correct results for every future </w:t>
+      </w:r>
+      <w:r>
+        <w:rPr>
+          <w:b/>
+        </w:rPr>
+        <w:t>input</w:t>
+      </w:r>
+      <w:r>
+        <w:rPr>
+          <w:b w:val="0"/>
+        </w:rPr>
+        <w:t>.</w:t>
+      </w:r>
+    </w:p>
+    <w:p>
+      <w:pPr>
+        <w:spacing w:line="336" w:lineRule="auto" w:after="180"/>
+        <w:shd w:fill="F4F9FC"/>
+      </w:pPr>
+      <w:r>
+        <w:rPr>
+          <w:b w:val="0"/>
+        </w:rPr>
         <w:t>3. Reject that unbounded statement.</w:t>
       </w:r>
     </w:p>
@@ -1615,12 +2409,42 @@
       </w:r>
     </w:p>
     <w:p>
-      <w:r>
+      <w:pPr>
+        <w:pStyle w:val="Heading3"/>
+      </w:pPr>
+      <w:r>
+        <w:t>Hint · try first</w:t>
+      </w:r>
+    </w:p>
+    <w:p>
+      <w:pPr>
+        <w:spacing w:line="336" w:lineRule="auto" w:after="180"/>
+        <w:shd w:fill="F1F6F8"/>
+      </w:pPr>
+      <w:r>
+        <w:rPr>
+          <w:b w:val="0"/>
+        </w:rPr>
         <w:t>Hint if needed: Use the changed condition and the deciding step in the pictorial trace. The answer must say what follows from those facts.</w:t>
       </w:r>
     </w:p>
     <w:p>
-      <w:r>
+      <w:pPr>
+        <w:pStyle w:val="Heading3"/>
+      </w:pPr>
+      <w:r>
+        <w:t>Feedback · compare after trying</w:t>
+      </w:r>
+    </w:p>
+    <w:p>
+      <w:pPr>
+        <w:spacing w:line="336" w:lineRule="auto" w:after="180"/>
+        <w:shd w:fill="F1F6FC"/>
+      </w:pPr>
+      <w:r>
+        <w:rPr>
+          <w:b w:val="0"/>
+        </w:rPr>
         <w:t>After your attempt, compare with the supported explanation: Reject that unbounded statement. The measured rate belongs to twenty related indoor photos, not every plant or setting.</w:t>
       </w:r>
     </w:p>
@@ -1633,18 +2457,213 @@
       </w:r>
     </w:p>
     <w:p>
-      <w:r>
-        <w:t>Review Proxy Features and Fairness (ai-4/32). Goal: Identify possible proxy features. Short practice: What evidence contradicts the original “all setting information removed” claim? Point to the relevant step in the picture, then write the changed result and the rule or evidence that supports it.. Return to this week and explain what you changed.</w:t>
-      </w:r>
-    </w:p>
-    <w:p>
-      <w:r>
-        <w:t>Review Improve Generalization (ai-4/30). Goal: Compare training and validation evidence for model capacity. Short practice: What fresh evidence is needed after adding crossed training data? Point to the relevant step in the picture, then write the changed result and the rule or evidence that supports it.. Return to this week and explain what you changed.</w:t>
-      </w:r>
-    </w:p>
-    <w:p>
-      <w:r>
-        <w:t>Review Overfitting (ai-4/27). Goal: Compare training and validation evidence for model capacity. Short practice: Does100% training accuracy prove Large was always best? Point to the relevant step in the picture, then write the changed result and the rule or evidence that supports it.. Return to this week and explain what you changed.</w:t>
+      <w:pPr>
+        <w:spacing w:line="336" w:lineRule="auto" w:after="180"/>
+      </w:pPr>
+      <w:r>
+        <w:rPr>
+          <w:b w:val="0"/>
+        </w:rPr>
+        <w:t xml:space="preserve">Review Proxy Features and Fairness (ai-4/32). Goal: Identify possible proxy features. Short practice: What </w:t>
+      </w:r>
+      <w:r>
+        <w:rPr>
+          <w:b/>
+        </w:rPr>
+        <w:t>evidence</w:t>
+      </w:r>
+      <w:r>
+        <w:rPr>
+          <w:b w:val="0"/>
+        </w:rPr>
+        <w:t xml:space="preserve"> contradicts the original “all setting information removed” claim?</w:t>
+      </w:r>
+    </w:p>
+    <w:p>
+      <w:pPr>
+        <w:spacing w:line="336" w:lineRule="auto" w:after="180"/>
+      </w:pPr>
+      <w:r>
+        <w:rPr>
+          <w:b w:val="0"/>
+        </w:rPr>
+        <w:t xml:space="preserve">Point to the relevant step in the picture, then write the changed result and the rule or </w:t>
+      </w:r>
+      <w:r>
+        <w:rPr>
+          <w:b/>
+        </w:rPr>
+        <w:t>evidence</w:t>
+      </w:r>
+      <w:r>
+        <w:rPr>
+          <w:b w:val="0"/>
+        </w:rPr>
+        <w:t xml:space="preserve"> that supports it.. Return to this week and explain what you changed.</w:t>
+      </w:r>
+    </w:p>
+    <w:p>
+      <w:pPr>
+        <w:spacing w:line="336" w:lineRule="auto" w:after="180"/>
+      </w:pPr>
+      <w:r>
+        <w:rPr>
+          <w:b w:val="0"/>
+        </w:rPr>
+        <w:t xml:space="preserve">Review Improve Generalization (ai-4/30). Goal: Compare </w:t>
+      </w:r>
+      <w:r>
+        <w:rPr>
+          <w:b/>
+        </w:rPr>
+        <w:t>training</w:t>
+      </w:r>
+      <w:r>
+        <w:rPr>
+          <w:b w:val="0"/>
+        </w:rPr>
+        <w:t xml:space="preserve"> and validation </w:t>
+      </w:r>
+      <w:r>
+        <w:rPr>
+          <w:b/>
+        </w:rPr>
+        <w:t>evidence</w:t>
+      </w:r>
+      <w:r>
+        <w:rPr>
+          <w:b w:val="0"/>
+        </w:rPr>
+        <w:t xml:space="preserve"> for model capacity. Short practice: What fresh </w:t>
+      </w:r>
+      <w:r>
+        <w:rPr>
+          <w:b/>
+        </w:rPr>
+        <w:t>evidence</w:t>
+      </w:r>
+      <w:r>
+        <w:rPr>
+          <w:b w:val="0"/>
+        </w:rPr>
+        <w:t xml:space="preserve"> is needed after adding crossed </w:t>
+      </w:r>
+      <w:r>
+        <w:rPr>
+          <w:b/>
+        </w:rPr>
+        <w:t>training</w:t>
+      </w:r>
+      <w:r>
+        <w:rPr>
+          <w:b w:val="0"/>
+        </w:rPr>
+        <w:t xml:space="preserve"> data?</w:t>
+      </w:r>
+    </w:p>
+    <w:p>
+      <w:pPr>
+        <w:spacing w:line="336" w:lineRule="auto" w:after="180"/>
+      </w:pPr>
+      <w:r>
+        <w:rPr>
+          <w:b w:val="0"/>
+        </w:rPr>
+        <w:t xml:space="preserve">Point to the relevant step in the picture, then write the changed result and the rule or </w:t>
+      </w:r>
+      <w:r>
+        <w:rPr>
+          <w:b/>
+        </w:rPr>
+        <w:t>evidence</w:t>
+      </w:r>
+      <w:r>
+        <w:rPr>
+          <w:b w:val="0"/>
+        </w:rPr>
+        <w:t xml:space="preserve"> that supports it.. Return to this week and explain what you changed.</w:t>
+      </w:r>
+    </w:p>
+    <w:p>
+      <w:pPr>
+        <w:spacing w:line="336" w:lineRule="auto" w:after="180"/>
+      </w:pPr>
+      <w:r>
+        <w:rPr>
+          <w:b w:val="0"/>
+        </w:rPr>
+        <w:t>Review Over</w:t>
+      </w:r>
+      <w:r>
+        <w:rPr>
+          <w:b/>
+        </w:rPr>
+        <w:t>fitting</w:t>
+      </w:r>
+      <w:r>
+        <w:rPr>
+          <w:b w:val="0"/>
+        </w:rPr>
+        <w:t xml:space="preserve"> (ai-4/27). Goal: Compare </w:t>
+      </w:r>
+      <w:r>
+        <w:rPr>
+          <w:b/>
+        </w:rPr>
+        <w:t>training</w:t>
+      </w:r>
+      <w:r>
+        <w:rPr>
+          <w:b w:val="0"/>
+        </w:rPr>
+        <w:t xml:space="preserve"> and validation </w:t>
+      </w:r>
+      <w:r>
+        <w:rPr>
+          <w:b/>
+        </w:rPr>
+        <w:t>evidence</w:t>
+      </w:r>
+      <w:r>
+        <w:rPr>
+          <w:b w:val="0"/>
+        </w:rPr>
+        <w:t xml:space="preserve"> for model capacity. Short practice: Does100% </w:t>
+      </w:r>
+      <w:r>
+        <w:rPr>
+          <w:b/>
+        </w:rPr>
+        <w:t>training</w:t>
+      </w:r>
+      <w:r>
+        <w:rPr>
+          <w:b w:val="0"/>
+        </w:rPr>
+        <w:t xml:space="preserve"> accuracy prove Large was always best?</w:t>
+      </w:r>
+    </w:p>
+    <w:p>
+      <w:pPr>
+        <w:spacing w:line="336" w:lineRule="auto" w:after="180"/>
+      </w:pPr>
+      <w:r>
+        <w:rPr>
+          <w:b w:val="0"/>
+        </w:rPr>
+        <w:t xml:space="preserve">Point to the relevant step in the picture, then write the changed result and the rule or </w:t>
+      </w:r>
+      <w:r>
+        <w:rPr>
+          <w:b/>
+        </w:rPr>
+        <w:t>evidence</w:t>
+      </w:r>
+      <w:r>
+        <w:rPr>
+          <w:b w:val="0"/>
+        </w:rPr>
+        <w:t xml:space="preserve"> that supports it.. Return to this week and explain what you changed.</w:t>
       </w:r>
     </w:p>
     <w:p>
@@ -1656,8 +2675,37 @@
       </w:r>
     </w:p>
     <w:p>
-      <w:r>
-        <w:t>Use Download completed work in the hosted lesson to export your answers, reflections, practice feedback and code-run evidence. Open the HTML copy to read or print it. Drafts stay in this browser when storage is available; clear drafts on a shared device.</w:t>
+      <w:pPr>
+        <w:spacing w:line="336" w:lineRule="auto" w:after="180"/>
+      </w:pPr>
+      <w:r>
+        <w:rPr>
+          <w:b w:val="0"/>
+        </w:rPr>
+        <w:t xml:space="preserve">Use Download completed work in the hosted lesson to export your answers, reflections, practice feedback and code-run </w:t>
+      </w:r>
+      <w:r>
+        <w:rPr>
+          <w:b/>
+        </w:rPr>
+        <w:t>evidence</w:t>
+      </w:r>
+      <w:r>
+        <w:rPr>
+          <w:b w:val="0"/>
+        </w:rPr>
+        <w:t>. Open the HTML copy to read or print it.</w:t>
+      </w:r>
+    </w:p>
+    <w:p>
+      <w:pPr>
+        <w:spacing w:line="336" w:lineRule="auto" w:after="180"/>
+      </w:pPr>
+      <w:r>
+        <w:rPr>
+          <w:b w:val="0"/>
+        </w:rPr>
+        <w:t>Drafts stay in this browser when storage is available; clear drafts on a shared device.</w:t>
       </w:r>
     </w:p>
     <w:p>
@@ -1671,6 +2719,841 @@
     <w:p>
       <w:r>
         <w:t>________________________________________________________________</w:t>
+      </w:r>
+    </w:p>
+    <w:p>
+      <w:r>
+        <w:t>________________________________________________________________</w:t>
+      </w:r>
+    </w:p>
+    <w:p>
+      <w:r>
+        <w:t>________________________________________________________________</w:t>
+      </w:r>
+    </w:p>
+    <w:p>
+      <w:r>
+        <w:t>________________________________________________________________</w:t>
+      </w:r>
+    </w:p>
+    <w:p>
+      <w:r>
+        <w:t>________________________________________________________________</w:t>
+      </w:r>
+    </w:p>
+    <w:p>
+      <w:pPr>
+        <w:pStyle w:val="Heading1"/>
+      </w:pPr>
+      <w:r>
+        <w:t>21. Visual concept journey</w:t>
+      </w:r>
+    </w:p>
+    <w:p>
+      <w:r>
+        <w:t>Explain each Model Cards and Human Review picture from its labels, then record a relevant limit.</w:t>
+      </w:r>
+    </w:p>
+    <w:p>
+      <w:pPr>
+        <w:pStyle w:val="Heading3"/>
+      </w:pPr>
+      <w:r>
+        <w:t>01. Model Cards and Human Review: the case</w:t>
+      </w:r>
+    </w:p>
+    <w:p>
+      <w:r>
+        <w:drawing>
+          <wp:inline xmlns:a="http://schemas.openxmlformats.org/drawingml/2006/main" xmlns:pic="http://schemas.openxmlformats.org/drawingml/2006/picture">
+            <wp:extent cx="5486400" cy="3142488"/>
+            <wp:docPr id="2" name="Picture 2" descr="Write a model card whose performance statement can be traced to a concrete evaluation. Supplied facts: Toy v = 3 classifier scored16/20 on five unseen plants with four views each, under indoor tablet lighting. Baseline scored14/20. All inputs and outcomes in this worked example are invented classroom data; no real model run is claimed."/>
+            <wp:cNvGraphicFramePr>
+              <a:graphicFrameLocks noChangeAspect="1"/>
+            </wp:cNvGraphicFramePr>
+            <a:graphic>
+              <a:graphicData uri="http://schemas.openxmlformats.org/drawingml/2006/picture">
+                <pic:pic>
+                  <pic:nvPicPr>
+                    <pic:cNvPr id="0" name="academy-story-ai-4-33-01.png"/>
+                    <pic:cNvPicPr/>
+                  </pic:nvPicPr>
+                  <pic:blipFill>
+                    <a:blip r:embed="rId10"/>
+                    <a:stretch>
+                      <a:fillRect/>
+                    </a:stretch>
+                  </pic:blipFill>
+                  <pic:spPr>
+                    <a:xfrm>
+                      <a:off x="0" y="0"/>
+                      <a:ext cx="5486400" cy="3142488"/>
+                    </a:xfrm>
+                    <a:prstGeom prst="rect"/>
+                  </pic:spPr>
+                </pic:pic>
+              </a:graphicData>
+            </a:graphic>
+          </wp:inline>
+        </w:drawing>
+      </w:r>
+    </w:p>
+    <w:p>
+      <w:pPr>
+        <w:spacing w:line="336" w:lineRule="auto" w:after="180"/>
+      </w:pPr>
+      <w:r>
+        <w:rPr>
+          <w:b w:val="0"/>
+        </w:rPr>
+        <w:t xml:space="preserve">Write a </w:t>
+      </w:r>
+      <w:r>
+        <w:rPr>
+          <w:b/>
+        </w:rPr>
+        <w:t>model card</w:t>
+      </w:r>
+      <w:r>
+        <w:rPr>
+          <w:b w:val="0"/>
+        </w:rPr>
+        <w:t xml:space="preserve"> whose performance statement can be traced to a concrete evaluation. Supplied facts: Toy v = 3 classifier scored16/20 on five unseen plants with four views each, under indoor tablet lighting.</w:t>
+      </w:r>
+    </w:p>
+    <w:p>
+      <w:pPr>
+        <w:spacing w:line="336" w:lineRule="auto" w:after="180"/>
+      </w:pPr>
+      <w:r>
+        <w:rPr>
+          <w:b w:val="0"/>
+        </w:rPr>
+        <w:t xml:space="preserve">Baseline scored14/20. All </w:t>
+      </w:r>
+      <w:r>
+        <w:rPr>
+          <w:b/>
+        </w:rPr>
+        <w:t>input</w:t>
+      </w:r>
+      <w:r>
+        <w:rPr>
+          <w:b w:val="0"/>
+        </w:rPr>
+        <w:t>s and outcomes in this worked example are invented classroom data; no real model run is claimed.</w:t>
+      </w:r>
+    </w:p>
+    <w:p>
+      <w:pPr>
+        <w:spacing w:line="336" w:lineRule="auto" w:after="180"/>
+        <w:shd w:fill="F5F1FB"/>
+      </w:pPr>
+      <w:r>
+        <w:rPr>
+          <w:b w:val="0"/>
+        </w:rPr>
+        <w:t>Point to the given fact that matters most. Explain why it matters.</w:t>
+      </w:r>
+    </w:p>
+    <w:p>
+      <w:pPr>
+        <w:pStyle w:val="Heading3"/>
+      </w:pPr>
+      <w:r>
+        <w:t>My picture explanation, deciding evidence and one limit</w:t>
+      </w:r>
+    </w:p>
+    <w:p>
+      <w:r>
+        <w:t>________________________________________________________________</w:t>
+      </w:r>
+    </w:p>
+    <w:p>
+      <w:r>
+        <w:t>________________________________________________________________</w:t>
+      </w:r>
+    </w:p>
+    <w:p>
+      <w:r>
+        <w:t>________________________________________________________________</w:t>
+      </w:r>
+    </w:p>
+    <w:p>
+      <w:r>
+        <w:t>________________________________________________________________</w:t>
+      </w:r>
+    </w:p>
+    <w:p>
+      <w:pPr>
+        <w:pStyle w:val="Heading3"/>
+      </w:pPr>
+      <w:r>
+        <w:t>02. Follow the deciding steps</w:t>
+      </w:r>
+    </w:p>
+    <w:p>
+      <w:r>
+        <w:drawing>
+          <wp:inline xmlns:a="http://schemas.openxmlformats.org/drawingml/2006/main" xmlns:pic="http://schemas.openxmlformats.org/drawingml/2006/picture">
+            <wp:extent cx="5486400" cy="3493008"/>
+            <wp:docPr id="3" name="Picture 3" descr="Name evidence: Record v = 3, 20 photo cases, 5 plant identities, group-separated split and indoor tablet conditions. → Compare baseline: v = 3 accuracy 80%; baseline70% on the same 20 cases. → State limits: Do not claim all cameras, outdoor conditions or disease diagnosis were validated."/>
+            <wp:cNvGraphicFramePr>
+              <a:graphicFrameLocks noChangeAspect="1"/>
+            </wp:cNvGraphicFramePr>
+            <a:graphic>
+              <a:graphicData uri="http://schemas.openxmlformats.org/drawingml/2006/picture">
+                <pic:pic>
+                  <pic:nvPicPr>
+                    <pic:cNvPr id="0" name="academy-story-ai-4-33-02.png"/>
+                    <pic:cNvPicPr/>
+                  </pic:nvPicPr>
+                  <pic:blipFill>
+                    <a:blip r:embed="rId11"/>
+                    <a:stretch>
+                      <a:fillRect/>
+                    </a:stretch>
+                  </pic:blipFill>
+                  <pic:spPr>
+                    <a:xfrm>
+                      <a:off x="0" y="0"/>
+                      <a:ext cx="5486400" cy="3493008"/>
+                    </a:xfrm>
+                    <a:prstGeom prst="rect"/>
+                  </pic:spPr>
+                </pic:pic>
+              </a:graphicData>
+            </a:graphic>
+          </wp:inline>
+        </w:drawing>
+      </w:r>
+    </w:p>
+    <w:p>
+      <w:pPr>
+        <w:spacing w:line="336" w:lineRule="auto" w:after="180"/>
+      </w:pPr>
+      <w:r>
+        <w:rPr>
+          <w:b w:val="0"/>
+        </w:rPr>
+        <w:t xml:space="preserve">Name </w:t>
+      </w:r>
+      <w:r>
+        <w:rPr>
+          <w:b/>
+        </w:rPr>
+        <w:t>evidence</w:t>
+      </w:r>
+      <w:r>
+        <w:rPr>
+          <w:b w:val="0"/>
+        </w:rPr>
+        <w:t xml:space="preserve">: Record v = 3, 20 photo cases, 5 plant identities, group-separated split and indoor tablet conditions. → Compare baseline: v = 3 accuracy </w:t>
+      </w:r>
+      <w:r>
+        <w:rPr>
+          <w:b/>
+        </w:rPr>
+        <w:t>80%</w:t>
+      </w:r>
+      <w:r>
+        <w:rPr>
+          <w:b w:val="0"/>
+        </w:rPr>
+        <w:t>; baseline</w:t>
+      </w:r>
+      <w:r>
+        <w:rPr>
+          <w:b/>
+        </w:rPr>
+        <w:t>70%</w:t>
+      </w:r>
+      <w:r>
+        <w:rPr>
+          <w:b w:val="0"/>
+        </w:rPr>
+        <w:t xml:space="preserve"> on the same 20 cases. → State limits: Do not claim all cameras, outdoor conditions or disease diagnosis were validated.</w:t>
+      </w:r>
+    </w:p>
+    <w:p>
+      <w:pPr>
+        <w:spacing w:line="336" w:lineRule="auto" w:after="180"/>
+        <w:shd w:fill="F5F1FB"/>
+      </w:pPr>
+      <w:r>
+        <w:rPr>
+          <w:b w:val="0"/>
+        </w:rPr>
+        <w:t xml:space="preserve">Point to each numbered stage and explain which recorded </w:t>
+      </w:r>
+      <w:r>
+        <w:rPr>
+          <w:b/>
+        </w:rPr>
+        <w:t>input</w:t>
+      </w:r>
+      <w:r>
+        <w:rPr>
+          <w:b w:val="0"/>
+        </w:rPr>
+        <w:t xml:space="preserve"> it uses.</w:t>
+      </w:r>
+    </w:p>
+    <w:p>
+      <w:pPr>
+        <w:pStyle w:val="Heading3"/>
+      </w:pPr>
+      <w:r>
+        <w:t>My picture explanation, deciding evidence and one limit</w:t>
+      </w:r>
+    </w:p>
+    <w:p>
+      <w:r>
+        <w:t>________________________________________________________________</w:t>
+      </w:r>
+    </w:p>
+    <w:p>
+      <w:r>
+        <w:t>________________________________________________________________</w:t>
+      </w:r>
+    </w:p>
+    <w:p>
+      <w:r>
+        <w:t>________________________________________________________________</w:t>
+      </w:r>
+    </w:p>
+    <w:p>
+      <w:r>
+        <w:t>________________________________________________________________</w:t>
+      </w:r>
+    </w:p>
+    <w:p>
+      <w:pPr>
+        <w:pStyle w:val="Heading3"/>
+      </w:pPr>
+      <w:r>
+        <w:t>03. Model cards and review at a glance</w:t>
+      </w:r>
+    </w:p>
+    <w:p>
+      <w:r>
+        <w:drawing>
+          <wp:inline xmlns:a="http://schemas.openxmlformats.org/drawingml/2006/main" xmlns:pic="http://schemas.openxmlformats.org/drawingml/2006/picture">
+            <wp:extent cx="5486400" cy="2834640"/>
+            <wp:docPr id="4" name="Picture 4" descr="Model cards and review at a glance. Purpose and version | Toy classifier v 1 | Fictional data only. Evidence | 12 held-out cases | Full matrix and baseline. Limits and review | No real decisions | List unresolved coverage"/>
+            <wp:cNvGraphicFramePr>
+              <a:graphicFrameLocks noChangeAspect="1"/>
+            </wp:cNvGraphicFramePr>
+            <a:graphic>
+              <a:graphicData uri="http://schemas.openxmlformats.org/drawingml/2006/picture">
+                <pic:pic>
+                  <pic:nvPicPr>
+                    <pic:cNvPr id="0" name="academy-story-ai-4-33-03.png"/>
+                    <pic:cNvPicPr/>
+                  </pic:nvPicPr>
+                  <pic:blipFill>
+                    <a:blip r:embed="rId12"/>
+                    <a:stretch>
+                      <a:fillRect/>
+                    </a:stretch>
+                  </pic:blipFill>
+                  <pic:spPr>
+                    <a:xfrm>
+                      <a:off x="0" y="0"/>
+                      <a:ext cx="5486400" cy="2834640"/>
+                    </a:xfrm>
+                    <a:prstGeom prst="rect"/>
+                  </pic:spPr>
+                </pic:pic>
+              </a:graphicData>
+            </a:graphic>
+          </wp:inline>
+        </w:drawing>
+      </w:r>
+    </w:p>
+    <w:p>
+      <w:pPr>
+        <w:spacing w:line="336" w:lineRule="auto" w:after="180"/>
+      </w:pPr>
+      <w:r>
+        <w:rPr>
+          <w:b/>
+        </w:rPr>
+        <w:t>Model card</w:t>
+      </w:r>
+      <w:r>
+        <w:rPr>
+          <w:b w:val="0"/>
+        </w:rPr>
+        <w:t xml:space="preserve">s and review at a glance. Purpose and version | Toy classifier v 1 | Fictional data only. </w:t>
+      </w:r>
+      <w:r>
+        <w:rPr>
+          <w:b/>
+        </w:rPr>
+        <w:t>Evidence</w:t>
+      </w:r>
+      <w:r>
+        <w:rPr>
+          <w:b w:val="0"/>
+        </w:rPr>
+        <w:t xml:space="preserve"> | 12 held-out cases | Full matrix and baseline. Limits and review | No real decisions | List unresolved coverage</w:t>
+      </w:r>
+    </w:p>
+    <w:p>
+      <w:pPr>
+        <w:spacing w:line="336" w:lineRule="auto" w:after="180"/>
+        <w:shd w:fill="F5F1FB"/>
+      </w:pPr>
+      <w:r>
+        <w:rPr>
+          <w:b w:val="0"/>
+        </w:rPr>
+        <w:t>Read the labels and values. Explain the relationship the model shows.</w:t>
+      </w:r>
+    </w:p>
+    <w:p>
+      <w:pPr>
+        <w:pStyle w:val="Heading3"/>
+      </w:pPr>
+      <w:r>
+        <w:t>My picture explanation, deciding evidence and one limit</w:t>
+      </w:r>
+    </w:p>
+    <w:p>
+      <w:r>
+        <w:t>________________________________________________________________</w:t>
+      </w:r>
+    </w:p>
+    <w:p>
+      <w:r>
+        <w:t>________________________________________________________________</w:t>
+      </w:r>
+    </w:p>
+    <w:p>
+      <w:r>
+        <w:t>________________________________________________________________</w:t>
+      </w:r>
+    </w:p>
+    <w:p>
+      <w:r>
+        <w:t>________________________________________________________________</w:t>
+      </w:r>
+    </w:p>
+    <w:p>
+      <w:pPr>
+        <w:pStyle w:val="Heading3"/>
+      </w:pPr>
+      <w:r>
+        <w:t>04. Change one thing. Trace what follows.</w:t>
+      </w:r>
+    </w:p>
+    <w:p>
+      <w:r>
+        <w:drawing>
+          <wp:inline xmlns:a="http://schemas.openxmlformats.org/drawingml/2006/main" xmlns:pic="http://schemas.openxmlformats.org/drawingml/2006/picture">
+            <wp:extent cx="5486400" cy="3026664"/>
+            <wp:docPr id="5" name="Picture 5" descr="Original case: Do not claim all cameras, outdoor conditions or disease diagnosis were validated. Changed condition: The publicity sentence becomes “80% accurate for every plant”. Expected result: Reject that unbounded statement. Reason: The measured rate belongs to twenty related indoor photos, not every plant or setting."/>
+            <wp:cNvGraphicFramePr>
+              <a:graphicFrameLocks noChangeAspect="1"/>
+            </wp:cNvGraphicFramePr>
+            <a:graphic>
+              <a:graphicData uri="http://schemas.openxmlformats.org/drawingml/2006/picture">
+                <pic:pic>
+                  <pic:nvPicPr>
+                    <pic:cNvPr id="0" name="academy-story-ai-4-33-04.png"/>
+                    <pic:cNvPicPr/>
+                  </pic:nvPicPr>
+                  <pic:blipFill>
+                    <a:blip r:embed="rId13"/>
+                    <a:stretch>
+                      <a:fillRect/>
+                    </a:stretch>
+                  </pic:blipFill>
+                  <pic:spPr>
+                    <a:xfrm>
+                      <a:off x="0" y="0"/>
+                      <a:ext cx="5486400" cy="3026664"/>
+                    </a:xfrm>
+                    <a:prstGeom prst="rect"/>
+                  </pic:spPr>
+                </pic:pic>
+              </a:graphicData>
+            </a:graphic>
+          </wp:inline>
+        </w:drawing>
+      </w:r>
+    </w:p>
+    <w:p>
+      <w:pPr>
+        <w:spacing w:line="336" w:lineRule="auto" w:after="180"/>
+      </w:pPr>
+      <w:r>
+        <w:rPr>
+          <w:b w:val="0"/>
+        </w:rPr>
+        <w:t>Original case: Do not claim all cameras, outdoor conditions or disease diagnosis were validated. Changed condition: The publicity sentence becomes “</w:t>
+      </w:r>
+      <w:r>
+        <w:rPr>
+          <w:b/>
+        </w:rPr>
+        <w:t>80%</w:t>
+      </w:r>
+      <w:r>
+        <w:rPr>
+          <w:b w:val="0"/>
+        </w:rPr>
+        <w:t xml:space="preserve"> accurate for every plant”.</w:t>
+      </w:r>
+    </w:p>
+    <w:p>
+      <w:pPr>
+        <w:spacing w:line="336" w:lineRule="auto" w:after="180"/>
+      </w:pPr>
+      <w:r>
+        <w:rPr>
+          <w:b w:val="0"/>
+        </w:rPr>
+        <w:t>Expected result: Reject that unbounded statement. Reason: The measured rate belongs to twenty related indoor photos, not every plant or setting.</w:t>
+      </w:r>
+    </w:p>
+    <w:p>
+      <w:pPr>
+        <w:spacing w:line="336" w:lineRule="auto" w:after="180"/>
+        <w:shd w:fill="F5F1FB"/>
+      </w:pPr>
+      <w:r>
+        <w:rPr>
+          <w:b w:val="0"/>
+        </w:rPr>
+        <w:t>Predict before checking the worked changed-case result. Name what changed and what the supplied facts allow you to conclude.</w:t>
+      </w:r>
+    </w:p>
+    <w:p>
+      <w:pPr>
+        <w:pStyle w:val="Heading3"/>
+      </w:pPr>
+      <w:r>
+        <w:t>My picture explanation, deciding evidence and one limit</w:t>
+      </w:r>
+    </w:p>
+    <w:p>
+      <w:r>
+        <w:t>________________________________________________________________</w:t>
+      </w:r>
+    </w:p>
+    <w:p>
+      <w:r>
+        <w:t>________________________________________________________________</w:t>
+      </w:r>
+    </w:p>
+    <w:p>
+      <w:r>
+        <w:t>________________________________________________________________</w:t>
+      </w:r>
+    </w:p>
+    <w:p>
+      <w:r>
+        <w:t>________________________________________________________________</w:t>
+      </w:r>
+    </w:p>
+    <w:p>
+      <w:pPr>
+        <w:pStyle w:val="Heading3"/>
+      </w:pPr>
+      <w:r>
+        <w:t>05. Connect the explanation to its limit</w:t>
+      </w:r>
+    </w:p>
+    <w:p>
+      <w:r>
+        <w:drawing>
+          <wp:inline xmlns:a="http://schemas.openxmlformats.org/drawingml/2006/main" xmlns:pic="http://schemas.openxmlformats.org/drawingml/2006/picture">
+            <wp:extent cx="5486400" cy="2834640"/>
+            <wp:docPr id="6" name="Picture 6" descr="Read the picture in order. Do not claim all cameras, outdoor conditions or disease diagnosis were validated. The arrows show which recorded input or intermediate result each decision uses. Explain the deciding step aloud before checking the changed case; pointing to the final answer alone does not show how it follows. Limit: A model card communicates evidence; it is not certification of safety, fairness or suitability for consequential plant decisions."/>
+            <wp:cNvGraphicFramePr>
+              <a:graphicFrameLocks noChangeAspect="1"/>
+            </wp:cNvGraphicFramePr>
+            <a:graphic>
+              <a:graphicData uri="http://schemas.openxmlformats.org/drawingml/2006/picture">
+                <pic:pic>
+                  <pic:nvPicPr>
+                    <pic:cNvPr id="0" name="academy-story-ai-4-33-05.png"/>
+                    <pic:cNvPicPr/>
+                  </pic:nvPicPr>
+                  <pic:blipFill>
+                    <a:blip r:embed="rId14"/>
+                    <a:stretch>
+                      <a:fillRect/>
+                    </a:stretch>
+                  </pic:blipFill>
+                  <pic:spPr>
+                    <a:xfrm>
+                      <a:off x="0" y="0"/>
+                      <a:ext cx="5486400" cy="2834640"/>
+                    </a:xfrm>
+                    <a:prstGeom prst="rect"/>
+                  </pic:spPr>
+                </pic:pic>
+              </a:graphicData>
+            </a:graphic>
+          </wp:inline>
+        </w:drawing>
+      </w:r>
+    </w:p>
+    <w:p>
+      <w:pPr>
+        <w:spacing w:line="336" w:lineRule="auto" w:after="180"/>
+      </w:pPr>
+      <w:r>
+        <w:rPr>
+          <w:b w:val="0"/>
+        </w:rPr>
+        <w:t xml:space="preserve">Read the picture in order. Do not claim all cameras, outdoor conditions or disease diagnosis were validated. The arrows show which recorded </w:t>
+      </w:r>
+      <w:r>
+        <w:rPr>
+          <w:b/>
+        </w:rPr>
+        <w:t>input</w:t>
+      </w:r>
+      <w:r>
+        <w:rPr>
+          <w:b w:val="0"/>
+        </w:rPr>
+        <w:t xml:space="preserve"> or intermediate result each decision uses.</w:t>
+      </w:r>
+    </w:p>
+    <w:p>
+      <w:pPr>
+        <w:spacing w:line="336" w:lineRule="auto" w:after="180"/>
+      </w:pPr>
+      <w:r>
+        <w:rPr>
+          <w:b w:val="0"/>
+        </w:rPr>
+        <w:t>Explain the deciding step aloud before checking the changed case; pointing to the final answer alone does not show how it follows.</w:t>
+      </w:r>
+    </w:p>
+    <w:p>
+      <w:pPr>
+        <w:spacing w:line="336" w:lineRule="auto" w:after="180"/>
+      </w:pPr>
+      <w:r>
+        <w:rPr>
+          <w:b w:val="0"/>
+        </w:rPr>
+        <w:t xml:space="preserve">Limit: A </w:t>
+      </w:r>
+      <w:r>
+        <w:rPr>
+          <w:b/>
+        </w:rPr>
+        <w:t>model card</w:t>
+      </w:r>
+      <w:r>
+        <w:rPr>
+          <w:b w:val="0"/>
+        </w:rPr>
+        <w:t xml:space="preserve"> communicates </w:t>
+      </w:r>
+      <w:r>
+        <w:rPr>
+          <w:b/>
+        </w:rPr>
+        <w:t>evidence</w:t>
+      </w:r>
+      <w:r>
+        <w:rPr>
+          <w:b w:val="0"/>
+        </w:rPr>
+        <w:t>; it is not certification of safety, fairness or suitability for consequential plant decisions.</w:t>
+      </w:r>
+    </w:p>
+    <w:p>
+      <w:pPr>
+        <w:spacing w:line="336" w:lineRule="auto" w:after="180"/>
+        <w:shd w:fill="F5F1FB"/>
+      </w:pPr>
+      <w:r>
+        <w:rPr>
+          <w:b w:val="0"/>
+        </w:rPr>
+        <w:t>Explain the case, then point to a limit on the claim.</w:t>
+      </w:r>
+    </w:p>
+    <w:p>
+      <w:pPr>
+        <w:pStyle w:val="Heading3"/>
+      </w:pPr>
+      <w:r>
+        <w:t>My picture explanation, deciding evidence and one limit</w:t>
+      </w:r>
+    </w:p>
+    <w:p>
+      <w:r>
+        <w:t>________________________________________________________________</w:t>
+      </w:r>
+    </w:p>
+    <w:p>
+      <w:r>
+        <w:t>________________________________________________________________</w:t>
+      </w:r>
+    </w:p>
+    <w:p>
+      <w:r>
+        <w:t>________________________________________________________________</w:t>
+      </w:r>
+    </w:p>
+    <w:p>
+      <w:r>
+        <w:t>________________________________________________________________</w:t>
+      </w:r>
+    </w:p>
+    <w:p>
+      <w:pPr>
+        <w:pStyle w:val="Heading3"/>
+      </w:pPr>
+      <w:r>
+        <w:t>06. Make the idea visible in your project</w:t>
+      </w:r>
+    </w:p>
+    <w:p>
+      <w:r>
+        <w:drawing>
+          <wp:inline xmlns:a="http://schemas.openxmlformats.org/drawingml/2006/main" xmlns:pic="http://schemas.openxmlformats.org/drawingml/2006/picture">
+            <wp:extent cx="5486400" cy="3681984"/>
+            <wp:docPr id="7" name="Picture 7" descr="For your Responsible Plant Classifier, save the input, procedure, observed result and limitation of this check. Label this worked example as practice; use a different, previously unreviewed case when checking independent understanding. Draw your input, deciding step, result and limit. Supported question: Write a bounded replacement for the publicity sentence. Point to the relevant step in the picture, then write the changed result and the rule or evidence that supports it."/>
+            <wp:cNvGraphicFramePr>
+              <a:graphicFrameLocks noChangeAspect="1"/>
+            </wp:cNvGraphicFramePr>
+            <a:graphic>
+              <a:graphicData uri="http://schemas.openxmlformats.org/drawingml/2006/picture">
+                <pic:pic>
+                  <pic:nvPicPr>
+                    <pic:cNvPr id="0" name="academy-story-ai-4-33-06.png"/>
+                    <pic:cNvPicPr/>
+                  </pic:nvPicPr>
+                  <pic:blipFill>
+                    <a:blip r:embed="rId15"/>
+                    <a:stretch>
+                      <a:fillRect/>
+                    </a:stretch>
+                  </pic:blipFill>
+                  <pic:spPr>
+                    <a:xfrm>
+                      <a:off x="0" y="0"/>
+                      <a:ext cx="5486400" cy="3681984"/>
+                    </a:xfrm>
+                    <a:prstGeom prst="rect"/>
+                  </pic:spPr>
+                </pic:pic>
+              </a:graphicData>
+            </a:graphic>
+          </wp:inline>
+        </w:drawing>
+      </w:r>
+    </w:p>
+    <w:p>
+      <w:pPr>
+        <w:spacing w:line="336" w:lineRule="auto" w:after="180"/>
+      </w:pPr>
+      <w:r>
+        <w:rPr>
+          <w:b w:val="0"/>
+        </w:rPr>
+        <w:t xml:space="preserve">For your Responsible Plant Classifier, save the </w:t>
+      </w:r>
+      <w:r>
+        <w:rPr>
+          <w:b/>
+        </w:rPr>
+        <w:t>input</w:t>
+      </w:r>
+      <w:r>
+        <w:rPr>
+          <w:b w:val="0"/>
+        </w:rPr>
+        <w:t>, procedure, observed result and limitation of this check.</w:t>
+      </w:r>
+    </w:p>
+    <w:p>
+      <w:pPr>
+        <w:spacing w:line="336" w:lineRule="auto" w:after="180"/>
+      </w:pPr>
+      <w:r>
+        <w:rPr>
+          <w:b w:val="0"/>
+        </w:rPr>
+        <w:t xml:space="preserve">Label this worked example as practice; use a different, previously unreviewed case when checking independent understanding. Draw your </w:t>
+      </w:r>
+      <w:r>
+        <w:rPr>
+          <w:b/>
+        </w:rPr>
+        <w:t>input</w:t>
+      </w:r>
+      <w:r>
+        <w:rPr>
+          <w:b w:val="0"/>
+        </w:rPr>
+        <w:t>, deciding step, result and limit.</w:t>
+      </w:r>
+    </w:p>
+    <w:p>
+      <w:pPr>
+        <w:spacing w:line="336" w:lineRule="auto" w:after="180"/>
+      </w:pPr>
+      <w:r>
+        <w:rPr>
+          <w:b w:val="0"/>
+        </w:rPr>
+        <w:t xml:space="preserve">Supported question: Write a bounded replacement for the publicity sentence. Point to the relevant step in the picture, then write the changed result and the rule or </w:t>
+      </w:r>
+      <w:r>
+        <w:rPr>
+          <w:b/>
+        </w:rPr>
+        <w:t>evidence</w:t>
+      </w:r>
+      <w:r>
+        <w:rPr>
+          <w:b w:val="0"/>
+        </w:rPr>
+        <w:t xml:space="preserve"> that supports it.</w:t>
+      </w:r>
+    </w:p>
+    <w:p>
+      <w:pPr>
+        <w:spacing w:line="336" w:lineRule="auto" w:after="180"/>
+        <w:shd w:fill="F5F1FB"/>
+      </w:pPr>
+      <w:r>
+        <w:rPr>
+          <w:b w:val="0"/>
+        </w:rPr>
+        <w:t xml:space="preserve">Draw your project trace and justify the deciding step using </w:t>
+      </w:r>
+      <w:r>
+        <w:rPr>
+          <w:b/>
+        </w:rPr>
+        <w:t>evidence</w:t>
+      </w:r>
+      <w:r>
+        <w:rPr>
+          <w:b w:val="0"/>
+        </w:rPr>
+        <w:t>.</w:t>
+      </w:r>
+    </w:p>
+    <w:p>
+      <w:pPr>
+        <w:pStyle w:val="Heading3"/>
+      </w:pPr>
+      <w:r>
+        <w:t>My picture explanation, deciding evidence and one limit</w:t>
       </w:r>
     </w:p>
     <w:p>

--- a/downloads/workbook/ai-4-week-33.docx
+++ b/downloads/workbook/ai-4-week-33.docx
@@ -1129,6 +1129,26 @@
     </w:p>
     <w:p>
       <w:pPr>
+        <w:pStyle w:val="Heading3"/>
+      </w:pPr>
+      <w:r>
+        <w:t>Where to find the supplied example</w:t>
+      </w:r>
+    </w:p>
+    <w:p>
+      <w:pPr>
+        <w:spacing w:line="336" w:lineRule="auto" w:after="180"/>
+        <w:shd w:fill="F1F6F8"/>
+      </w:pPr>
+      <w:r>
+        <w:rPr>
+          <w:b w:val="0"/>
+        </w:rPr>
+        <w:t>Reference for this exercise: open this week’s student lesson, “Model Cards and Human Review”, at “See how it works” and “Follow a worked example”. Use the original worked values or code named in the question; the later pictorial case is a separate example. Keep this reference beside your workbook while practising.</w:t>
+      </w:r>
+    </w:p>
+    <w:p>
+      <w:pPr>
         <w:spacing w:line="336" w:lineRule="auto" w:after="180"/>
       </w:pPr>
       <w:r>
@@ -1187,6 +1207,26 @@
     <w:p>
       <w:r>
         <w:t>Check arithmetic. Apply the supplied Model Cards and Human Review facts and keep your reasoning.</w:t>
+      </w:r>
+    </w:p>
+    <w:p>
+      <w:pPr>
+        <w:pStyle w:val="Heading3"/>
+      </w:pPr>
+      <w:r>
+        <w:t>Where to find the supplied example</w:t>
+      </w:r>
+    </w:p>
+    <w:p>
+      <w:pPr>
+        <w:spacing w:line="336" w:lineRule="auto" w:after="180"/>
+        <w:shd w:fill="F1F6F8"/>
+      </w:pPr>
+      <w:r>
+        <w:rPr>
+          <w:b w:val="0"/>
+        </w:rPr>
+        <w:t>Reference for this exercise: open this week’s student lesson, “Model Cards and Human Review”, at “See how it works” and “Follow a worked example”. Use the original worked values or code named in the question; the later pictorial case is a separate example. Keep this reference beside your workbook while practising.</w:t>
       </w:r>
     </w:p>
     <w:p>

--- a/downloads/workbook/ai-4-week-33.docx
+++ b/downloads/workbook/ai-4-week-33.docx
@@ -25,22 +25,45 @@
         <w:pStyle w:val="Heading1"/>
       </w:pPr>
       <w:r>
-        <w:t>01. Recall and choose your starting point</w:t>
-      </w:r>
-    </w:p>
-    <w:p>
-      <w:r>
-        <w:t>Record your starting explanation for Model Cards and Human Review before opening notes. Show any later correction separately.</w:t>
-      </w:r>
-    </w:p>
-    <w:p>
-      <w:pPr>
-        <w:spacing w:line="336" w:lineRule="auto" w:after="180"/>
-      </w:pPr>
-      <w:r>
-        <w:rPr>
-          <w:b w:val="0"/>
-        </w:rPr>
+        <w:t>One readable model-card and review record.</w:t>
+      </w:r>
+    </w:p>
+    <w:p>
+      <w:r>
+        <w:t>Audit arithmetic,correct unsupported claims and request missing evidence.</w:t>
+      </w:r>
+    </w:p>
+    <w:p>
+      <w:r>
+        <w:t>W1–W3/W5 → selected newV2claim → actual project card → changed-case return.</w:t>
+      </w:r>
+    </w:p>
+    <w:p>
+      <w:pPr>
+        <w:pStyle w:val="Heading1"/>
+      </w:pPr>
+      <w:r>
+        <w:t>01. Recall · Retrieve before notes</w:t>
+      </w:r>
+    </w:p>
+    <w:p>
+      <w:r>
+        <w:t>Keep this task’s complete inputs, stated rule and support record together.</w:t>
+      </w:r>
+    </w:p>
+    <w:p>
+      <w:pPr>
+        <w:pStyle w:val="Heading2"/>
+      </w:pPr>
+      <w:r>
+        <w:t>Task and evidence record</w:t>
+      </w:r>
+    </w:p>
+    <w:p>
+      <w:pPr>
+        <w:pStyle w:val="ListBullet"/>
+      </w:pPr>
+      <w:r>
         <w:t>Try the recall before opening notes. Then use a different colour or a labelled second line to correct your explanation.</w:t>
       </w:r>
     </w:p>
@@ -54,12 +77,9 @@
     </w:p>
     <w:p>
       <w:pPr>
-        <w:spacing w:line="336" w:lineRule="auto" w:after="180"/>
-      </w:pPr>
-      <w:r>
-        <w:rPr>
-          <w:b w:val="0"/>
-        </w:rPr>
+        <w:pStyle w:val="ListBullet"/>
+      </w:pPr>
+      <w:r>
         <w:t>Without opening the old lesson, explain one key idea from Proxy Features and Fairness. Give an example and a mistake that the idea helps you avoid.</w:t>
       </w:r>
     </w:p>
@@ -96,12 +116,9 @@
     </w:p>
     <w:p>
       <w:pPr>
-        <w:spacing w:line="336" w:lineRule="auto" w:after="180"/>
-      </w:pPr>
-      <w:r>
-        <w:rPr>
-          <w:b w:val="0"/>
-        </w:rPr>
+        <w:pStyle w:val="ListBullet"/>
+      </w:pPr>
+      <w:r>
         <w:t>Without opening the old lesson, explain one key idea from Improve Generalization. Give an example and a mistake that the idea helps you avoid.</w:t>
       </w:r>
     </w:p>
@@ -138,25 +155,10 @@
     </w:p>
     <w:p>
       <w:pPr>
-        <w:spacing w:line="336" w:lineRule="auto" w:after="180"/>
-      </w:pPr>
-      <w:r>
-        <w:rPr>
-          <w:b w:val="0"/>
-        </w:rPr>
-        <w:t>Without opening the old lesson, explain one key idea from Over</w:t>
-      </w:r>
-      <w:r>
-        <w:rPr>
-          <w:b/>
-        </w:rPr>
-        <w:t>fitting</w:t>
-      </w:r>
-      <w:r>
-        <w:rPr>
-          <w:b w:val="0"/>
-        </w:rPr>
-        <w:t>. Give an example and a mistake that the idea helps you avoid.</w:t>
+        <w:pStyle w:val="ListBullet"/>
+      </w:pPr>
+      <w:r>
+        <w:t>Without opening the old lesson, explain one key idea from Overfitting. Give an example and a mistake that the idea helps you avoid.</w:t>
       </w:r>
     </w:p>
     <w:p>
@@ -187,135 +189,52 @@
         <w:pStyle w:val="Heading1"/>
       </w:pPr>
       <w:r>
-        <w:t>02. Practise with fading help</w:t>
-      </w:r>
-    </w:p>
-    <w:p>
-      <w:r>
-        <w:t>Complete the supported Model Cards and Human Review trace and record the first step you can explain without help.</w:t>
-      </w:r>
-    </w:p>
-    <w:p>
-      <w:pPr>
-        <w:spacing w:line="336" w:lineRule="auto" w:after="180"/>
-      </w:pPr>
-      <w:r>
-        <w:rPr>
-          <w:b w:val="0"/>
-        </w:rPr>
-        <w:t xml:space="preserve">Use W2: Check arithmetic for </w:t>
-      </w:r>
-      <w:r>
-        <w:rPr>
-          <w:b/>
-        </w:rPr>
-        <w:t>Model card</w:t>
-      </w:r>
-      <w:r>
-        <w:rPr>
-          <w:b w:val="0"/>
-        </w:rPr>
-        <w:t>s and review. Record the answer once; the lesson and workbook refer to the same attempt.</w:t>
-      </w:r>
-    </w:p>
-    <w:tbl>
-      <w:tblPr>
-        <w:tblStyle w:val="LightShading-Accent1"/>
-        <w:tblW w:type="auto" w:w="0"/>
-        <w:tblLook w:firstColumn="1" w:firstRow="1" w:lastColumn="0" w:lastRow="0" w:noHBand="0" w:noVBand="1" w:val="04A0"/>
-      </w:tblPr>
-      <w:tblGrid>
-        <w:gridCol w:w="2556"/>
-        <w:gridCol w:w="2556"/>
-        <w:gridCol w:w="2556"/>
-        <w:gridCol w:w="2556"/>
-      </w:tblGrid>
-      <w:tr>
-        <w:trPr>
-          <w:tblHeader/>
-        </w:trPr>
-        <w:tc>
-          <w:tcPr>
-            <w:tcW w:type="dxa" w:w="2556"/>
-          </w:tcPr>
-          <w:p>
-            <w:r>
-              <w:t>Given inputs</w:t>
-            </w:r>
-          </w:p>
-        </w:tc>
-        <w:tc>
-          <w:tcPr>
-            <w:tcW w:type="dxa" w:w="2556"/>
-          </w:tcPr>
-          <w:p>
-            <w:r>
-              <w:t>Procedure I chose</w:t>
-            </w:r>
-          </w:p>
-        </w:tc>
-        <w:tc>
-          <w:tcPr>
-            <w:tcW w:type="dxa" w:w="2556"/>
-          </w:tcPr>
-          <w:p>
-            <w:r>
-              <w:t>Middle steps</w:t>
-            </w:r>
-          </w:p>
-        </w:tc>
-        <w:tc>
-          <w:tcPr>
-            <w:tcW w:type="dxa" w:w="2556"/>
-          </w:tcPr>
-          <w:p>
-            <w:r>
-              <w:t>Result and check</w:t>
-            </w:r>
-          </w:p>
-        </w:tc>
-      </w:tr>
-      <w:tr>
-        <w:tc>
-          <w:tcPr>
-            <w:tcW w:type="dxa" w:w="2556"/>
-          </w:tcPr>
-          <w:p>
-            <w:r/>
-          </w:p>
-        </w:tc>
-        <w:tc>
-          <w:tcPr>
-            <w:tcW w:type="dxa" w:w="2556"/>
-          </w:tcPr>
-          <w:p>
-            <w:r/>
-          </w:p>
-        </w:tc>
-        <w:tc>
-          <w:tcPr>
-            <w:tcW w:type="dxa" w:w="2556"/>
-          </w:tcPr>
-          <w:p>
-            <w:r/>
-          </w:p>
-        </w:tc>
-        <w:tc>
-          <w:tcPr>
-            <w:tcW w:type="dxa" w:w="2556"/>
-          </w:tcPr>
-          <w:p>
-            <w:r/>
-          </w:p>
-        </w:tc>
-      </w:tr>
-    </w:tbl>
+        <w:t>12. W1 · Explain the mechanism</w:t>
+      </w:r>
+    </w:p>
+    <w:p>
+      <w:r>
+        <w:t>Keep this task’s complete inputs, stated rule and support record together.</w:t>
+      </w:r>
+    </w:p>
+    <w:p>
+      <w:pPr>
+        <w:pStyle w:val="Heading2"/>
+      </w:pPr>
+      <w:r>
+        <w:t>Task and evidence record</w:t>
+      </w:r>
+    </w:p>
+    <w:p>
+      <w:pPr>
+        <w:pStyle w:val="ListBullet"/>
+      </w:pPr>
+      <w:r>
+        <w:t>Main paperV1 card:fictional parcel-lane clear/blocked exercise, training 40/validation 20/test 12 separate source-group premise. TestTN7/FP 1/FN 2/TP 2 givesaccuracy9/12, precision 2/3, recall 2/4; fixed-clearbaseline 8/12. CompleteR01–R12 saved pairs audit arithmetic, not missing training/code artifacts. PictureV3 instead16/20 photosfrom5 unseenplants×4 views, indoor tablet, baseline 14/20. No class matrix or recall supplied forV3. A card preserves unknowns, excluded uses and pending review; it is not certification or a completed sign-off.</w:t>
+      </w:r>
+    </w:p>
+    <w:p>
+      <w:pPr>
+        <w:pStyle w:val="ListBullet"/>
+      </w:pPr>
+      <w:r>
+        <w:t>Reference for this exercise: open this week’s student lesson, “Model Cards and Human Review”, at “See how it works” and “Follow a worked example”. Use the original worked values or code named in the question; the later pictorial case is a separate example. Keep this reference beside your workbook while practising.</w:t>
+      </w:r>
+    </w:p>
+    <w:p>
+      <w:pPr>
+        <w:pStyle w:val="ListBullet"/>
+      </w:pPr>
+      <w:r>
+        <w:t>Write an intended-use and non-use statement for the worked card.</w:t>
+      </w:r>
+    </w:p>
     <w:p>
       <w:pPr>
         <w:pStyle w:val="Heading3"/>
       </w:pPr>
       <w:r>
-        <w:t>The step I completed without help, and the hint I needed</w:t>
+        <w:t>My reasoning and evidence</w:t>
       </w:r>
     </w:p>
     <w:p>
@@ -334,39 +253,63 @@
       </w:r>
     </w:p>
     <w:p>
+      <w:r>
+        <w:t>________________________________________________________________</w:t>
+      </w:r>
+    </w:p>
+    <w:p>
+      <w:r>
+        <w:t>________________________________________________________________</w:t>
+      </w:r>
+    </w:p>
+    <w:p>
+      <w:r>
+        <w:t>________________________________________________________________</w:t>
+      </w:r>
+    </w:p>
+    <w:p>
       <w:pPr>
         <w:pStyle w:val="Heading1"/>
       </w:pPr>
       <w:r>
-        <w:t>03. Individual reasoning check</w:t>
-      </w:r>
-    </w:p>
-    <w:p>
-      <w:r>
-        <w:t>Check the proposed Model Cards and Human Review explanation against the supplied facts before discussing it.</w:t>
-      </w:r>
-    </w:p>
-    <w:p>
-      <w:pPr>
-        <w:spacing w:line="336" w:lineRule="auto" w:after="180"/>
-      </w:pPr>
-      <w:r>
-        <w:rPr>
-          <w:b w:val="0"/>
-        </w:rPr>
-        <w:t xml:space="preserve">Use the worked case for </w:t>
-      </w:r>
-      <w:r>
-        <w:rPr>
-          <w:b/>
-        </w:rPr>
-        <w:t>Model card</w:t>
-      </w:r>
-      <w:r>
-        <w:rPr>
-          <w:b w:val="0"/>
-        </w:rPr>
-        <w:t>s and review. Proposed explanation: “A final answer is enough”. Decide whether this explanation is supported. Point to the step or supplied fact that decides; explain your repair if needed.</w:t>
+        <w:t>13. W2 · Trace the current experiment</w:t>
+      </w:r>
+    </w:p>
+    <w:p>
+      <w:r>
+        <w:t>Keep this task’s complete inputs, stated rule and support record together.</w:t>
+      </w:r>
+    </w:p>
+    <w:p>
+      <w:pPr>
+        <w:pStyle w:val="Heading2"/>
+      </w:pPr>
+      <w:r>
+        <w:t>Task and evidence record</w:t>
+      </w:r>
+    </w:p>
+    <w:p>
+      <w:pPr>
+        <w:pStyle w:val="ListBullet"/>
+      </w:pPr>
+      <w:r>
+        <w:t>Main paperV1 card:fictional parcel-lane clear/blocked exercise, training 40/validation 20/test 12 separate source-group premise. TestTN7/FP 1/FN 2/TP 2 givesaccuracy9/12, precision 2/3, recall 2/4; fixed-clearbaseline 8/12. CompleteR01–R12 saved pairs audit arithmetic, not missing training/code artifacts. PictureV3 instead16/20 photosfrom5 unseenplants×4 views, indoor tablet, baseline 14/20. No class matrix or recall supplied forV3. A card preserves unknowns, excluded uses and pending review; it is not certification or a completed sign-off.</w:t>
+      </w:r>
+    </w:p>
+    <w:p>
+      <w:pPr>
+        <w:pStyle w:val="ListBullet"/>
+      </w:pPr>
+      <w:r>
+        <w:t>Reference for this exercise: open this week’s student lesson, “Model Cards and Human Review”, at “See how it works” and “Follow a worked example”. Use the original worked values or code named in the question; the later pictorial case is a separate example. Keep this reference beside your workbook while practising.</w:t>
+      </w:r>
+    </w:p>
+    <w:p>
+      <w:pPr>
+        <w:pStyle w:val="ListBullet"/>
+      </w:pPr>
+      <w:r>
+        <w:t>Verify the worked accuracy, precision and recall.</w:t>
       </w:r>
     </w:p>
     <w:p>
@@ -374,7 +317,7 @@
         <w:pStyle w:val="Heading3"/>
       </w:pPr>
       <w:r>
-        <w:t>My explanation before partner discussion</w:t>
+        <w:t>My reasoning and evidence</w:t>
       </w:r>
     </w:p>
     <w:p>
@@ -398,16 +341,50 @@
       </w:r>
     </w:p>
     <w:p>
+      <w:r>
+        <w:t>________________________________________________________________</w:t>
+      </w:r>
+    </w:p>
+    <w:p>
+      <w:r>
+        <w:t>________________________________________________________________</w:t>
+      </w:r>
+    </w:p>
+    <w:p>
       <w:pPr>
         <w:pStyle w:val="Heading1"/>
       </w:pPr>
       <w:r>
-        <w:t>04. Independent transfer case</w:t>
-      </w:r>
-    </w:p>
-    <w:p>
-      <w:r>
-        <w:t>Write one first attempt at the reserved independent case before feedback. Repeated copies of that case refer to the same recorded attempt.</w:t>
+        <w:t>14. W3 · Repair the reasoning</w:t>
+      </w:r>
+    </w:p>
+    <w:p>
+      <w:r>
+        <w:t>Keep this task’s complete inputs, stated rule and support record together.</w:t>
+      </w:r>
+    </w:p>
+    <w:p>
+      <w:pPr>
+        <w:pStyle w:val="Heading2"/>
+      </w:pPr>
+      <w:r>
+        <w:t>Task and evidence record</w:t>
+      </w:r>
+    </w:p>
+    <w:p>
+      <w:pPr>
+        <w:pStyle w:val="ListBullet"/>
+      </w:pPr>
+      <w:r>
+        <w:t>Main paperV1 card:fictional parcel-lane clear/blocked exercise, training 40/validation 20/test 12 separate source-group premise. TestTN7/FP 1/FN 2/TP 2 givesaccuracy9/12, precision 2/3, recall 2/4; fixed-clearbaseline 8/12. CompleteR01–R12 saved pairs audit arithmetic, not missing training/code artifacts. PictureV3 instead16/20 photosfrom5 unseenplants×4 views, indoor tablet, baseline 14/20. No class matrix or recall supplied forV3. A card preserves unknowns, excluded uses and pending review; it is not certification or a completed sign-off.</w:t>
+      </w:r>
+    </w:p>
+    <w:p>
+      <w:pPr>
+        <w:pStyle w:val="ListBullet"/>
+      </w:pPr>
+      <w:r>
+        <w:t>A card says fair and reliable but provides only accuracy. Request three additions.</w:t>
       </w:r>
     </w:p>
     <w:p>
@@ -415,17 +392,156 @@
         <w:pStyle w:val="Heading3"/>
       </w:pPr>
       <w:r>
+        <w:t>My reasoning and evidence</w:t>
+      </w:r>
+    </w:p>
+    <w:p>
+      <w:r>
+        <w:t>________________________________________________________________</w:t>
+      </w:r>
+    </w:p>
+    <w:p>
+      <w:r>
+        <w:t>________________________________________________________________</w:t>
+      </w:r>
+    </w:p>
+    <w:p>
+      <w:r>
+        <w:t>________________________________________________________________</w:t>
+      </w:r>
+    </w:p>
+    <w:p>
+      <w:r>
+        <w:t>________________________________________________________________</w:t>
+      </w:r>
+    </w:p>
+    <w:p>
+      <w:r>
+        <w:t>________________________________________________________________</w:t>
+      </w:r>
+    </w:p>
+    <w:p>
+      <w:r>
+        <w:t>________________________________________________________________</w:t>
+      </w:r>
+    </w:p>
+    <w:p>
+      <w:pPr>
+        <w:pStyle w:val="Heading1"/>
+      </w:pPr>
+      <w:r>
+        <w:t>16. W5 · Plan the next check</w:t>
+      </w:r>
+    </w:p>
+    <w:p>
+      <w:r>
+        <w:t>Keep this task’s complete inputs, stated rule and support record together.</w:t>
+      </w:r>
+    </w:p>
+    <w:p>
+      <w:pPr>
+        <w:pStyle w:val="Heading2"/>
+      </w:pPr>
+      <w:r>
+        <w:t>Task and evidence record</w:t>
+      </w:r>
+    </w:p>
+    <w:p>
+      <w:pPr>
+        <w:pStyle w:val="ListBullet"/>
+      </w:pPr>
+      <w:r>
+        <w:t>Main paperV1 card:fictional parcel-lane clear/blocked exercise, training 40/validation 20/test 12 separate source-group premise. TestTN7/FP 1/FN 2/TP 2 givesaccuracy9/12, precision 2/3, recall 2/4; fixed-clearbaseline 8/12. CompleteR01–R12 saved pairs audit arithmetic, not missing training/code artifacts. PictureV3 instead16/20 photosfrom5 unseenplants×4 views, indoor tablet, baseline 14/20. No class matrix or recall supplied forV3. A card preserves unknowns, excluded uses and pending review; it is not certification or a completed sign-off.</w:t>
+      </w:r>
+    </w:p>
+    <w:p>
+      <w:pPr>
+        <w:pStyle w:val="ListBullet"/>
+      </w:pPr>
+      <w:r>
+        <w:t>What should change in a card after a threshold revision?</w:t>
+      </w:r>
+    </w:p>
+    <w:p>
+      <w:pPr>
+        <w:pStyle w:val="Heading3"/>
+      </w:pPr>
+      <w:r>
+        <w:t>My reasoning and evidence</w:t>
+      </w:r>
+    </w:p>
+    <w:p>
+      <w:r>
+        <w:t>________________________________________________________________</w:t>
+      </w:r>
+    </w:p>
+    <w:p>
+      <w:r>
+        <w:t>________________________________________________________________</w:t>
+      </w:r>
+    </w:p>
+    <w:p>
+      <w:r>
+        <w:t>________________________________________________________________</w:t>
+      </w:r>
+    </w:p>
+    <w:p>
+      <w:r>
+        <w:t>________________________________________________________________</w:t>
+      </w:r>
+    </w:p>
+    <w:p>
+      <w:r>
+        <w:t>________________________________________________________________</w:t>
+      </w:r>
+    </w:p>
+    <w:p>
+      <w:r>
+        <w:t>________________________________________________________________</w:t>
+      </w:r>
+    </w:p>
+    <w:p>
+      <w:pPr>
+        <w:pStyle w:val="Heading1"/>
+      </w:pPr>
+      <w:r>
+        <w:t>04. Try alone · Selected experiment task</w:t>
+      </w:r>
+    </w:p>
+    <w:p>
+      <w:r>
+        <w:t>Keep this task’s complete inputs, stated rule and support record together.</w:t>
+      </w:r>
+    </w:p>
+    <w:p>
+      <w:pPr>
+        <w:pStyle w:val="Heading2"/>
+      </w:pPr>
+      <w:r>
+        <w:t>Task and evidence record</w:t>
+      </w:r>
+    </w:p>
+    <w:p>
+      <w:pPr>
+        <w:pStyle w:val="ListBullet"/>
+      </w:pPr>
+      <w:r>
+        <w:t>The selectedV2 card supplies only “90%accurate”and “works for every school.” It gives no numerator, denominator, source context, split history, baseline or predictions. You cannot audit the 90%or replace it with a new invented score. Request the missing evidence and write a bounded unknown-scope statement while preserving the unverified reported claim as unverified.</w:t>
+      </w:r>
+    </w:p>
+    <w:p>
+      <w:pPr>
+        <w:pStyle w:val="Heading3"/>
+      </w:pPr>
+      <w:r>
         <w:t>Independent case: Apply independently</w:t>
       </w:r>
     </w:p>
     <w:p>
       <w:pPr>
-        <w:spacing w:line="336" w:lineRule="auto" w:after="180"/>
-      </w:pPr>
-      <w:r>
-        <w:rPr>
-          <w:b w:val="0"/>
-        </w:rPr>
+        <w:pStyle w:val="ListBullet"/>
+      </w:pPr>
+      <w:r>
         <w:t>Review this card: model v 2, 90 percent accurate, works for every school. No dataset size, split or baseline is given. Write a correction request with a bounded replacement claim.</w:t>
       </w:r>
     </w:p>
@@ -474,12 +590,9 @@
     </w:p>
     <w:p>
       <w:pPr>
-        <w:spacing w:line="336" w:lineRule="auto" w:after="180"/>
-      </w:pPr>
-      <w:r>
-        <w:rPr>
-          <w:b w:val="0"/>
-        </w:rPr>
+        <w:pStyle w:val="ListBullet"/>
+      </w:pPr>
+      <w:r>
         <w:t>Attempt this case before feedback. Record any help. Earlier examples below are further practice; a case already practised with feedback cannot establish fresh transfer.</w:t>
       </w:r>
     </w:p>
@@ -488,24 +601,69 @@
         <w:pStyle w:val="Heading1"/>
       </w:pPr>
       <w:r>
-        <w:t>05. Your learning target</w:t>
-      </w:r>
-    </w:p>
-    <w:p>
-      <w:r>
-        <w:t>Connect the Model Cards and Human Review target to a trace and a justified conclusion.</w:t>
-      </w:r>
-    </w:p>
-    <w:p>
-      <w:pPr>
-        <w:spacing w:line="336" w:lineRule="auto" w:after="180"/>
-        <w:shd w:fill="F5F1FB"/>
-      </w:pPr>
-      <w:r>
-        <w:rPr>
-          <w:b w:val="0"/>
-        </w:rPr>
-        <w:t>Draft five model-card headings for a classroom leaf classifier. Why must the card state that its labels are classroom categories rather than professional plant diagnosis?</w:t>
+        <w:t>09. Project · Keep the experiment evidence</w:t>
+      </w:r>
+    </w:p>
+    <w:p>
+      <w:r>
+        <w:t>Keep this task’s complete inputs, stated rule and support record together.</w:t>
+      </w:r>
+    </w:p>
+    <w:p>
+      <w:pPr>
+        <w:pStyle w:val="Heading2"/>
+      </w:pPr>
+      <w:r>
+        <w:t>Task and evidence record</w:t>
+      </w:r>
+    </w:p>
+    <w:p>
+      <w:pPr>
+        <w:pStyle w:val="ListBullet"/>
+      </w:pPr>
+      <w:r>
+        <w:t>Complete the Plant Classifier model card and require teacher sign-off before any classroom demonstration.</w:t>
+      </w:r>
+    </w:p>
+    <w:p>
+      <w:pPr>
+        <w:pStyle w:val="ListBullet"/>
+      </w:pPr>
+      <w:r>
+        <w:t>The project change and evidence I will keep</w:t>
+      </w:r>
+    </w:p>
+    <w:p>
+      <w:pPr>
+        <w:pStyle w:val="Heading3"/>
+      </w:pPr>
+      <w:r>
+        <w:t>Write or draw your reasoning and evidence.</w:t>
+      </w:r>
+    </w:p>
+    <w:p>
+      <w:r>
+        <w:t>________________________________________________________________</w:t>
+      </w:r>
+    </w:p>
+    <w:p>
+      <w:r>
+        <w:t>________________________________________________________________</w:t>
+      </w:r>
+    </w:p>
+    <w:p>
+      <w:r>
+        <w:t>________________________________________________________________</w:t>
+      </w:r>
+    </w:p>
+    <w:p>
+      <w:r>
+        <w:t>________________________________________________________________</w:t>
+      </w:r>
+    </w:p>
+    <w:p>
+      <w:r>
+        <w:t>________________________________________________________________</w:t>
       </w:r>
     </w:p>
     <w:p>
@@ -513,979 +671,20 @@
         <w:pStyle w:val="Heading1"/>
       </w:pPr>
       <w:r>
-        <w:t>06. Solve the given case</w:t>
-      </w:r>
-    </w:p>
-    <w:p>
-      <w:r>
-        <w:t>Solve the supplied Model Cards and Human Review case and show the deciding evidence.</w:t>
-      </w:r>
-    </w:p>
-    <w:p>
-      <w:pPr>
-        <w:spacing w:line="336" w:lineRule="auto" w:after="180"/>
-      </w:pPr>
-      <w:r>
-        <w:rPr>
-          <w:b w:val="0"/>
-        </w:rPr>
-        <w:t xml:space="preserve">A </w:t>
-      </w:r>
-      <w:r>
-        <w:rPr>
-          <w:b/>
-        </w:rPr>
-        <w:t>model card</w:t>
-      </w:r>
-      <w:r>
-        <w:rPr>
-          <w:b w:val="0"/>
-        </w:rPr>
-        <w:t xml:space="preserve"> says healthy/spotted,</w:t>
-      </w:r>
-      <w:r>
-        <w:rPr>
-          <w:b/>
-        </w:rPr>
-        <w:t>80%</w:t>
-      </w:r>
-      <w:r>
-        <w:rPr>
-          <w:b w:val="0"/>
-        </w:rPr>
-        <w:t xml:space="preserve"> accuracy only.</w:t>
-      </w:r>
-    </w:p>
-    <w:p>
-      <w:pPr>
-        <w:spacing w:line="336" w:lineRule="auto" w:after="180"/>
-      </w:pPr>
-      <w:r>
-        <w:rPr>
-          <w:b w:val="0"/>
-        </w:rPr>
-        <w:t xml:space="preserve">Add responsible-use </w:t>
-      </w:r>
-      <w:r>
-        <w:rPr>
-          <w:b/>
-        </w:rPr>
-        <w:t>evidence</w:t>
-      </w:r>
-      <w:r>
-        <w:rPr>
-          <w:b w:val="0"/>
-        </w:rPr>
-        <w:t>.</w:t>
-      </w:r>
-    </w:p>
-    <w:p>
-      <w:pPr>
-        <w:spacing w:line="336" w:lineRule="auto" w:after="180"/>
-      </w:pPr>
-      <w:r>
-        <w:rPr>
-          <w:b w:val="0"/>
-        </w:rPr>
-        <w:t xml:space="preserve">Show your trace, calculation or </w:t>
-      </w:r>
-      <w:r>
-        <w:rPr>
-          <w:b/>
-        </w:rPr>
-        <w:t>evidence</w:t>
-      </w:r>
-    </w:p>
-    <w:p>
-      <w:pPr>
-        <w:pStyle w:val="Heading3"/>
-      </w:pPr>
-      <w:r>
-        <w:t>Write or draw your reasoning and evidence.</w:t>
-      </w:r>
-    </w:p>
-    <w:p>
-      <w:r>
-        <w:t>________________________________________________________________</w:t>
-      </w:r>
-    </w:p>
-    <w:p>
-      <w:r>
-        <w:t>________________________________________________________________</w:t>
-      </w:r>
-    </w:p>
-    <w:p>
-      <w:r>
-        <w:t>________________________________________________________________</w:t>
-      </w:r>
-    </w:p>
-    <w:p>
-      <w:r>
-        <w:t>________________________________________________________________</w:t>
-      </w:r>
-    </w:p>
-    <w:p>
-      <w:r>
-        <w:t>________________________________________________________________</w:t>
-      </w:r>
-    </w:p>
-    <w:p>
-      <w:pPr>
-        <w:pStyle w:val="Heading1"/>
-      </w:pPr>
-      <w:r>
-        <w:t>07. Check a changed case</w:t>
-      </w:r>
-    </w:p>
-    <w:p>
-      <w:r>
-        <w:t>Apply the procedure to the changed case and record why the conclusion follows.</w:t>
-      </w:r>
-    </w:p>
-    <w:p>
-      <w:pPr>
-        <w:spacing w:line="336" w:lineRule="auto" w:after="180"/>
-        <w:shd w:fill="F5F1FB"/>
-      </w:pPr>
-      <w:r>
-        <w:rPr>
-          <w:b w:val="0"/>
-        </w:rPr>
-        <w:t xml:space="preserve">A </w:t>
-      </w:r>
-      <w:r>
-        <w:rPr>
-          <w:b/>
-        </w:rPr>
-        <w:t>model card</w:t>
-      </w:r>
-      <w:r>
-        <w:rPr>
-          <w:b w:val="0"/>
-        </w:rPr>
-        <w:t xml:space="preserve"> says 90% accuracy but gives no </w:t>
-      </w:r>
-      <w:r>
-        <w:rPr>
-          <w:b/>
-        </w:rPr>
-        <w:t>intended use</w:t>
-      </w:r>
-      <w:r>
-        <w:rPr>
-          <w:b w:val="0"/>
-        </w:rPr>
-        <w:t>, data conditions or human-review rule. What should be added before classroom use?</w:t>
-      </w:r>
-    </w:p>
-    <w:p>
-      <w:pPr>
-        <w:spacing w:line="336" w:lineRule="auto" w:after="180"/>
-      </w:pPr>
-      <w:r>
-        <w:rPr>
-          <w:b w:val="0"/>
-        </w:rPr>
-        <w:t>My independent answer and reason</w:t>
-      </w:r>
-    </w:p>
-    <w:p>
-      <w:pPr>
-        <w:pStyle w:val="Heading3"/>
-      </w:pPr>
-      <w:r>
-        <w:t>Write or draw your reasoning and evidence.</w:t>
-      </w:r>
-    </w:p>
-    <w:p>
-      <w:r>
-        <w:t>________________________________________________________________</w:t>
-      </w:r>
-    </w:p>
-    <w:p>
-      <w:r>
-        <w:t>________________________________________________________________</w:t>
-      </w:r>
-    </w:p>
-    <w:p>
-      <w:r>
-        <w:t>________________________________________________________________</w:t>
-      </w:r>
-    </w:p>
-    <w:p>
-      <w:r>
-        <w:t>________________________________________________________________</w:t>
-      </w:r>
-    </w:p>
-    <w:p>
-      <w:r>
-        <w:t>________________________________________________________________</w:t>
-      </w:r>
-    </w:p>
-    <w:p>
-      <w:pPr>
-        <w:pStyle w:val="Heading3"/>
-      </w:pPr>
-      <w:r>
-        <w:t>Week 33 Test and reflect</w:t>
-      </w:r>
-    </w:p>
-    <w:p>
-      <w:pPr>
-        <w:pStyle w:val="Heading1"/>
-      </w:pPr>
-      <w:r>
-        <w:t>08. Design a revealing test</w:t>
-      </w:r>
-    </w:p>
-    <w:p>
-      <w:r>
-        <w:t>Specify a changed input, expected result and observation separately.</w:t>
-      </w:r>
-    </w:p>
-    <w:p>
-      <w:pPr>
-        <w:spacing w:line="336" w:lineRule="auto" w:after="180"/>
-      </w:pPr>
-      <w:r>
-        <w:rPr>
-          <w:b w:val="0"/>
-        </w:rPr>
-        <w:t xml:space="preserve">Create a changed </w:t>
-      </w:r>
-      <w:r>
-        <w:rPr>
-          <w:b/>
-        </w:rPr>
-        <w:t>input</w:t>
-      </w:r>
-      <w:r>
-        <w:rPr>
-          <w:b w:val="0"/>
-        </w:rPr>
-        <w:t>, boundary case or missing-information case. Write the expected answer or safe response before testing.</w:t>
-      </w:r>
-    </w:p>
-    <w:tbl>
-      <w:tblPr>
-        <w:tblStyle w:val="LightShading-Accent1"/>
-        <w:tblW w:type="auto" w:w="0"/>
-        <w:tblLook w:firstColumn="1" w:firstRow="1" w:lastColumn="0" w:lastRow="0" w:noHBand="0" w:noVBand="1" w:val="04A0"/>
-      </w:tblPr>
-      <w:tblGrid>
-        <w:gridCol w:w="5112"/>
-        <w:gridCol w:w="5112"/>
-      </w:tblGrid>
-      <w:tr>
-        <w:trPr>
-          <w:tblHeader/>
-        </w:trPr>
-        <w:tc>
-          <w:tcPr>
-            <w:tcW w:type="dxa" w:w="5112"/>
-          </w:tcPr>
-          <w:p>
-            <w:r>
-              <w:t>Test record</w:t>
-            </w:r>
-          </w:p>
-        </w:tc>
-        <w:tc>
-          <w:tcPr>
-            <w:tcW w:type="dxa" w:w="5112"/>
-          </w:tcPr>
-          <w:p>
-            <w:r>
-              <w:t>My evidence</w:t>
-            </w:r>
-          </w:p>
-        </w:tc>
-      </w:tr>
-      <w:tr>
-        <w:tc>
-          <w:tcPr>
-            <w:tcW w:type="dxa" w:w="5112"/>
-          </w:tcPr>
-          <w:p>
-            <w:r>
-              <w:t>Changed input or condition</w:t>
-            </w:r>
-          </w:p>
-        </w:tc>
-        <w:tc>
-          <w:tcPr>
-            <w:tcW w:type="dxa" w:w="5112"/>
-          </w:tcPr>
-          <w:p>
-            <w:r/>
-          </w:p>
-        </w:tc>
-      </w:tr>
-      <w:tr>
-        <w:tc>
-          <w:tcPr>
-            <w:tcW w:type="dxa" w:w="5112"/>
-          </w:tcPr>
-          <w:p>
-            <w:r>
-              <w:t>Expected answer or fallback</w:t>
-            </w:r>
-          </w:p>
-        </w:tc>
-        <w:tc>
-          <w:tcPr>
-            <w:tcW w:type="dxa" w:w="5112"/>
-          </w:tcPr>
-          <w:p>
-            <w:r/>
-          </w:p>
-        </w:tc>
-      </w:tr>
-      <w:tr>
-        <w:tc>
-          <w:tcPr>
-            <w:tcW w:type="dxa" w:w="5112"/>
-          </w:tcPr>
-          <w:p>
-            <w:r>
-              <w:t>Observed result</w:t>
-            </w:r>
-          </w:p>
-        </w:tc>
-        <w:tc>
-          <w:tcPr>
-            <w:tcW w:type="dxa" w:w="5112"/>
-          </w:tcPr>
-          <w:p>
-            <w:r/>
-          </w:p>
-        </w:tc>
-      </w:tr>
-      <w:tr>
-        <w:tc>
-          <w:tcPr>
-            <w:tcW w:type="dxa" w:w="5112"/>
-          </w:tcPr>
-          <w:p>
-            <w:r>
-              <w:t>Why the result occurred</w:t>
-            </w:r>
-          </w:p>
-        </w:tc>
-        <w:tc>
-          <w:tcPr>
-            <w:tcW w:type="dxa" w:w="5112"/>
-          </w:tcPr>
-          <w:p>
-            <w:r/>
-          </w:p>
-        </w:tc>
-      </w:tr>
-    </w:tbl>
-    <w:p>
-      <w:pPr>
-        <w:pStyle w:val="Heading1"/>
-      </w:pPr>
-      <w:r>
-        <w:t>09. Project checkpoint</w:t>
-      </w:r>
-    </w:p>
-    <w:p>
-      <w:r>
-        <w:t>Justify what Model Cards and Human Review adds to Responsible Plant Classifier and keep the evidence.</w:t>
-      </w:r>
-    </w:p>
-    <w:p>
-      <w:pPr>
-        <w:spacing w:line="336" w:lineRule="auto" w:after="180"/>
-      </w:pPr>
-      <w:r>
-        <w:rPr>
-          <w:b w:val="0"/>
-        </w:rPr>
-        <w:t xml:space="preserve">Complete the Plant Classifier </w:t>
-      </w:r>
-      <w:r>
-        <w:rPr>
-          <w:b/>
-        </w:rPr>
-        <w:t>model card</w:t>
-      </w:r>
-      <w:r>
-        <w:rPr>
-          <w:b w:val="0"/>
-        </w:rPr>
-        <w:t xml:space="preserve"> and require teacher sign-off before any classroom demonstration.</w:t>
-      </w:r>
-    </w:p>
-    <w:p>
-      <w:pPr>
-        <w:spacing w:line="336" w:lineRule="auto" w:after="180"/>
-      </w:pPr>
-      <w:r>
-        <w:rPr>
-          <w:b w:val="0"/>
-        </w:rPr>
-        <w:t xml:space="preserve">The project change and </w:t>
-      </w:r>
-      <w:r>
-        <w:rPr>
-          <w:b/>
-        </w:rPr>
-        <w:t>evidence</w:t>
-      </w:r>
-      <w:r>
-        <w:rPr>
-          <w:b w:val="0"/>
-        </w:rPr>
-        <w:t xml:space="preserve"> I will keep</w:t>
-      </w:r>
-    </w:p>
-    <w:p>
-      <w:pPr>
-        <w:pStyle w:val="Heading3"/>
-      </w:pPr>
-      <w:r>
-        <w:t>Write or draw your reasoning and evidence.</w:t>
-      </w:r>
-    </w:p>
-    <w:p>
-      <w:r>
-        <w:t>________________________________________________________________</w:t>
-      </w:r>
-    </w:p>
-    <w:p>
-      <w:r>
-        <w:t>________________________________________________________________</w:t>
-      </w:r>
-    </w:p>
-    <w:p>
-      <w:r>
-        <w:t>________________________________________________________________</w:t>
-      </w:r>
-    </w:p>
-    <w:p>
-      <w:r>
-        <w:t>________________________________________________________________</w:t>
-      </w:r>
-    </w:p>
-    <w:p>
-      <w:r>
-        <w:t>________________________________________________________________</w:t>
-      </w:r>
-    </w:p>
-    <w:p>
-      <w:pPr>
-        <w:pStyle w:val="Heading1"/>
-      </w:pPr>
-      <w:r>
-        <w:t>10. Self check</w:t>
-      </w:r>
-    </w:p>
-    <w:p>
-      <w:r>
-        <w:t>Judge explanation, evidence, transfer and limits separately; attach the work behind your judgement.</w:t>
-      </w:r>
-    </w:p>
-    <w:p>
-      <w:pPr>
-        <w:pStyle w:val="ListBullet"/>
-      </w:pPr>
-      <w:r>
-        <w:t>I can explain the mechanism.</w:t>
-      </w:r>
-    </w:p>
-    <w:p>
-      <w:pPr>
-        <w:pStyle w:val="ListBullet"/>
-      </w:pPr>
-      <w:r>
-        <w:t>I can show evidence.</w:t>
-      </w:r>
-    </w:p>
-    <w:p>
-      <w:pPr>
-        <w:pStyle w:val="ListBullet"/>
-      </w:pPr>
-      <w:r>
-        <w:t>I can handle a changed case.</w:t>
-      </w:r>
-    </w:p>
-    <w:p>
-      <w:pPr>
-        <w:pStyle w:val="ListBullet"/>
-      </w:pPr>
-      <w:r>
-        <w:t>I can name a limit.</w:t>
-      </w:r>
-    </w:p>
-    <w:p>
-      <w:r>
-        <w:t>Mark each as not yet, with help or independently, and attach supporting work.</w:t>
-      </w:r>
-    </w:p>
-    <w:p>
-      <w:pPr>
-        <w:spacing w:line="336" w:lineRule="auto" w:after="180"/>
-      </w:pPr>
-      <w:r>
-        <w:rPr>
-          <w:b w:val="0"/>
-        </w:rPr>
-        <w:t>Teacher review ____________________  Next step ____________________</w:t>
-      </w:r>
-    </w:p>
-    <w:p>
-      <w:pPr>
-        <w:pStyle w:val="Heading1"/>
-      </w:pPr>
-      <w:r>
-        <w:t>11. Transfer practice from the original programme</w:t>
-      </w:r>
-    </w:p>
-    <w:p>
-      <w:r>
-        <w:t>Use this earlier case as transfer practice. A case already discussed with feedback is not fresh assessment evidence.</w:t>
-      </w:r>
-    </w:p>
-    <w:p>
-      <w:pPr>
-        <w:spacing w:line="336" w:lineRule="auto" w:after="180"/>
-        <w:shd w:fill="F5F1FB"/>
-      </w:pPr>
-      <w:r>
-        <w:rPr>
-          <w:b w:val="0"/>
-        </w:rPr>
-        <w:t>Draft five model-card headings for a classroom leaf classifier. Why must the card state that its labels are classroom categories rather than professional plant diagnosis?</w:t>
-      </w:r>
-    </w:p>
-    <w:p>
-      <w:pPr>
-        <w:pStyle w:val="Heading3"/>
-      </w:pPr>
-      <w:r>
-        <w:t>My independently reasoned answer</w:t>
-      </w:r>
-    </w:p>
-    <w:p>
-      <w:r>
-        <w:t>________________________________________________________________</w:t>
-      </w:r>
-    </w:p>
-    <w:p>
-      <w:r>
-        <w:t>________________________________________________________________</w:t>
-      </w:r>
-    </w:p>
-    <w:p>
-      <w:r>
-        <w:t>________________________________________________________________</w:t>
-      </w:r>
-    </w:p>
-    <w:p>
-      <w:r>
-        <w:t>________________________________________________________________</w:t>
-      </w:r>
-    </w:p>
-    <w:p>
-      <w:r>
-        <w:t>________________________________________________________________</w:t>
-      </w:r>
-    </w:p>
-    <w:p>
-      <w:r>
-        <w:t>________________________________________________________________</w:t>
-      </w:r>
-    </w:p>
-    <w:p>
-      <w:r>
-        <w:t>________________________________________________________________</w:t>
-      </w:r>
-    </w:p>
-    <w:p>
-      <w:pPr>
-        <w:spacing w:line="336" w:lineRule="auto" w:after="180"/>
-      </w:pPr>
-      <w:r>
-        <w:rPr>
-          <w:b w:val="0"/>
-        </w:rPr>
-        <w:t>Record support used: none, hint or teacher explanation.</w:t>
-      </w:r>
-    </w:p>
-    <w:p>
-      <w:pPr>
-        <w:pStyle w:val="Heading1"/>
-      </w:pPr>
-      <w:r>
-        <w:t>12. W1 Draft a purpose</w:t>
-      </w:r>
-    </w:p>
-    <w:p>
-      <w:r>
-        <w:t>Draft a purpose. Apply the supplied Model Cards and Human Review facts and keep your reasoning.</w:t>
-      </w:r>
-    </w:p>
-    <w:p>
-      <w:pPr>
-        <w:pStyle w:val="Heading3"/>
-      </w:pPr>
-      <w:r>
-        <w:t>Where to find the supplied example</w:t>
-      </w:r>
-    </w:p>
-    <w:p>
-      <w:pPr>
-        <w:spacing w:line="336" w:lineRule="auto" w:after="180"/>
-        <w:shd w:fill="F1F6F8"/>
-      </w:pPr>
-      <w:r>
-        <w:rPr>
-          <w:b w:val="0"/>
-        </w:rPr>
-        <w:t>Reference for this exercise: open this week’s student lesson, “Model Cards and Human Review”, at “See how it works” and “Follow a worked example”. Use the original worked values or code named in the question; the later pictorial case is a separate example. Keep this reference beside your workbook while practising.</w:t>
-      </w:r>
-    </w:p>
-    <w:p>
-      <w:pPr>
-        <w:spacing w:line="336" w:lineRule="auto" w:after="180"/>
-      </w:pPr>
-      <w:r>
-        <w:rPr>
-          <w:b w:val="0"/>
-        </w:rPr>
-        <w:t>Write an intended-use and non-use statement for the worked card.</w:t>
-      </w:r>
-    </w:p>
-    <w:p>
-      <w:pPr>
-        <w:pStyle w:val="Heading3"/>
-      </w:pPr>
-      <w:r>
-        <w:t>My reasoning and evidence</w:t>
-      </w:r>
-    </w:p>
-    <w:p>
-      <w:r>
-        <w:t>________________________________________________________________</w:t>
-      </w:r>
-    </w:p>
-    <w:p>
-      <w:r>
-        <w:t>________________________________________________________________</w:t>
-      </w:r>
-    </w:p>
-    <w:p>
-      <w:r>
-        <w:t>________________________________________________________________</w:t>
-      </w:r>
-    </w:p>
-    <w:p>
-      <w:r>
-        <w:t>________________________________________________________________</w:t>
-      </w:r>
-    </w:p>
-    <w:p>
-      <w:r>
-        <w:t>________________________________________________________________</w:t>
-      </w:r>
-    </w:p>
-    <w:p>
-      <w:r>
-        <w:t>________________________________________________________________</w:t>
-      </w:r>
-    </w:p>
-    <w:p>
-      <w:pPr>
-        <w:pStyle w:val="Heading1"/>
-      </w:pPr>
-      <w:r>
-        <w:t>13. W2 Check arithmetic</w:t>
-      </w:r>
-    </w:p>
-    <w:p>
-      <w:r>
-        <w:t>Check arithmetic. Apply the supplied Model Cards and Human Review facts and keep your reasoning.</w:t>
-      </w:r>
-    </w:p>
-    <w:p>
-      <w:pPr>
-        <w:pStyle w:val="Heading3"/>
-      </w:pPr>
-      <w:r>
-        <w:t>Where to find the supplied example</w:t>
-      </w:r>
-    </w:p>
-    <w:p>
-      <w:pPr>
-        <w:spacing w:line="336" w:lineRule="auto" w:after="180"/>
-        <w:shd w:fill="F1F6F8"/>
-      </w:pPr>
-      <w:r>
-        <w:rPr>
-          <w:b w:val="0"/>
-        </w:rPr>
-        <w:t>Reference for this exercise: open this week’s student lesson, “Model Cards and Human Review”, at “See how it works” and “Follow a worked example”. Use the original worked values or code named in the question; the later pictorial case is a separate example. Keep this reference beside your workbook while practising.</w:t>
-      </w:r>
-    </w:p>
-    <w:p>
-      <w:pPr>
-        <w:spacing w:line="336" w:lineRule="auto" w:after="180"/>
-      </w:pPr>
-      <w:r>
-        <w:rPr>
-          <w:b w:val="0"/>
-        </w:rPr>
-        <w:t>Verify the worked accuracy, precision and recall.</w:t>
-      </w:r>
-    </w:p>
-    <w:p>
-      <w:pPr>
-        <w:pStyle w:val="Heading3"/>
-      </w:pPr>
-      <w:r>
-        <w:t>My reasoning and evidence</w:t>
-      </w:r>
-    </w:p>
-    <w:p>
-      <w:r>
-        <w:t>________________________________________________________________</w:t>
-      </w:r>
-    </w:p>
-    <w:p>
-      <w:r>
-        <w:t>________________________________________________________________</w:t>
-      </w:r>
-    </w:p>
-    <w:p>
-      <w:r>
-        <w:t>________________________________________________________________</w:t>
-      </w:r>
-    </w:p>
-    <w:p>
-      <w:r>
-        <w:t>________________________________________________________________</w:t>
-      </w:r>
-    </w:p>
-    <w:p>
-      <w:r>
-        <w:t>________________________________________________________________</w:t>
-      </w:r>
-    </w:p>
-    <w:p>
-      <w:r>
-        <w:t>________________________________________________________________</w:t>
-      </w:r>
-    </w:p>
-    <w:p>
-      <w:pPr>
-        <w:pStyle w:val="Heading1"/>
-      </w:pPr>
-      <w:r>
-        <w:t>14. W3 Find missing evidence</w:t>
-      </w:r>
-    </w:p>
-    <w:p>
-      <w:r>
-        <w:t>Find missing evidence. Apply the supplied Model Cards and Human Review facts and keep your reasoning.</w:t>
-      </w:r>
-    </w:p>
-    <w:p>
-      <w:pPr>
-        <w:spacing w:line="336" w:lineRule="auto" w:after="180"/>
-      </w:pPr>
-      <w:r>
-        <w:rPr>
-          <w:b w:val="0"/>
-        </w:rPr>
-        <w:t>A card says fair and reliable but provides only accuracy. Request three additions.</w:t>
-      </w:r>
-    </w:p>
-    <w:p>
-      <w:pPr>
-        <w:pStyle w:val="Heading3"/>
-      </w:pPr>
-      <w:r>
-        <w:t>My reasoning and evidence</w:t>
-      </w:r>
-    </w:p>
-    <w:p>
-      <w:r>
-        <w:t>________________________________________________________________</w:t>
-      </w:r>
-    </w:p>
-    <w:p>
-      <w:r>
-        <w:t>________________________________________________________________</w:t>
-      </w:r>
-    </w:p>
-    <w:p>
-      <w:r>
-        <w:t>________________________________________________________________</w:t>
-      </w:r>
-    </w:p>
-    <w:p>
-      <w:r>
-        <w:t>________________________________________________________________</w:t>
-      </w:r>
-    </w:p>
-    <w:p>
-      <w:r>
-        <w:t>________________________________________________________________</w:t>
-      </w:r>
-    </w:p>
-    <w:p>
-      <w:r>
-        <w:t>________________________________________________________________</w:t>
-      </w:r>
-    </w:p>
-    <w:p>
-      <w:pPr>
-        <w:pStyle w:val="Heading1"/>
-      </w:pPr>
-      <w:r>
-        <w:t>15. W4 Apply independently</w:t>
-      </w:r>
-    </w:p>
-    <w:p>
-      <w:r>
-        <w:t>Attempt before feedback. If this repeats the selected independent case, reuse that first attempt; otherwise keep a separate record. Apply independently. Apply the supplied Model Cards and Human Review facts and keep your reasoning.</w:t>
-      </w:r>
-    </w:p>
-    <w:p>
-      <w:pPr>
-        <w:spacing w:line="336" w:lineRule="auto" w:after="180"/>
-      </w:pPr>
-      <w:r>
-        <w:rPr>
-          <w:b w:val="0"/>
-        </w:rPr>
-        <w:t>Review this card: model v 2, 90 percent accurate, works for every school. No dataset size, split or baseline is given. Write a correction request with a bounded replacement claim.</w:t>
-      </w:r>
-    </w:p>
-    <w:p>
-      <w:pPr>
-        <w:pStyle w:val="Heading3"/>
-      </w:pPr>
-      <w:r>
-        <w:t>My reasoning and evidence</w:t>
-      </w:r>
-    </w:p>
-    <w:p>
-      <w:r>
-        <w:t>________________________________________________________________</w:t>
-      </w:r>
-    </w:p>
-    <w:p>
-      <w:r>
-        <w:t>________________________________________________________________</w:t>
-      </w:r>
-    </w:p>
-    <w:p>
-      <w:r>
-        <w:t>________________________________________________________________</w:t>
-      </w:r>
-    </w:p>
-    <w:p>
-      <w:r>
-        <w:t>________________________________________________________________</w:t>
-      </w:r>
-    </w:p>
-    <w:p>
-      <w:r>
-        <w:t>________________________________________________________________</w:t>
-      </w:r>
-    </w:p>
-    <w:p>
-      <w:r>
-        <w:t>________________________________________________________________</w:t>
-      </w:r>
-    </w:p>
-    <w:p>
-      <w:r>
-        <w:t>________________________________________________________________</w:t>
-      </w:r>
-    </w:p>
-    <w:p>
-      <w:r>
-        <w:t>________________________________________________________________</w:t>
-      </w:r>
-    </w:p>
-    <w:p>
-      <w:pPr>
-        <w:pStyle w:val="Heading1"/>
-      </w:pPr>
-      <w:r>
-        <w:t>16. W5 Maintain the record</w:t>
-      </w:r>
-    </w:p>
-    <w:p>
-      <w:r>
-        <w:t>Maintain the record. Apply the supplied Model Cards and Human Review facts and keep your reasoning.</w:t>
-      </w:r>
-    </w:p>
-    <w:p>
-      <w:pPr>
-        <w:spacing w:line="336" w:lineRule="auto" w:after="180"/>
-        <w:shd w:fill="F5F1FB"/>
-      </w:pPr>
-      <w:r>
-        <w:rPr>
-          <w:b w:val="0"/>
-        </w:rPr>
-        <w:t>What should change in a card after a threshold revision?</w:t>
-      </w:r>
-    </w:p>
-    <w:p>
-      <w:pPr>
-        <w:pStyle w:val="Heading3"/>
-      </w:pPr>
-      <w:r>
-        <w:t>My reasoning and evidence</w:t>
-      </w:r>
-    </w:p>
-    <w:p>
-      <w:r>
-        <w:t>________________________________________________________________</w:t>
-      </w:r>
-    </w:p>
-    <w:p>
-      <w:r>
-        <w:t>________________________________________________________________</w:t>
-      </w:r>
-    </w:p>
-    <w:p>
-      <w:r>
-        <w:t>________________________________________________________________</w:t>
-      </w:r>
-    </w:p>
-    <w:p>
-      <w:r>
-        <w:t>________________________________________________________________</w:t>
-      </w:r>
-    </w:p>
-    <w:p>
-      <w:r>
-        <w:t>________________________________________________________________</w:t>
-      </w:r>
-    </w:p>
-    <w:p>
-      <w:r>
-        <w:t>________________________________________________________________</w:t>
-      </w:r>
-    </w:p>
-    <w:p>
-      <w:pPr>
-        <w:pStyle w:val="Heading1"/>
-      </w:pPr>
-      <w:r>
-        <w:t>17. Feedback, return check and learning record</w:t>
-      </w:r>
-    </w:p>
-    <w:p>
-      <w:r>
-        <w:t>Record the first repaired step and a different case to revisit after a delay.</w:t>
+        <w:t>17. Feedback · Repair and return</w:t>
+      </w:r>
+    </w:p>
+    <w:p>
+      <w:r>
+        <w:t>Keep this task’s complete inputs, stated rule and support record together.</w:t>
+      </w:r>
+    </w:p>
+    <w:p>
+      <w:pPr>
+        <w:pStyle w:val="Heading2"/>
+      </w:pPr>
+      <w:r>
+        <w:t>Task and evidence record</w:t>
       </w:r>
     </w:p>
     <w:tbl>
@@ -1626,12 +825,9 @@
     </w:tbl>
     <w:p>
       <w:pPr>
-        <w:spacing w:line="336" w:lineRule="auto" w:after="180"/>
-      </w:pPr>
-      <w:r>
-        <w:rPr>
-          <w:b w:val="0"/>
-        </w:rPr>
+        <w:pStyle w:val="ListBullet"/>
+      </w:pPr>
+      <w:r>
         <w:t>Revisit this idea with your teacher after a delay. Familiarity is different from explaining and using it on a changed case.</w:t>
       </w:r>
     </w:p>
@@ -1640,69 +836,777 @@
         <w:pStyle w:val="Heading1"/>
       </w:pPr>
       <w:r>
-        <w:t>18. Pictorial case practice: Model Cards and Human Review</w:t>
-      </w:r>
-    </w:p>
-    <w:p>
-      <w:r>
-        <w:t>Write a model card whose performance statement can be traced to a concrete evaluation. Explain the labelled step before checking the changed condition.</w:t>
-      </w:r>
-    </w:p>
-    <w:p>
-      <w:pPr>
-        <w:spacing w:line="336" w:lineRule="auto" w:after="180"/>
-      </w:pPr>
-      <w:r>
-        <w:rPr>
-          <w:b w:val="0"/>
-        </w:rPr>
-        <w:t xml:space="preserve">Write a </w:t>
-      </w:r>
-      <w:r>
-        <w:rPr>
-          <w:b/>
-        </w:rPr>
-        <w:t>model card</w:t>
-      </w:r>
-      <w:r>
-        <w:rPr>
-          <w:b w:val="0"/>
-        </w:rPr>
-        <w:t xml:space="preserve"> whose performance statement can be traced to a concrete evaluation.</w:t>
-      </w:r>
-    </w:p>
-    <w:p>
-      <w:pPr>
-        <w:spacing w:line="336" w:lineRule="auto" w:after="180"/>
-      </w:pPr>
-      <w:r>
-        <w:rPr>
-          <w:b w:val="0"/>
-        </w:rPr>
+        <w:t>10. Finish · Judge your evidence</w:t>
+      </w:r>
+    </w:p>
+    <w:p>
+      <w:r>
+        <w:t>Keep this task’s complete inputs, stated rule and support record together.</w:t>
+      </w:r>
+    </w:p>
+    <w:p>
+      <w:pPr>
+        <w:pStyle w:val="Heading2"/>
+      </w:pPr>
+      <w:r>
+        <w:t>Task and evidence record</w:t>
+      </w:r>
+    </w:p>
+    <w:p>
+      <w:pPr>
+        <w:pStyle w:val="ListBullet"/>
+      </w:pPr>
+      <w:r>
+        <w:t>I can explain the mechanism. I can show evidence. I can handle a changed case. I can name a limit. Mark each as not yet, with help or independently, and attach supporting work.</w:t>
+      </w:r>
+    </w:p>
+    <w:p>
+      <w:pPr>
+        <w:pStyle w:val="ListBullet"/>
+      </w:pPr>
+      <w:r>
+        <w:t>Teacher review ____________________  Next step ____________________</w:t>
+      </w:r>
+    </w:p>
+    <w:p>
+      <w:pPr>
+        <w:pStyle w:val="Heading1"/>
+      </w:pPr>
+      <w:r>
+        <w:t>Reference bank and extra practice</w:t>
+      </w:r>
+    </w:p>
+    <w:p>
+      <w:pPr>
+        <w:pStyle w:val="Heading1"/>
+      </w:pPr>
+      <w:r>
+        <w:t>02. Reference · Supported W2 record</w:t>
+      </w:r>
+    </w:p>
+    <w:p>
+      <w:r>
+        <w:t>Keep this task’s complete inputs, stated rule and support record together.</w:t>
+      </w:r>
+    </w:p>
+    <w:p>
+      <w:pPr>
+        <w:pStyle w:val="Heading2"/>
+      </w:pPr>
+      <w:r>
+        <w:t>Task and evidence record</w:t>
+      </w:r>
+    </w:p>
+    <w:p>
+      <w:pPr>
+        <w:pStyle w:val="ListBullet"/>
+      </w:pPr>
+      <w:r>
+        <w:t>Use W2: Check arithmetic for Model cards and review. Record the answer once; the lesson and workbook refer to the same attempt.</w:t>
+      </w:r>
+    </w:p>
+    <w:tbl>
+      <w:tblPr>
+        <w:tblStyle w:val="LightShading-Accent1"/>
+        <w:tblW w:type="auto" w:w="0"/>
+        <w:tblLook w:firstColumn="1" w:firstRow="1" w:lastColumn="0" w:lastRow="0" w:noHBand="0" w:noVBand="1" w:val="04A0"/>
+      </w:tblPr>
+      <w:tblGrid>
+        <w:gridCol w:w="2556"/>
+        <w:gridCol w:w="2556"/>
+        <w:gridCol w:w="2556"/>
+        <w:gridCol w:w="2556"/>
+      </w:tblGrid>
+      <w:tr>
+        <w:trPr>
+          <w:tblHeader/>
+        </w:trPr>
+        <w:tc>
+          <w:tcPr>
+            <w:tcW w:type="dxa" w:w="2556"/>
+          </w:tcPr>
+          <w:p>
+            <w:r>
+              <w:t>Given inputs</w:t>
+            </w:r>
+          </w:p>
+        </w:tc>
+        <w:tc>
+          <w:tcPr>
+            <w:tcW w:type="dxa" w:w="2556"/>
+          </w:tcPr>
+          <w:p>
+            <w:r>
+              <w:t>Procedure I chose</w:t>
+            </w:r>
+          </w:p>
+        </w:tc>
+        <w:tc>
+          <w:tcPr>
+            <w:tcW w:type="dxa" w:w="2556"/>
+          </w:tcPr>
+          <w:p>
+            <w:r>
+              <w:t>Middle steps</w:t>
+            </w:r>
+          </w:p>
+        </w:tc>
+        <w:tc>
+          <w:tcPr>
+            <w:tcW w:type="dxa" w:w="2556"/>
+          </w:tcPr>
+          <w:p>
+            <w:r>
+              <w:t>Result and check</w:t>
+            </w:r>
+          </w:p>
+        </w:tc>
+      </w:tr>
+      <w:tr>
+        <w:tc>
+          <w:tcPr>
+            <w:tcW w:type="dxa" w:w="2556"/>
+          </w:tcPr>
+          <w:p>
+            <w:r/>
+          </w:p>
+        </w:tc>
+        <w:tc>
+          <w:tcPr>
+            <w:tcW w:type="dxa" w:w="2556"/>
+          </w:tcPr>
+          <w:p>
+            <w:r/>
+          </w:p>
+        </w:tc>
+        <w:tc>
+          <w:tcPr>
+            <w:tcW w:type="dxa" w:w="2556"/>
+          </w:tcPr>
+          <w:p>
+            <w:r/>
+          </w:p>
+        </w:tc>
+        <w:tc>
+          <w:tcPr>
+            <w:tcW w:type="dxa" w:w="2556"/>
+          </w:tcPr>
+          <w:p>
+            <w:r/>
+          </w:p>
+        </w:tc>
+      </w:tr>
+    </w:tbl>
+    <w:p>
+      <w:pPr>
+        <w:pStyle w:val="Heading3"/>
+      </w:pPr>
+      <w:r>
+        <w:t>The step I completed without help, and the hint I needed</w:t>
+      </w:r>
+    </w:p>
+    <w:p>
+      <w:r>
+        <w:t>________________________________________________________________</w:t>
+      </w:r>
+    </w:p>
+    <w:p>
+      <w:r>
+        <w:t>________________________________________________________________</w:t>
+      </w:r>
+    </w:p>
+    <w:p>
+      <w:r>
+        <w:t>________________________________________________________________</w:t>
+      </w:r>
+    </w:p>
+    <w:p>
+      <w:pPr>
+        <w:pStyle w:val="Heading1"/>
+      </w:pPr>
+      <w:r>
+        <w:t>03. Extra practice · Individual reasoning check</w:t>
+      </w:r>
+    </w:p>
+    <w:p>
+      <w:r>
+        <w:t>Keep this task’s complete inputs, stated rule and support record together.</w:t>
+      </w:r>
+    </w:p>
+    <w:p>
+      <w:pPr>
+        <w:pStyle w:val="Heading2"/>
+      </w:pPr>
+      <w:r>
+        <w:t>Task and evidence record</w:t>
+      </w:r>
+    </w:p>
+    <w:p>
+      <w:pPr>
+        <w:pStyle w:val="ListBullet"/>
+      </w:pPr>
+      <w:r>
+        <w:t>Use the worked case for Model cards and review. Proposed explanation: “A final answer is enough”. Decide whether this explanation is supported. Point to the step or supplied fact that decides; explain your repair if needed.</w:t>
+      </w:r>
+    </w:p>
+    <w:p>
+      <w:pPr>
+        <w:pStyle w:val="Heading3"/>
+      </w:pPr>
+      <w:r>
+        <w:t>My explanation before partner discussion</w:t>
+      </w:r>
+    </w:p>
+    <w:p>
+      <w:r>
+        <w:t>________________________________________________________________</w:t>
+      </w:r>
+    </w:p>
+    <w:p>
+      <w:r>
+        <w:t>________________________________________________________________</w:t>
+      </w:r>
+    </w:p>
+    <w:p>
+      <w:r>
+        <w:t>________________________________________________________________</w:t>
+      </w:r>
+    </w:p>
+    <w:p>
+      <w:r>
+        <w:t>________________________________________________________________</w:t>
+      </w:r>
+    </w:p>
+    <w:p>
+      <w:pPr>
+        <w:pStyle w:val="Heading1"/>
+      </w:pPr>
+      <w:r>
+        <w:t>05. Reference · Earlier learning target</w:t>
+      </w:r>
+    </w:p>
+    <w:p>
+      <w:r>
+        <w:t>Keep this task’s complete inputs, stated rule and support record together.</w:t>
+      </w:r>
+    </w:p>
+    <w:p>
+      <w:pPr>
+        <w:pStyle w:val="Heading2"/>
+      </w:pPr>
+      <w:r>
+        <w:t>Task and evidence record</w:t>
+      </w:r>
+    </w:p>
+    <w:p>
+      <w:pPr>
+        <w:pStyle w:val="ListBullet"/>
+      </w:pPr>
+      <w:r>
+        <w:t>Draft five model-card headings for a classroom leaf classifier. Why must the card state that its labels are classroom categories rather than professional plant diagnosis?</w:t>
+      </w:r>
+    </w:p>
+    <w:p>
+      <w:pPr>
+        <w:pStyle w:val="Heading1"/>
+      </w:pPr>
+      <w:r>
+        <w:t>06. Extra practice · Earlier complete case</w:t>
+      </w:r>
+    </w:p>
+    <w:p>
+      <w:r>
+        <w:t>Keep this task’s complete inputs, stated rule and support record together.</w:t>
+      </w:r>
+    </w:p>
+    <w:p>
+      <w:pPr>
+        <w:pStyle w:val="Heading2"/>
+      </w:pPr>
+      <w:r>
+        <w:t>Task and evidence record</w:t>
+      </w:r>
+    </w:p>
+    <w:p>
+      <w:pPr>
+        <w:pStyle w:val="ListBullet"/>
+      </w:pPr>
+      <w:r>
+        <w:t>A model card says healthy/spotted,80% accuracy only.</w:t>
+      </w:r>
+    </w:p>
+    <w:p>
+      <w:pPr>
+        <w:pStyle w:val="ListBullet"/>
+      </w:pPr>
+      <w:r>
+        <w:t>Add responsible-use evidence.</w:t>
+      </w:r>
+    </w:p>
+    <w:p>
+      <w:pPr>
+        <w:pStyle w:val="ListBullet"/>
+      </w:pPr>
+      <w:r>
+        <w:t>Show your trace, calculation or evidence</w:t>
+      </w:r>
+    </w:p>
+    <w:p>
+      <w:pPr>
+        <w:pStyle w:val="Heading3"/>
+      </w:pPr>
+      <w:r>
+        <w:t>Write or draw your reasoning and evidence.</w:t>
+      </w:r>
+    </w:p>
+    <w:p>
+      <w:r>
+        <w:t>________________________________________________________________</w:t>
+      </w:r>
+    </w:p>
+    <w:p>
+      <w:r>
+        <w:t>________________________________________________________________</w:t>
+      </w:r>
+    </w:p>
+    <w:p>
+      <w:r>
+        <w:t>________________________________________________________________</w:t>
+      </w:r>
+    </w:p>
+    <w:p>
+      <w:r>
+        <w:t>________________________________________________________________</w:t>
+      </w:r>
+    </w:p>
+    <w:p>
+      <w:r>
+        <w:t>________________________________________________________________</w:t>
+      </w:r>
+    </w:p>
+    <w:p>
+      <w:pPr>
+        <w:pStyle w:val="Heading1"/>
+      </w:pPr>
+      <w:r>
+        <w:t>07. Extra practice · Changed case</w:t>
+      </w:r>
+    </w:p>
+    <w:p>
+      <w:r>
+        <w:t>Keep this task’s complete inputs, stated rule and support record together.</w:t>
+      </w:r>
+    </w:p>
+    <w:p>
+      <w:pPr>
+        <w:pStyle w:val="Heading2"/>
+      </w:pPr>
+      <w:r>
+        <w:t>Task and evidence record</w:t>
+      </w:r>
+    </w:p>
+    <w:p>
+      <w:pPr>
+        <w:pStyle w:val="ListBullet"/>
+      </w:pPr>
+      <w:r>
+        <w:t>A model card says 90% accuracy but gives no intended use, data conditions or human-review rule. What should be added before classroom use?</w:t>
+      </w:r>
+    </w:p>
+    <w:p>
+      <w:pPr>
+        <w:pStyle w:val="ListBullet"/>
+      </w:pPr>
+      <w:r>
+        <w:t>My independent answer and reason</w:t>
+      </w:r>
+    </w:p>
+    <w:p>
+      <w:pPr>
+        <w:pStyle w:val="Heading3"/>
+      </w:pPr>
+      <w:r>
+        <w:t>Write or draw your reasoning and evidence.</w:t>
+      </w:r>
+    </w:p>
+    <w:p>
+      <w:r>
+        <w:t>________________________________________________________________</w:t>
+      </w:r>
+    </w:p>
+    <w:p>
+      <w:r>
+        <w:t>________________________________________________________________</w:t>
+      </w:r>
+    </w:p>
+    <w:p>
+      <w:r>
+        <w:t>________________________________________________________________</w:t>
+      </w:r>
+    </w:p>
+    <w:p>
+      <w:r>
+        <w:t>________________________________________________________________</w:t>
+      </w:r>
+    </w:p>
+    <w:p>
+      <w:r>
+        <w:t>________________________________________________________________</w:t>
+      </w:r>
+    </w:p>
+    <w:p>
+      <w:pPr>
+        <w:pStyle w:val="Heading3"/>
+      </w:pPr>
+      <w:r>
+        <w:t>Week 33 Test and reflect</w:t>
+      </w:r>
+    </w:p>
+    <w:p>
+      <w:pPr>
+        <w:pStyle w:val="Heading1"/>
+      </w:pPr>
+      <w:r>
+        <w:t>08. Extra practice · Design a revealing test</w:t>
+      </w:r>
+    </w:p>
+    <w:p>
+      <w:r>
+        <w:t>Keep this task’s complete inputs, stated rule and support record together.</w:t>
+      </w:r>
+    </w:p>
+    <w:p>
+      <w:pPr>
+        <w:pStyle w:val="Heading2"/>
+      </w:pPr>
+      <w:r>
+        <w:t>Task and evidence record</w:t>
+      </w:r>
+    </w:p>
+    <w:p>
+      <w:pPr>
+        <w:pStyle w:val="ListBullet"/>
+      </w:pPr>
+      <w:r>
+        <w:t>Create a changed input, boundary case or missing-information case. Write the expected answer or safe response before testing.</w:t>
+      </w:r>
+    </w:p>
+    <w:tbl>
+      <w:tblPr>
+        <w:tblStyle w:val="LightShading-Accent1"/>
+        <w:tblW w:type="auto" w:w="0"/>
+        <w:tblLook w:firstColumn="1" w:firstRow="1" w:lastColumn="0" w:lastRow="0" w:noHBand="0" w:noVBand="1" w:val="04A0"/>
+      </w:tblPr>
+      <w:tblGrid>
+        <w:gridCol w:w="5112"/>
+        <w:gridCol w:w="5112"/>
+      </w:tblGrid>
+      <w:tr>
+        <w:trPr>
+          <w:tblHeader/>
+        </w:trPr>
+        <w:tc>
+          <w:tcPr>
+            <w:tcW w:type="dxa" w:w="5112"/>
+          </w:tcPr>
+          <w:p>
+            <w:r>
+              <w:t>Test record</w:t>
+            </w:r>
+          </w:p>
+        </w:tc>
+        <w:tc>
+          <w:tcPr>
+            <w:tcW w:type="dxa" w:w="5112"/>
+          </w:tcPr>
+          <w:p>
+            <w:r>
+              <w:t>My evidence</w:t>
+            </w:r>
+          </w:p>
+        </w:tc>
+      </w:tr>
+      <w:tr>
+        <w:tc>
+          <w:tcPr>
+            <w:tcW w:type="dxa" w:w="5112"/>
+          </w:tcPr>
+          <w:p>
+            <w:r>
+              <w:t>Changed input or condition</w:t>
+            </w:r>
+          </w:p>
+        </w:tc>
+        <w:tc>
+          <w:tcPr>
+            <w:tcW w:type="dxa" w:w="5112"/>
+          </w:tcPr>
+          <w:p>
+            <w:r/>
+          </w:p>
+        </w:tc>
+      </w:tr>
+      <w:tr>
+        <w:tc>
+          <w:tcPr>
+            <w:tcW w:type="dxa" w:w="5112"/>
+          </w:tcPr>
+          <w:p>
+            <w:r>
+              <w:t>Expected answer or fallback</w:t>
+            </w:r>
+          </w:p>
+        </w:tc>
+        <w:tc>
+          <w:tcPr>
+            <w:tcW w:type="dxa" w:w="5112"/>
+          </w:tcPr>
+          <w:p>
+            <w:r/>
+          </w:p>
+        </w:tc>
+      </w:tr>
+      <w:tr>
+        <w:tc>
+          <w:tcPr>
+            <w:tcW w:type="dxa" w:w="5112"/>
+          </w:tcPr>
+          <w:p>
+            <w:r>
+              <w:t>Observed result</w:t>
+            </w:r>
+          </w:p>
+        </w:tc>
+        <w:tc>
+          <w:tcPr>
+            <w:tcW w:type="dxa" w:w="5112"/>
+          </w:tcPr>
+          <w:p>
+            <w:r/>
+          </w:p>
+        </w:tc>
+      </w:tr>
+      <w:tr>
+        <w:tc>
+          <w:tcPr>
+            <w:tcW w:type="dxa" w:w="5112"/>
+          </w:tcPr>
+          <w:p>
+            <w:r>
+              <w:t>Why the result occurred</w:t>
+            </w:r>
+          </w:p>
+        </w:tc>
+        <w:tc>
+          <w:tcPr>
+            <w:tcW w:type="dxa" w:w="5112"/>
+          </w:tcPr>
+          <w:p>
+            <w:r/>
+          </w:p>
+        </w:tc>
+      </w:tr>
+    </w:tbl>
+    <w:p>
+      <w:pPr>
+        <w:pStyle w:val="Heading1"/>
+      </w:pPr>
+      <w:r>
+        <w:t>11. Extra practice · Earlier transfer</w:t>
+      </w:r>
+    </w:p>
+    <w:p>
+      <w:r>
+        <w:t>Keep this task’s complete inputs, stated rule and support record together.</w:t>
+      </w:r>
+    </w:p>
+    <w:p>
+      <w:pPr>
+        <w:pStyle w:val="Heading2"/>
+      </w:pPr>
+      <w:r>
+        <w:t>Task and evidence record</w:t>
+      </w:r>
+    </w:p>
+    <w:p>
+      <w:pPr>
+        <w:pStyle w:val="ListBullet"/>
+      </w:pPr>
+      <w:r>
+        <w:t>Draft five model-card headings for a classroom leaf classifier. Why must the card state that its labels are classroom categories rather than professional plant diagnosis?</w:t>
+      </w:r>
+    </w:p>
+    <w:p>
+      <w:pPr>
+        <w:pStyle w:val="Heading3"/>
+      </w:pPr>
+      <w:r>
+        <w:t>My independently reasoned answer</w:t>
+      </w:r>
+    </w:p>
+    <w:p>
+      <w:r>
+        <w:t>________________________________________________________________</w:t>
+      </w:r>
+    </w:p>
+    <w:p>
+      <w:r>
+        <w:t>________________________________________________________________</w:t>
+      </w:r>
+    </w:p>
+    <w:p>
+      <w:r>
+        <w:t>________________________________________________________________</w:t>
+      </w:r>
+    </w:p>
+    <w:p>
+      <w:r>
+        <w:t>________________________________________________________________</w:t>
+      </w:r>
+    </w:p>
+    <w:p>
+      <w:r>
+        <w:t>________________________________________________________________</w:t>
+      </w:r>
+    </w:p>
+    <w:p>
+      <w:r>
+        <w:t>________________________________________________________________</w:t>
+      </w:r>
+    </w:p>
+    <w:p>
+      <w:r>
+        <w:t>________________________________________________________________</w:t>
+      </w:r>
+    </w:p>
+    <w:p>
+      <w:pPr>
+        <w:pStyle w:val="ListBullet"/>
+      </w:pPr>
+      <w:r>
+        <w:t>Record support used: none, hint or teacher explanation.</w:t>
+      </w:r>
+    </w:p>
+    <w:p>
+      <w:pPr>
+        <w:pStyle w:val="Heading1"/>
+      </w:pPr>
+      <w:r>
+        <w:t>15. Reference · Earlier W4 record</w:t>
+      </w:r>
+    </w:p>
+    <w:p>
+      <w:r>
+        <w:t>Keep this task’s complete inputs, stated rule and support record together.</w:t>
+      </w:r>
+    </w:p>
+    <w:p>
+      <w:pPr>
+        <w:pStyle w:val="Heading2"/>
+      </w:pPr>
+      <w:r>
+        <w:t>Task and evidence record</w:t>
+      </w:r>
+    </w:p>
+    <w:p>
+      <w:pPr>
+        <w:pStyle w:val="ListBullet"/>
+      </w:pPr>
+      <w:r>
+        <w:t>Review this card: model v 2, 90 percent accurate, works for every school. No dataset size, split or baseline is given. Write a correction request with a bounded replacement claim.</w:t>
+      </w:r>
+    </w:p>
+    <w:p>
+      <w:pPr>
+        <w:pStyle w:val="Heading3"/>
+      </w:pPr>
+      <w:r>
+        <w:t>My reasoning and evidence</w:t>
+      </w:r>
+    </w:p>
+    <w:p>
+      <w:r>
+        <w:t>________________________________________________________________</w:t>
+      </w:r>
+    </w:p>
+    <w:p>
+      <w:r>
+        <w:t>________________________________________________________________</w:t>
+      </w:r>
+    </w:p>
+    <w:p>
+      <w:r>
+        <w:t>________________________________________________________________</w:t>
+      </w:r>
+    </w:p>
+    <w:p>
+      <w:r>
+        <w:t>________________________________________________________________</w:t>
+      </w:r>
+    </w:p>
+    <w:p>
+      <w:r>
+        <w:t>________________________________________________________________</w:t>
+      </w:r>
+    </w:p>
+    <w:p>
+      <w:r>
+        <w:t>________________________________________________________________</w:t>
+      </w:r>
+    </w:p>
+    <w:p>
+      <w:r>
+        <w:t>________________________________________________________________</w:t>
+      </w:r>
+    </w:p>
+    <w:p>
+      <w:r>
+        <w:t>________________________________________________________________</w:t>
+      </w:r>
+    </w:p>
+    <w:p>
+      <w:pPr>
+        <w:pStyle w:val="Heading1"/>
+      </w:pPr>
+      <w:r>
+        <w:t>18. Extra practice · Pictured case</w:t>
+      </w:r>
+    </w:p>
+    <w:p>
+      <w:r>
+        <w:t>Keep this task’s complete inputs, stated rule and support record together.</w:t>
+      </w:r>
+    </w:p>
+    <w:p>
+      <w:pPr>
+        <w:pStyle w:val="Heading2"/>
+      </w:pPr>
+      <w:r>
+        <w:t>Task and evidence record</w:t>
+      </w:r>
+    </w:p>
+    <w:p>
+      <w:pPr>
+        <w:pStyle w:val="ListBullet"/>
+      </w:pPr>
+      <w:r>
+        <w:t>Write a model card whose performance statement can be traced to a concrete evaluation.</w:t>
+      </w:r>
+    </w:p>
+    <w:p>
+      <w:pPr>
+        <w:pStyle w:val="ListBullet"/>
+      </w:pPr>
+      <w:r>
         <w:t>Toy v = 3 classifier scored16/20 on five unseen plants with four views each, under indoor tablet lighting. Baseline scored14/20.</w:t>
       </w:r>
     </w:p>
     <w:p>
       <w:pPr>
-        <w:spacing w:line="336" w:lineRule="auto" w:after="180"/>
-      </w:pPr>
-      <w:r>
-        <w:rPr>
-          <w:b w:val="0"/>
-        </w:rPr>
-        <w:t xml:space="preserve">All </w:t>
-      </w:r>
-      <w:r>
-        <w:rPr>
-          <w:b/>
-        </w:rPr>
-        <w:t>input</w:t>
-      </w:r>
-      <w:r>
-        <w:rPr>
-          <w:b w:val="0"/>
-        </w:rPr>
-        <w:t>s and outcomes in this worked example are invented classroom data; no real model run is claimed.</w:t>
+        <w:pStyle w:val="ListBullet"/>
+      </w:pPr>
+      <w:r>
+        <w:t>All inputs and outcomes in this worked example are invented classroom data; no real model run is claimed.</w:t>
       </w:r>
     </w:p>
     <w:p>
@@ -1743,25 +1647,10 @@
     </w:p>
     <w:p>
       <w:pPr>
-        <w:spacing w:line="336" w:lineRule="auto" w:after="180"/>
-      </w:pPr>
-      <w:r>
-        <w:rPr>
-          <w:b w:val="0"/>
-        </w:rPr>
-        <w:t xml:space="preserve">Write a bounded replacement for the publicity sentence. Point to the relevant step in the picture, then write the changed result and the rule or </w:t>
-      </w:r>
-      <w:r>
-        <w:rPr>
-          <w:b/>
-        </w:rPr>
-        <w:t>evidence</w:t>
-      </w:r>
-      <w:r>
-        <w:rPr>
-          <w:b w:val="0"/>
-        </w:rPr>
-        <w:t xml:space="preserve"> that supports it.</w:t>
+        <w:pStyle w:val="ListBullet"/>
+      </w:pPr>
+      <w:r>
+        <w:t>Write a bounded replacement for the publicity sentence. Point to the relevant step in the picture, then write the changed result and the rule or evidence that supports it.</w:t>
       </w:r>
     </w:p>
     <w:p>
@@ -1804,68 +1693,18 @@
     </w:p>
     <w:p>
       <w:pPr>
-        <w:pStyle w:val="Heading3"/>
-      </w:pPr>
-      <w:r>
-        <w:t>Record the help used</w:t>
-      </w:r>
-    </w:p>
-    <w:p>
-      <w:pPr>
-        <w:spacing w:line="336" w:lineRule="auto" w:after="180"/>
-        <w:shd w:fill="F1F6F8"/>
-      </w:pPr>
-      <w:r>
-        <w:rPr>
-          <w:b w:val="0"/>
-        </w:rPr>
-        <w:t xml:space="preserve">Support used: alone / hint / worked example. This record is practice </w:t>
-      </w:r>
-      <w:r>
-        <w:rPr>
-          <w:b/>
-        </w:rPr>
-        <w:t>evidence</w:t>
-      </w:r>
-      <w:r>
-        <w:rPr>
-          <w:b w:val="0"/>
-        </w:rPr>
-        <w:t>.</w:t>
-      </w:r>
-    </w:p>
-    <w:p>
-      <w:pPr>
-        <w:spacing w:line="336" w:lineRule="auto" w:after="180"/>
-      </w:pPr>
-      <w:r>
-        <w:rPr>
-          <w:b w:val="0"/>
-        </w:rPr>
-        <w:t xml:space="preserve">Project connection: For your Responsible Plant Classifier, save the </w:t>
-      </w:r>
-      <w:r>
-        <w:rPr>
-          <w:b/>
-        </w:rPr>
-        <w:t>input</w:t>
-      </w:r>
-      <w:r>
-        <w:rPr>
-          <w:b w:val="0"/>
-        </w:rPr>
-        <w:t>, procedure, observed result and limitation of this check.</w:t>
-      </w:r>
-    </w:p>
-    <w:p>
-      <w:pPr>
-        <w:spacing w:line="336" w:lineRule="auto" w:after="180"/>
-      </w:pPr>
-      <w:r>
-        <w:rPr>
-          <w:b w:val="0"/>
-        </w:rPr>
-        <w:t>Label this worked example as practice; use a different, previously unreviewed case when checking independent understanding.</w:t>
+        <w:pStyle w:val="ListBullet"/>
+      </w:pPr>
+      <w:r>
+        <w:t>Support used: alone / hint / worked example. This record is practice evidence.</w:t>
+      </w:r>
+    </w:p>
+    <w:p>
+      <w:pPr>
+        <w:pStyle w:val="ListBullet"/>
+      </w:pPr>
+      <w:r>
+        <w:t>Project connection: For your Responsible Plant Classifier, save the input, procedure, observed result and limitation of this check. Label this worked example as practice; use a different, previously unreviewed case when checking independent understanding.</w:t>
       </w:r>
     </w:p>
     <w:p>
@@ -1873,80 +1712,44 @@
         <w:pStyle w:val="Heading1"/>
       </w:pPr>
       <w:r>
-        <w:t>19. Project portfolio milestone</w:t>
-      </w:r>
-    </w:p>
-    <w:p>
-      <w:r>
-        <w:t>Keep this week’s input, deciding step, result and limit together in the Responsible Plant Classifier record.</w:t>
-      </w:r>
-    </w:p>
-    <w:p>
-      <w:pPr>
-        <w:spacing w:line="336" w:lineRule="auto" w:after="180"/>
-      </w:pPr>
-      <w:r>
-        <w:rPr>
-          <w:b w:val="0"/>
-        </w:rPr>
+        <w:t>19. Reference · Project portfolio milestone</w:t>
+      </w:r>
+    </w:p>
+    <w:p>
+      <w:r>
+        <w:t>Keep this task’s complete inputs, stated rule and support record together.</w:t>
+      </w:r>
+    </w:p>
+    <w:p>
+      <w:pPr>
+        <w:pStyle w:val="Heading2"/>
+      </w:pPr>
+      <w:r>
+        <w:t>Task and evidence record</w:t>
+      </w:r>
+    </w:p>
+    <w:p>
+      <w:pPr>
+        <w:pStyle w:val="ListBullet"/>
+      </w:pPr>
+      <w:r>
         <w:t>Project: Responsible Plant Classifier</w:t>
       </w:r>
     </w:p>
     <w:p>
       <w:pPr>
-        <w:spacing w:line="336" w:lineRule="auto" w:after="180"/>
-      </w:pPr>
-      <w:r>
-        <w:rPr>
-          <w:b w:val="0"/>
-        </w:rPr>
-        <w:t xml:space="preserve">Current milestone: Present and defend. Demonstrate the system, explain one failure and justify the next improvement with </w:t>
-      </w:r>
-      <w:r>
-        <w:rPr>
-          <w:b/>
-        </w:rPr>
-        <w:t>evidence</w:t>
-      </w:r>
-      <w:r>
-        <w:rPr>
-          <w:b w:val="0"/>
-        </w:rPr>
-        <w:t>.</w:t>
-      </w:r>
-    </w:p>
-    <w:p>
-      <w:pPr>
-        <w:spacing w:line="336" w:lineRule="auto" w:after="180"/>
-      </w:pPr>
-      <w:r>
-        <w:rPr>
-          <w:b w:val="0"/>
-        </w:rPr>
-        <w:t xml:space="preserve">For your Responsible Plant Classifier, save the </w:t>
-      </w:r>
-      <w:r>
-        <w:rPr>
-          <w:b/>
-        </w:rPr>
-        <w:t>input</w:t>
-      </w:r>
-      <w:r>
-        <w:rPr>
-          <w:b w:val="0"/>
-        </w:rPr>
-        <w:t>, procedure, observed result and limitation of this check.</w:t>
-      </w:r>
-    </w:p>
-    <w:p>
-      <w:pPr>
-        <w:spacing w:line="336" w:lineRule="auto" w:after="180"/>
-      </w:pPr>
-      <w:r>
-        <w:rPr>
-          <w:b w:val="0"/>
-        </w:rPr>
-        <w:t>Label this worked example as practice; use a different, previously unreviewed case when checking independent understanding.</w:t>
+        <w:pStyle w:val="ListBullet"/>
+      </w:pPr>
+      <w:r>
+        <w:t>Current milestone: Present and defend. Demonstrate the system, explain one failure and justify the next improvement with evidence.</w:t>
+      </w:r>
+    </w:p>
+    <w:p>
+      <w:pPr>
+        <w:pStyle w:val="ListBullet"/>
+      </w:pPr>
+      <w:r>
+        <w:t>For your Responsible Plant Classifier, save the input, procedure, observed result and limitation of this check. Label this worked example as practice; use a different, previously unreviewed case when checking independent understanding.</w:t>
       </w:r>
     </w:p>
     <w:tbl>
@@ -2103,12 +1906,540 @@
         <w:pStyle w:val="Heading1"/>
       </w:pPr>
       <w:r>
-        <w:t>20. Supported practice and learning evidence</w:t>
-      </w:r>
-    </w:p>
-    <w:p>
-      <w:r>
-        <w:t>Try the supported questions before comparing with hints and feedback. Record what you repaired and the evidence you retained.</w:t>
+        <w:t>20. Extra practice · Predict, check and repair</w:t>
+      </w:r>
+    </w:p>
+    <w:p>
+      <w:r>
+        <w:t>Keep supported feedback separate from the reserved independent case.</w:t>
+      </w:r>
+    </w:p>
+    <w:p>
+      <w:pPr>
+        <w:pStyle w:val="Heading2"/>
+      </w:pPr>
+      <w:r>
+        <w:t>First supported question and hint</w:t>
+      </w:r>
+    </w:p>
+    <w:p>
+      <w:pPr>
+        <w:pStyle w:val="ListBullet"/>
+      </w:pPr>
+      <w:r>
+        <w:t>Write a model card whose performance statement can be traced to a concrete evaluation.</w:t>
+      </w:r>
+    </w:p>
+    <w:p>
+      <w:pPr>
+        <w:pStyle w:val="Heading3"/>
+      </w:pPr>
+      <w:r>
+        <w:t>Practice 1: explain the deciding evidence</w:t>
+      </w:r>
+    </w:p>
+    <w:p>
+      <w:pPr>
+        <w:pStyle w:val="ListBullet"/>
+      </w:pPr>
+      <w:r>
+        <w:t>Which labelled step matches this detail? Do not claim all cameras, outdoor conditions or disease diagnosis were validated.</w:t>
+      </w:r>
+    </w:p>
+    <w:p>
+      <w:pPr>
+        <w:pStyle w:val="ListBullet"/>
+      </w:pPr>
+      <w:r>
+        <w:t>1. Name evidence</w:t>
+      </w:r>
+    </w:p>
+    <w:p>
+      <w:pPr>
+        <w:pStyle w:val="ListBullet"/>
+      </w:pPr>
+      <w:r>
+        <w:t>2. State limits</w:t>
+      </w:r>
+    </w:p>
+    <w:p>
+      <w:pPr>
+        <w:pStyle w:val="ListBullet"/>
+      </w:pPr>
+      <w:r>
+        <w:t>3. Compare baseline</w:t>
+      </w:r>
+    </w:p>
+    <w:p>
+      <w:pPr>
+        <w:pStyle w:val="Heading3"/>
+      </w:pPr>
+      <w:r>
+        <w:t>My selected conclusion, deciding fact and explanation</w:t>
+      </w:r>
+    </w:p>
+    <w:p>
+      <w:r>
+        <w:t>________________________________________________________________</w:t>
+      </w:r>
+    </w:p>
+    <w:p>
+      <w:r>
+        <w:t>________________________________________________________________</w:t>
+      </w:r>
+    </w:p>
+    <w:p>
+      <w:r>
+        <w:t>________________________________________________________________</w:t>
+      </w:r>
+    </w:p>
+    <w:p>
+      <w:r>
+        <w:t>________________________________________________________________</w:t>
+      </w:r>
+    </w:p>
+    <w:p>
+      <w:r>
+        <w:t>________________________________________________________________</w:t>
+      </w:r>
+    </w:p>
+    <w:p>
+      <w:pPr>
+        <w:pStyle w:val="ListBullet"/>
+      </w:pPr>
+      <w:r>
+        <w:t>Hint if needed: Read the steps in the pictorial case. Match the supplied detail to the stage that performs or records it.</w:t>
+      </w:r>
+    </w:p>
+    <w:p>
+      <w:pPr>
+        <w:pStyle w:val="Heading2"/>
+      </w:pPr>
+      <w:r>
+        <w:t>Check the first explanation · reference / check after trying</w:t>
+      </w:r>
+    </w:p>
+    <w:p>
+      <w:pPr>
+        <w:spacing w:line="336" w:lineRule="auto" w:after="180"/>
+      </w:pPr>
+      <w:r>
+        <w:rPr>
+          <w:b w:val="0"/>
+        </w:rPr>
+        <w:t>After your attempt, compare with the supported explanation: State limits Do not claim all cameras, outdoor conditions or disease diagnosis were validated. Read the picture in order.</w:t>
+      </w:r>
+    </w:p>
+    <w:p>
+      <w:pPr>
+        <w:spacing w:line="336" w:lineRule="auto" w:after="180"/>
+      </w:pPr>
+      <w:r>
+        <w:rPr>
+          <w:b w:val="0"/>
+        </w:rPr>
+        <w:t xml:space="preserve">Do not claim all cameras, outdoor conditions or disease diagnosis were validated. The arrows show which recorded </w:t>
+      </w:r>
+      <w:r>
+        <w:rPr>
+          <w:b/>
+        </w:rPr>
+        <w:t>input</w:t>
+      </w:r>
+      <w:r>
+        <w:rPr>
+          <w:b w:val="0"/>
+        </w:rPr>
+        <w:t xml:space="preserve"> or intermediate result each decision uses.</w:t>
+      </w:r>
+    </w:p>
+    <w:p>
+      <w:pPr>
+        <w:spacing w:line="336" w:lineRule="auto" w:after="180"/>
+      </w:pPr>
+      <w:r>
+        <w:rPr>
+          <w:b w:val="0"/>
+        </w:rPr>
+        <w:t>Explain the deciding step aloud before checking the changed case; pointing to the final answer alone does not show how it follows.</w:t>
+      </w:r>
+    </w:p>
+    <w:p>
+      <w:pPr>
+        <w:pStyle w:val="Heading2"/>
+      </w:pPr>
+      <w:r>
+        <w:t>Changed-case question and hint</w:t>
+      </w:r>
+    </w:p>
+    <w:p>
+      <w:pPr>
+        <w:pStyle w:val="Heading3"/>
+      </w:pPr>
+      <w:r>
+        <w:t>Practice 2: explain the deciding evidence</w:t>
+      </w:r>
+    </w:p>
+    <w:p>
+      <w:pPr>
+        <w:pStyle w:val="ListBullet"/>
+      </w:pPr>
+      <w:r>
+        <w:t>Changed-case practice: The publicity sentence becomes “80% accurate for every plant”. Which conclusion is supported by the supplied facts?</w:t>
+      </w:r>
+    </w:p>
+    <w:p>
+      <w:pPr>
+        <w:pStyle w:val="ListBullet"/>
+      </w:pPr>
+      <w:r>
+        <w:t>1. We can decide the result without examining the changed input or the procedure.</w:t>
+      </w:r>
+    </w:p>
+    <w:p>
+      <w:pPr>
+        <w:pStyle w:val="ListBullet"/>
+      </w:pPr>
+      <w:r>
+        <w:t>2. This one example guarantees correct results for every future input.</w:t>
+      </w:r>
+    </w:p>
+    <w:p>
+      <w:pPr>
+        <w:pStyle w:val="ListBullet"/>
+      </w:pPr>
+      <w:r>
+        <w:t>3. Reject that unbounded statement.</w:t>
+      </w:r>
+    </w:p>
+    <w:p>
+      <w:pPr>
+        <w:pStyle w:val="Heading3"/>
+      </w:pPr>
+      <w:r>
+        <w:t>My selected conclusion, deciding fact and explanation</w:t>
+      </w:r>
+    </w:p>
+    <w:p>
+      <w:r>
+        <w:t>________________________________________________________________</w:t>
+      </w:r>
+    </w:p>
+    <w:p>
+      <w:r>
+        <w:t>________________________________________________________________</w:t>
+      </w:r>
+    </w:p>
+    <w:p>
+      <w:r>
+        <w:t>________________________________________________________________</w:t>
+      </w:r>
+    </w:p>
+    <w:p>
+      <w:r>
+        <w:t>________________________________________________________________</w:t>
+      </w:r>
+    </w:p>
+    <w:p>
+      <w:r>
+        <w:t>________________________________________________________________</w:t>
+      </w:r>
+    </w:p>
+    <w:p>
+      <w:pPr>
+        <w:pStyle w:val="ListBullet"/>
+      </w:pPr>
+      <w:r>
+        <w:t>Hint if needed: Use the changed condition and the deciding step in the pictorial trace. The answer must say what follows from those facts.</w:t>
+      </w:r>
+    </w:p>
+    <w:p>
+      <w:pPr>
+        <w:pStyle w:val="Heading2"/>
+      </w:pPr>
+      <w:r>
+        <w:t>Check the changed explanation · reference / check after trying</w:t>
+      </w:r>
+    </w:p>
+    <w:p>
+      <w:pPr>
+        <w:spacing w:line="336" w:lineRule="auto" w:after="180"/>
+      </w:pPr>
+      <w:r>
+        <w:rPr>
+          <w:b w:val="0"/>
+        </w:rPr>
+        <w:t>After your attempt, compare with the supported explanation: Reject that unbounded statement. The measured rate belongs to twenty related indoor photos, not every plant or setting.</w:t>
+      </w:r>
+    </w:p>
+    <w:p>
+      <w:pPr>
+        <w:pStyle w:val="Heading2"/>
+      </w:pPr>
+      <w:r>
+        <w:t>Repair and keep the record</w:t>
+      </w:r>
+    </w:p>
+    <w:p>
+      <w:pPr>
+        <w:spacing w:line="336" w:lineRule="auto" w:after="180"/>
+      </w:pPr>
+      <w:r>
+        <w:rPr>
+          <w:b w:val="0"/>
+        </w:rPr>
+        <w:t xml:space="preserve">Review Proxy Features and Fairness (ai-4/32). Goal: Identify possible proxy features. Short practice: What </w:t>
+      </w:r>
+      <w:r>
+        <w:rPr>
+          <w:b/>
+        </w:rPr>
+        <w:t>evidence</w:t>
+      </w:r>
+      <w:r>
+        <w:rPr>
+          <w:b w:val="0"/>
+        </w:rPr>
+        <w:t xml:space="preserve"> contradicts the original “all setting information removed” claim?</w:t>
+      </w:r>
+    </w:p>
+    <w:p>
+      <w:pPr>
+        <w:spacing w:line="336" w:lineRule="auto" w:after="180"/>
+      </w:pPr>
+      <w:r>
+        <w:rPr>
+          <w:b w:val="0"/>
+        </w:rPr>
+        <w:t xml:space="preserve">Point to the relevant step in the picture, then write the changed result and the rule or </w:t>
+      </w:r>
+      <w:r>
+        <w:rPr>
+          <w:b/>
+        </w:rPr>
+        <w:t>evidence</w:t>
+      </w:r>
+      <w:r>
+        <w:rPr>
+          <w:b w:val="0"/>
+        </w:rPr>
+        <w:t xml:space="preserve"> that supports it.. Return to this week and explain what you changed.</w:t>
+      </w:r>
+    </w:p>
+    <w:p>
+      <w:pPr>
+        <w:spacing w:line="336" w:lineRule="auto" w:after="180"/>
+      </w:pPr>
+      <w:r>
+        <w:rPr>
+          <w:b w:val="0"/>
+        </w:rPr>
+        <w:t xml:space="preserve">Review Improve Generalization (ai-4/30). Goal: Plan one </w:t>
+      </w:r>
+      <w:r>
+        <w:rPr>
+          <w:b/>
+        </w:rPr>
+        <w:t>evidence</w:t>
+      </w:r>
+      <w:r>
+        <w:rPr>
+          <w:b w:val="0"/>
+        </w:rPr>
+        <w:t xml:space="preserve">-led change and test it on source-separated validation cases. Short practice: What fresh </w:t>
+      </w:r>
+      <w:r>
+        <w:rPr>
+          <w:b/>
+        </w:rPr>
+        <w:t>evidence</w:t>
+      </w:r>
+      <w:r>
+        <w:rPr>
+          <w:b w:val="0"/>
+        </w:rPr>
+        <w:t xml:space="preserve"> is needed after adding crossed </w:t>
+      </w:r>
+      <w:r>
+        <w:rPr>
+          <w:b/>
+        </w:rPr>
+        <w:t>training</w:t>
+      </w:r>
+      <w:r>
+        <w:rPr>
+          <w:b w:val="0"/>
+        </w:rPr>
+        <w:t xml:space="preserve"> data? Point to the relevant step in the picture, then write the changed result and the rule or </w:t>
+      </w:r>
+      <w:r>
+        <w:rPr>
+          <w:b/>
+        </w:rPr>
+        <w:t>evidence</w:t>
+      </w:r>
+      <w:r>
+        <w:rPr>
+          <w:b w:val="0"/>
+        </w:rPr>
+        <w:t xml:space="preserve"> that supports it.. Return to this week and explain what you changed.</w:t>
+      </w:r>
+    </w:p>
+    <w:p>
+      <w:pPr>
+        <w:spacing w:line="336" w:lineRule="auto" w:after="180"/>
+      </w:pPr>
+      <w:r>
+        <w:rPr>
+          <w:b w:val="0"/>
+        </w:rPr>
+        <w:t>Review Over</w:t>
+      </w:r>
+      <w:r>
+        <w:rPr>
+          <w:b/>
+        </w:rPr>
+        <w:t>fitting</w:t>
+      </w:r>
+      <w:r>
+        <w:rPr>
+          <w:b w:val="0"/>
+        </w:rPr>
+        <w:t xml:space="preserve"> (ai-4/27). Goal: Compare </w:t>
+      </w:r>
+      <w:r>
+        <w:rPr>
+          <w:b/>
+        </w:rPr>
+        <w:t>training</w:t>
+      </w:r>
+      <w:r>
+        <w:rPr>
+          <w:b w:val="0"/>
+        </w:rPr>
+        <w:t xml:space="preserve"> and validation </w:t>
+      </w:r>
+      <w:r>
+        <w:rPr>
+          <w:b/>
+        </w:rPr>
+        <w:t>evidence</w:t>
+      </w:r>
+      <w:r>
+        <w:rPr>
+          <w:b w:val="0"/>
+        </w:rPr>
+        <w:t xml:space="preserve"> for model capacity. Short practice: Does100% </w:t>
+      </w:r>
+      <w:r>
+        <w:rPr>
+          <w:b/>
+        </w:rPr>
+        <w:t>training</w:t>
+      </w:r>
+      <w:r>
+        <w:rPr>
+          <w:b w:val="0"/>
+        </w:rPr>
+        <w:t xml:space="preserve"> accuracy prove Large was always best?</w:t>
+      </w:r>
+    </w:p>
+    <w:p>
+      <w:pPr>
+        <w:spacing w:line="336" w:lineRule="auto" w:after="180"/>
+      </w:pPr>
+      <w:r>
+        <w:rPr>
+          <w:b w:val="0"/>
+        </w:rPr>
+        <w:t xml:space="preserve">Point to the relevant step in the picture, then write the changed result and the rule or </w:t>
+      </w:r>
+      <w:r>
+        <w:rPr>
+          <w:b/>
+        </w:rPr>
+        <w:t>evidence</w:t>
+      </w:r>
+      <w:r>
+        <w:rPr>
+          <w:b w:val="0"/>
+        </w:rPr>
+        <w:t xml:space="preserve"> that supports it.. Return to this week and explain what you changed.</w:t>
+      </w:r>
+    </w:p>
+    <w:p>
+      <w:pPr>
+        <w:spacing w:line="336" w:lineRule="auto" w:after="180"/>
+      </w:pPr>
+      <w:r>
+        <w:rPr>
+          <w:b w:val="0"/>
+        </w:rPr>
+        <w:t xml:space="preserve">Use Download completed work in the hosted lesson to export your answers, reflections, practice feedback and code-run </w:t>
+      </w:r>
+      <w:r>
+        <w:rPr>
+          <w:b/>
+        </w:rPr>
+        <w:t>evidence</w:t>
+      </w:r>
+      <w:r>
+        <w:rPr>
+          <w:b w:val="0"/>
+        </w:rPr>
+        <w:t>. Open the HTML copy to read or print it.</w:t>
+      </w:r>
+    </w:p>
+    <w:p>
+      <w:pPr>
+        <w:spacing w:line="336" w:lineRule="auto" w:after="180"/>
+      </w:pPr>
+      <w:r>
+        <w:rPr>
+          <w:b w:val="0"/>
+        </w:rPr>
+        <w:t>Drafts stay in this browser when storage is available; clear drafts on a shared device.</w:t>
+      </w:r>
+    </w:p>
+    <w:p>
+      <w:pPr>
+        <w:pStyle w:val="Heading3"/>
+      </w:pPr>
+      <w:r>
+        <w:t>What I repaired, the evidence I kept and the next test</w:t>
+      </w:r>
+    </w:p>
+    <w:p>
+      <w:r>
+        <w:t>________________________________________________________________</w:t>
+      </w:r>
+    </w:p>
+    <w:p>
+      <w:r>
+        <w:t>________________________________________________________________</w:t>
+      </w:r>
+    </w:p>
+    <w:p>
+      <w:r>
+        <w:t>________________________________________________________________</w:t>
+      </w:r>
+    </w:p>
+    <w:p>
+      <w:r>
+        <w:t>________________________________________________________________</w:t>
+      </w:r>
+    </w:p>
+    <w:p>
+      <w:r>
+        <w:t>________________________________________________________________</w:t>
+      </w:r>
+    </w:p>
+    <w:p>
+      <w:pPr>
+        <w:pStyle w:val="Heading2"/>
+      </w:pPr>
+      <w:r>
+        <w:t>Earlier wording, alternatives and picture transcripts · reference / check after trying</w:t>
       </w:r>
     </w:p>
     <w:p>
@@ -2124,86 +2455,10 @@
     </w:p>
     <w:p>
       <w:pPr>
-        <w:spacing w:line="336" w:lineRule="auto" w:after="180"/>
-      </w:pPr>
-      <w:r>
-        <w:rPr>
-          <w:b w:val="0"/>
-        </w:rPr>
-        <w:t xml:space="preserve">Write a </w:t>
-      </w:r>
-      <w:r>
-        <w:rPr>
-          <w:b/>
-        </w:rPr>
-        <w:t>model card</w:t>
-      </w:r>
-      <w:r>
-        <w:rPr>
-          <w:b w:val="0"/>
-        </w:rPr>
-        <w:t xml:space="preserve"> whose performance statement can be traced to a concrete evaluation.</w:t>
-      </w:r>
-    </w:p>
-    <w:p>
-      <w:pPr>
         <w:pStyle w:val="Heading3"/>
       </w:pPr>
       <w:r>
-        <w:t>Practice 1: explain the deciding evidence</w:t>
-      </w:r>
-    </w:p>
-    <w:p>
-      <w:pPr>
-        <w:spacing w:line="336" w:lineRule="auto" w:after="180"/>
-      </w:pPr>
-      <w:r>
-        <w:rPr>
-          <w:b w:val="0"/>
-        </w:rPr>
-        <w:t>Which labelled step matches this detail? Do not claim all cameras, outdoor conditions or disease diagnosis were validated.</w:t>
-      </w:r>
-    </w:p>
-    <w:p>
-      <w:pPr>
-        <w:spacing w:line="336" w:lineRule="auto" w:after="180"/>
-        <w:shd w:fill="F4F9FC"/>
-      </w:pPr>
-      <w:r>
-        <w:rPr>
-          <w:b w:val="0"/>
-        </w:rPr>
-        <w:t xml:space="preserve">1. Name </w:t>
-      </w:r>
-      <w:r>
-        <w:rPr>
-          <w:b/>
-        </w:rPr>
-        <w:t>evidence</w:t>
-      </w:r>
-    </w:p>
-    <w:p>
-      <w:pPr>
-        <w:spacing w:line="336" w:lineRule="auto" w:after="180"/>
-        <w:shd w:fill="F4F9FC"/>
-      </w:pPr>
-      <w:r>
-        <w:rPr>
-          <w:b w:val="0"/>
-        </w:rPr>
-        <w:t>2. State limits</w:t>
-      </w:r>
-    </w:p>
-    <w:p>
-      <w:pPr>
-        <w:spacing w:line="336" w:lineRule="auto" w:after="180"/>
-        <w:shd w:fill="F4F9FC"/>
-      </w:pPr>
-      <w:r>
-        <w:rPr>
-          <w:b w:val="0"/>
-        </w:rPr>
-        <w:t>3. Compare baseline</w:t>
+        <w:t>Repair a missing building block</w:t>
       </w:r>
     </w:p>
     <w:p>
@@ -2211,592 +2466,25 @@
         <w:pStyle w:val="Heading3"/>
       </w:pPr>
       <w:r>
-        <w:t>My selected conclusion, deciding fact and explanation</w:t>
-      </w:r>
-    </w:p>
-    <w:p>
-      <w:r>
-        <w:t>________________________________________________________________</w:t>
-      </w:r>
-    </w:p>
-    <w:p>
-      <w:r>
-        <w:t>________________________________________________________________</w:t>
-      </w:r>
-    </w:p>
-    <w:p>
-      <w:r>
-        <w:t>________________________________________________________________</w:t>
-      </w:r>
-    </w:p>
-    <w:p>
-      <w:r>
-        <w:t>________________________________________________________________</w:t>
-      </w:r>
-    </w:p>
-    <w:p>
-      <w:r>
-        <w:t>________________________________________________________________</w:t>
-      </w:r>
-    </w:p>
-    <w:p>
-      <w:pPr>
-        <w:pStyle w:val="Heading3"/>
-      </w:pPr>
-      <w:r>
-        <w:t>Hint · try first</w:t>
-      </w:r>
-    </w:p>
-    <w:p>
-      <w:pPr>
-        <w:spacing w:line="336" w:lineRule="auto" w:after="180"/>
-        <w:shd w:fill="F1F6F8"/>
-      </w:pPr>
-      <w:r>
-        <w:rPr>
-          <w:b w:val="0"/>
-        </w:rPr>
-        <w:t>Hint if needed: Read the steps in the pictorial case. Match the supplied detail to the stage that performs or records it.</w:t>
-      </w:r>
-    </w:p>
-    <w:p>
-      <w:pPr>
-        <w:pStyle w:val="Heading3"/>
-      </w:pPr>
-      <w:r>
-        <w:t>Feedback · compare after trying</w:t>
-      </w:r>
-    </w:p>
-    <w:p>
-      <w:pPr>
-        <w:spacing w:line="336" w:lineRule="auto" w:after="180"/>
-        <w:shd w:fill="F1F6FC"/>
-      </w:pPr>
-      <w:r>
-        <w:rPr>
-          <w:b w:val="0"/>
-        </w:rPr>
-        <w:t>After your attempt, compare with the supported explanation: State limits Do not claim all cameras, outdoor conditions or disease diagnosis were validated. Read the picture in order.</w:t>
-      </w:r>
-    </w:p>
-    <w:p>
-      <w:pPr>
-        <w:spacing w:line="336" w:lineRule="auto" w:after="180"/>
-        <w:shd w:fill="F1F6FC"/>
-      </w:pPr>
-      <w:r>
-        <w:rPr>
-          <w:b w:val="0"/>
-        </w:rPr>
-        <w:t xml:space="preserve">Do not claim all cameras, outdoor conditions or disease diagnosis were validated. The arrows show which recorded </w:t>
-      </w:r>
-      <w:r>
-        <w:rPr>
-          <w:b/>
-        </w:rPr>
-        <w:t>input</w:t>
-      </w:r>
-      <w:r>
-        <w:rPr>
-          <w:b w:val="0"/>
-        </w:rPr>
-        <w:t xml:space="preserve"> or intermediate result each decision uses.</w:t>
-      </w:r>
-    </w:p>
-    <w:p>
-      <w:pPr>
-        <w:spacing w:line="336" w:lineRule="auto" w:after="180"/>
-        <w:shd w:fill="F1F6FC"/>
-      </w:pPr>
-      <w:r>
-        <w:rPr>
-          <w:b w:val="0"/>
-        </w:rPr>
-        <w:t>Explain the deciding step aloud before checking the changed case; pointing to the final answer alone does not show how it follows.</w:t>
-      </w:r>
-    </w:p>
-    <w:p>
-      <w:pPr>
-        <w:pStyle w:val="Heading3"/>
-      </w:pPr>
-      <w:r>
-        <w:t>Practice 2: explain the deciding evidence</w:t>
-      </w:r>
-    </w:p>
-    <w:p>
-      <w:pPr>
-        <w:pStyle w:val="Heading3"/>
-      </w:pPr>
-      <w:r>
-        <w:t>Changed case · predict first</w:t>
-      </w:r>
-    </w:p>
-    <w:p>
-      <w:pPr>
-        <w:spacing w:line="336" w:lineRule="auto" w:after="180"/>
-        <w:shd w:fill="F5F1FB"/>
-      </w:pPr>
-      <w:r>
-        <w:rPr>
-          <w:b w:val="0"/>
-        </w:rPr>
-        <w:t>Changed-case practice: The publicity sentence becomes “</w:t>
-      </w:r>
-      <w:r>
-        <w:rPr>
-          <w:b/>
-        </w:rPr>
-        <w:t>80%</w:t>
-      </w:r>
-      <w:r>
-        <w:rPr>
-          <w:b w:val="0"/>
-        </w:rPr>
-        <w:t xml:space="preserve"> accurate for every plant”. Which conclusion is supported by the supplied facts?</w:t>
-      </w:r>
-    </w:p>
-    <w:p>
-      <w:pPr>
-        <w:spacing w:line="336" w:lineRule="auto" w:after="180"/>
-        <w:shd w:fill="F4F9FC"/>
-      </w:pPr>
-      <w:r>
-        <w:rPr>
-          <w:b w:val="0"/>
-        </w:rPr>
-        <w:t xml:space="preserve">1. We can decide the result without examining the changed </w:t>
-      </w:r>
-      <w:r>
-        <w:rPr>
-          <w:b/>
-        </w:rPr>
-        <w:t>input</w:t>
-      </w:r>
-      <w:r>
-        <w:rPr>
-          <w:b w:val="0"/>
-        </w:rPr>
-        <w:t xml:space="preserve"> or the procedure.</w:t>
-      </w:r>
-    </w:p>
-    <w:p>
-      <w:pPr>
-        <w:spacing w:line="336" w:lineRule="auto" w:after="180"/>
-        <w:shd w:fill="F4F9FC"/>
-      </w:pPr>
-      <w:r>
-        <w:rPr>
-          <w:b w:val="0"/>
-        </w:rPr>
-        <w:t xml:space="preserve">2. This one example guarantees correct results for every future </w:t>
-      </w:r>
-      <w:r>
-        <w:rPr>
-          <w:b/>
-        </w:rPr>
-        <w:t>input</w:t>
-      </w:r>
-      <w:r>
-        <w:rPr>
-          <w:b w:val="0"/>
-        </w:rPr>
-        <w:t>.</w:t>
-      </w:r>
-    </w:p>
-    <w:p>
-      <w:pPr>
-        <w:spacing w:line="336" w:lineRule="auto" w:after="180"/>
-        <w:shd w:fill="F4F9FC"/>
-      </w:pPr>
-      <w:r>
-        <w:rPr>
-          <w:b w:val="0"/>
-        </w:rPr>
-        <w:t>3. Reject that unbounded statement.</w:t>
-      </w:r>
-    </w:p>
-    <w:p>
-      <w:pPr>
-        <w:pStyle w:val="Heading3"/>
-      </w:pPr>
-      <w:r>
-        <w:t>My selected conclusion, deciding fact and explanation</w:t>
-      </w:r>
-    </w:p>
-    <w:p>
-      <w:r>
-        <w:t>________________________________________________________________</w:t>
-      </w:r>
-    </w:p>
-    <w:p>
-      <w:r>
-        <w:t>________________________________________________________________</w:t>
-      </w:r>
-    </w:p>
-    <w:p>
-      <w:r>
-        <w:t>________________________________________________________________</w:t>
-      </w:r>
-    </w:p>
-    <w:p>
-      <w:r>
-        <w:t>________________________________________________________________</w:t>
-      </w:r>
-    </w:p>
-    <w:p>
-      <w:r>
-        <w:t>________________________________________________________________</w:t>
-      </w:r>
-    </w:p>
-    <w:p>
-      <w:pPr>
-        <w:pStyle w:val="Heading3"/>
-      </w:pPr>
-      <w:r>
-        <w:t>Hint · try first</w:t>
-      </w:r>
-    </w:p>
-    <w:p>
-      <w:pPr>
-        <w:spacing w:line="336" w:lineRule="auto" w:after="180"/>
-        <w:shd w:fill="F1F6F8"/>
-      </w:pPr>
-      <w:r>
-        <w:rPr>
-          <w:b w:val="0"/>
-        </w:rPr>
-        <w:t>Hint if needed: Use the changed condition and the deciding step in the pictorial trace. The answer must say what follows from those facts.</w:t>
-      </w:r>
-    </w:p>
-    <w:p>
-      <w:pPr>
-        <w:pStyle w:val="Heading3"/>
-      </w:pPr>
-      <w:r>
-        <w:t>Feedback · compare after trying</w:t>
-      </w:r>
-    </w:p>
-    <w:p>
-      <w:pPr>
-        <w:spacing w:line="336" w:lineRule="auto" w:after="180"/>
-        <w:shd w:fill="F1F6FC"/>
-      </w:pPr>
-      <w:r>
-        <w:rPr>
-          <w:b w:val="0"/>
-        </w:rPr>
-        <w:t>After your attempt, compare with the supported explanation: Reject that unbounded statement. The measured rate belongs to twenty related indoor photos, not every plant or setting.</w:t>
-      </w:r>
-    </w:p>
-    <w:p>
-      <w:pPr>
-        <w:pStyle w:val="Heading3"/>
-      </w:pPr>
-      <w:r>
-        <w:t>Repair a missing building block</w:t>
-      </w:r>
-    </w:p>
-    <w:p>
-      <w:pPr>
-        <w:spacing w:line="336" w:lineRule="auto" w:after="180"/>
-      </w:pPr>
-      <w:r>
-        <w:rPr>
-          <w:b w:val="0"/>
-        </w:rPr>
-        <w:t xml:space="preserve">Review Proxy Features and Fairness (ai-4/32). Goal: Identify possible proxy features. Short practice: What </w:t>
-      </w:r>
-      <w:r>
-        <w:rPr>
-          <w:b/>
-        </w:rPr>
-        <w:t>evidence</w:t>
-      </w:r>
-      <w:r>
-        <w:rPr>
-          <w:b w:val="0"/>
-        </w:rPr>
-        <w:t xml:space="preserve"> contradicts the original “all setting information removed” claim?</w:t>
-      </w:r>
-    </w:p>
-    <w:p>
-      <w:pPr>
-        <w:spacing w:line="336" w:lineRule="auto" w:after="180"/>
-      </w:pPr>
-      <w:r>
-        <w:rPr>
-          <w:b w:val="0"/>
-        </w:rPr>
-        <w:t xml:space="preserve">Point to the relevant step in the picture, then write the changed result and the rule or </w:t>
-      </w:r>
-      <w:r>
-        <w:rPr>
-          <w:b/>
-        </w:rPr>
-        <w:t>evidence</w:t>
-      </w:r>
-      <w:r>
-        <w:rPr>
-          <w:b w:val="0"/>
-        </w:rPr>
-        <w:t xml:space="preserve"> that supports it.. Return to this week and explain what you changed.</w:t>
-      </w:r>
-    </w:p>
-    <w:p>
-      <w:pPr>
-        <w:spacing w:line="336" w:lineRule="auto" w:after="180"/>
-      </w:pPr>
-      <w:r>
-        <w:rPr>
-          <w:b w:val="0"/>
-        </w:rPr>
-        <w:t xml:space="preserve">Review Improve Generalization (ai-4/30). Goal: Compare </w:t>
-      </w:r>
-      <w:r>
-        <w:rPr>
-          <w:b/>
-        </w:rPr>
-        <w:t>training</w:t>
-      </w:r>
-      <w:r>
-        <w:rPr>
-          <w:b w:val="0"/>
-        </w:rPr>
-        <w:t xml:space="preserve"> and validation </w:t>
-      </w:r>
-      <w:r>
-        <w:rPr>
-          <w:b/>
-        </w:rPr>
-        <w:t>evidence</w:t>
-      </w:r>
-      <w:r>
-        <w:rPr>
-          <w:b w:val="0"/>
-        </w:rPr>
-        <w:t xml:space="preserve"> for model capacity. Short practice: What fresh </w:t>
-      </w:r>
-      <w:r>
-        <w:rPr>
-          <w:b/>
-        </w:rPr>
-        <w:t>evidence</w:t>
-      </w:r>
-      <w:r>
-        <w:rPr>
-          <w:b w:val="0"/>
-        </w:rPr>
-        <w:t xml:space="preserve"> is needed after adding crossed </w:t>
-      </w:r>
-      <w:r>
-        <w:rPr>
-          <w:b/>
-        </w:rPr>
-        <w:t>training</w:t>
-      </w:r>
-      <w:r>
-        <w:rPr>
-          <w:b w:val="0"/>
-        </w:rPr>
-        <w:t xml:space="preserve"> data?</w:t>
-      </w:r>
-    </w:p>
-    <w:p>
-      <w:pPr>
-        <w:spacing w:line="336" w:lineRule="auto" w:after="180"/>
-      </w:pPr>
-      <w:r>
-        <w:rPr>
-          <w:b w:val="0"/>
-        </w:rPr>
-        <w:t xml:space="preserve">Point to the relevant step in the picture, then write the changed result and the rule or </w:t>
-      </w:r>
-      <w:r>
-        <w:rPr>
-          <w:b/>
-        </w:rPr>
-        <w:t>evidence</w:t>
-      </w:r>
-      <w:r>
-        <w:rPr>
-          <w:b w:val="0"/>
-        </w:rPr>
-        <w:t xml:space="preserve"> that supports it.. Return to this week and explain what you changed.</w:t>
-      </w:r>
-    </w:p>
-    <w:p>
-      <w:pPr>
-        <w:spacing w:line="336" w:lineRule="auto" w:after="180"/>
-      </w:pPr>
-      <w:r>
-        <w:rPr>
-          <w:b w:val="0"/>
-        </w:rPr>
-        <w:t>Review Over</w:t>
-      </w:r>
-      <w:r>
-        <w:rPr>
-          <w:b/>
-        </w:rPr>
-        <w:t>fitting</w:t>
-      </w:r>
-      <w:r>
-        <w:rPr>
-          <w:b w:val="0"/>
-        </w:rPr>
-        <w:t xml:space="preserve"> (ai-4/27). Goal: Compare </w:t>
-      </w:r>
-      <w:r>
-        <w:rPr>
-          <w:b/>
-        </w:rPr>
-        <w:t>training</w:t>
-      </w:r>
-      <w:r>
-        <w:rPr>
-          <w:b w:val="0"/>
-        </w:rPr>
-        <w:t xml:space="preserve"> and validation </w:t>
-      </w:r>
-      <w:r>
-        <w:rPr>
-          <w:b/>
-        </w:rPr>
-        <w:t>evidence</w:t>
-      </w:r>
-      <w:r>
-        <w:rPr>
-          <w:b w:val="0"/>
-        </w:rPr>
-        <w:t xml:space="preserve"> for model capacity. Short practice: Does100% </w:t>
-      </w:r>
-      <w:r>
-        <w:rPr>
-          <w:b/>
-        </w:rPr>
-        <w:t>training</w:t>
-      </w:r>
-      <w:r>
-        <w:rPr>
-          <w:b w:val="0"/>
-        </w:rPr>
-        <w:t xml:space="preserve"> accuracy prove Large was always best?</w:t>
-      </w:r>
-    </w:p>
-    <w:p>
-      <w:pPr>
-        <w:spacing w:line="336" w:lineRule="auto" w:after="180"/>
-      </w:pPr>
-      <w:r>
-        <w:rPr>
-          <w:b w:val="0"/>
-        </w:rPr>
-        <w:t xml:space="preserve">Point to the relevant step in the picture, then write the changed result and the rule or </w:t>
-      </w:r>
-      <w:r>
-        <w:rPr>
-          <w:b/>
-        </w:rPr>
-        <w:t>evidence</w:t>
-      </w:r>
-      <w:r>
-        <w:rPr>
-          <w:b w:val="0"/>
-        </w:rPr>
-        <w:t xml:space="preserve"> that supports it.. Return to this week and explain what you changed.</w:t>
-      </w:r>
-    </w:p>
-    <w:p>
-      <w:pPr>
-        <w:pStyle w:val="Heading3"/>
-      </w:pPr>
-      <w:r>
         <w:t>Keep your completed work</w:t>
       </w:r>
     </w:p>
     <w:p>
       <w:pPr>
-        <w:spacing w:line="336" w:lineRule="auto" w:after="180"/>
-      </w:pPr>
-      <w:r>
-        <w:rPr>
-          <w:b w:val="0"/>
-        </w:rPr>
-        <w:t xml:space="preserve">Use Download completed work in the hosted lesson to export your answers, reflections, practice feedback and code-run </w:t>
-      </w:r>
-      <w:r>
-        <w:rPr>
-          <w:b/>
-        </w:rPr>
-        <w:t>evidence</w:t>
-      </w:r>
-      <w:r>
-        <w:rPr>
-          <w:b w:val="0"/>
-        </w:rPr>
-        <w:t>. Open the HTML copy to read or print it.</w:t>
-      </w:r>
-    </w:p>
-    <w:p>
-      <w:pPr>
-        <w:spacing w:line="336" w:lineRule="auto" w:after="180"/>
-      </w:pPr>
-      <w:r>
-        <w:rPr>
-          <w:b w:val="0"/>
-        </w:rPr>
-        <w:t>Drafts stay in this browser when storage is available; clear drafts on a shared device.</w:t>
-      </w:r>
-    </w:p>
-    <w:p>
-      <w:pPr>
-        <w:pStyle w:val="Heading3"/>
-      </w:pPr>
-      <w:r>
-        <w:t>What I repaired, the evidence I kept and the next test</w:t>
-      </w:r>
-    </w:p>
-    <w:p>
-      <w:r>
-        <w:t>________________________________________________________________</w:t>
-      </w:r>
-    </w:p>
-    <w:p>
-      <w:r>
-        <w:t>________________________________________________________________</w:t>
-      </w:r>
-    </w:p>
-    <w:p>
-      <w:r>
-        <w:t>________________________________________________________________</w:t>
-      </w:r>
-    </w:p>
-    <w:p>
-      <w:r>
-        <w:t>________________________________________________________________</w:t>
-      </w:r>
-    </w:p>
-    <w:p>
-      <w:r>
-        <w:t>________________________________________________________________</w:t>
-      </w:r>
-    </w:p>
-    <w:p>
-      <w:pPr>
         <w:pStyle w:val="Heading1"/>
       </w:pPr>
       <w:r>
-        <w:t>21. Visual concept journey</w:t>
-      </w:r>
-    </w:p>
-    <w:p>
-      <w:r>
-        <w:t>Explain each Model Cards and Human Review picture from its labels, then record a relevant limit.</w:t>
-      </w:r>
-    </w:p>
-    <w:p>
-      <w:pPr>
-        <w:pStyle w:val="Heading3"/>
+        <w:t>21. Reference · Six-picture response sheets</w:t>
+      </w:r>
+    </w:p>
+    <w:p>
+      <w:r>
+        <w:t>Choose the relevant picture instead of repeating every task.</w:t>
+      </w:r>
+    </w:p>
+    <w:p>
+      <w:pPr>
+        <w:pStyle w:val="Heading2"/>
       </w:pPr>
       <w:r>
         <w:t>01. Model Cards and Human Review: the case</w:t>
@@ -2887,7 +2575,6 @@
     <w:p>
       <w:pPr>
         <w:spacing w:line="336" w:lineRule="auto" w:after="180"/>
-        <w:shd w:fill="F5F1FB"/>
       </w:pPr>
       <w:r>
         <w:rPr>
@@ -2926,7 +2613,7 @@
     </w:p>
     <w:p>
       <w:pPr>
-        <w:pStyle w:val="Heading3"/>
+        <w:pStyle w:val="Heading2"/>
       </w:pPr>
       <w:r>
         <w:t>02. Follow the deciding steps</w:t>
@@ -3018,7 +2705,6 @@
     <w:p>
       <w:pPr>
         <w:spacing w:line="336" w:lineRule="auto" w:after="180"/>
-        <w:shd w:fill="F5F1FB"/>
       </w:pPr>
       <w:r>
         <w:rPr>
@@ -3069,7 +2755,7 @@
     </w:p>
     <w:p>
       <w:pPr>
-        <w:pStyle w:val="Heading3"/>
+        <w:pStyle w:val="Heading2"/>
       </w:pPr>
       <w:r>
         <w:t>03. Model cards and review at a glance</w:t>
@@ -3143,7 +2829,6 @@
     <w:p>
       <w:pPr>
         <w:spacing w:line="336" w:lineRule="auto" w:after="180"/>
-        <w:shd w:fill="F5F1FB"/>
       </w:pPr>
       <w:r>
         <w:rPr>
@@ -3182,7 +2867,7 @@
     </w:p>
     <w:p>
       <w:pPr>
-        <w:pStyle w:val="Heading3"/>
+        <w:pStyle w:val="Heading2"/>
       </w:pPr>
       <w:r>
         <w:t>04. Change one thing. Trace what follows.</w:t>
@@ -3261,7 +2946,6 @@
     <w:p>
       <w:pPr>
         <w:spacing w:line="336" w:lineRule="auto" w:after="180"/>
-        <w:shd w:fill="F5F1FB"/>
       </w:pPr>
       <w:r>
         <w:rPr>
@@ -3300,7 +2984,7 @@
     </w:p>
     <w:p>
       <w:pPr>
-        <w:pStyle w:val="Heading3"/>
+        <w:pStyle w:val="Heading2"/>
       </w:pPr>
       <w:r>
         <w:t>05. Connect the explanation to its limit</w:t>
@@ -3414,7 +3098,6 @@
     <w:p>
       <w:pPr>
         <w:spacing w:line="336" w:lineRule="auto" w:after="180"/>
-        <w:shd w:fill="F5F1FB"/>
       </w:pPr>
       <w:r>
         <w:rPr>
@@ -3453,7 +3136,7 @@
     </w:p>
     <w:p>
       <w:pPr>
-        <w:pStyle w:val="Heading3"/>
+        <w:pStyle w:val="Heading2"/>
       </w:pPr>
       <w:r>
         <w:t>06. Make the idea visible in your project</w:t>
@@ -3567,7 +3250,6 @@
     <w:p>
       <w:pPr>
         <w:spacing w:line="336" w:lineRule="auto" w:after="180"/>
-        <w:shd w:fill="F5F1FB"/>
       </w:pPr>
       <w:r>
         <w:rPr>
@@ -3614,6 +3296,62 @@
     <w:p>
       <w:r>
         <w:t>________________________________________________________________</w:t>
+      </w:r>
+    </w:p>
+    <w:p>
+      <w:pPr>
+        <w:pStyle w:val="Heading2"/>
+      </w:pPr>
+      <w:r>
+        <w:t>Earlier wording, alternatives and picture transcripts · reference / check after trying</w:t>
+      </w:r>
+    </w:p>
+    <w:p>
+      <w:pPr>
+        <w:pStyle w:val="Heading3"/>
+      </w:pPr>
+      <w:r>
+        <w:t>01. Model Cards and Human Review: the case</w:t>
+      </w:r>
+    </w:p>
+    <w:p>
+      <w:pPr>
+        <w:pStyle w:val="Heading3"/>
+      </w:pPr>
+      <w:r>
+        <w:t>02. Follow the deciding steps</w:t>
+      </w:r>
+    </w:p>
+    <w:p>
+      <w:pPr>
+        <w:pStyle w:val="Heading3"/>
+      </w:pPr>
+      <w:r>
+        <w:t>03. Model cards and review at a glance</w:t>
+      </w:r>
+    </w:p>
+    <w:p>
+      <w:pPr>
+        <w:pStyle w:val="Heading3"/>
+      </w:pPr>
+      <w:r>
+        <w:t>04. Change one thing. Trace what follows.</w:t>
+      </w:r>
+    </w:p>
+    <w:p>
+      <w:pPr>
+        <w:pStyle w:val="Heading3"/>
+      </w:pPr>
+      <w:r>
+        <w:t>05. Connect the explanation to its limit</w:t>
+      </w:r>
+    </w:p>
+    <w:p>
+      <w:pPr>
+        <w:pStyle w:val="Heading3"/>
+      </w:pPr>
+      <w:r>
+        <w:t>06. Make the idea visible in your project</w:t>
       </w:r>
     </w:p>
     <w:sectPr>
